--- a/public/template2.docx
+++ b/public/template2.docx
@@ -177,27 +177,8 @@
             <w:hideMark/>
           </w:tcPr>
           <w:p>
-            <w:pPr>
-              <w:overflowPunct/>
-              <w:autoSpaceDE/>
-              <w:autoSpaceDN/>
-              <w:adjustRightInd/>
-              <w:textAlignment w:val="auto"/>
-              <w:rPr>
-                <w:rFonts w:ascii="Arial Nova Cond" w:hAnsi="Arial Nova Cond"/>
-                <w:b/>
-                <w:bCs/>
-                <w:lang w:val="en-MY"/>
-              </w:rPr>
-            </w:pPr>
-            <w:r>
-              <w:rPr>
-                <w:rFonts w:ascii="Arial Nova Cond" w:hAnsi="Arial Nova Cond"/>
-                <w:b/>
-                <w:bCs/>
-                <w:lang w:val="en-MY"/>
-              </w:rPr>
-              <w:t> </w:t>
+            <w:r>
+              <w:t>{siteName}</w:t>
             </w:r>
           </w:p>
         </w:tc>
@@ -380,27 +361,8 @@
             <w:hideMark/>
           </w:tcPr>
           <w:p>
-            <w:pPr>
-              <w:overflowPunct/>
-              <w:autoSpaceDE/>
-              <w:autoSpaceDN/>
-              <w:adjustRightInd/>
-              <w:textAlignment w:val="auto"/>
-              <w:rPr>
-                <w:rFonts w:ascii="Arial Nova Cond" w:hAnsi="Arial Nova Cond"/>
-                <w:b/>
-                <w:bCs/>
-                <w:lang w:val="en-MY"/>
-              </w:rPr>
-            </w:pPr>
-            <w:r>
-              <w:rPr>
-                <w:rFonts w:ascii="Arial Nova Cond" w:hAnsi="Arial Nova Cond"/>
-                <w:b/>
-                <w:bCs/>
-                <w:lang w:val="en-MY"/>
-              </w:rPr>
-              <w:t> </w:t>
+            <w:r>
+              <w:t>{startDate}</w:t>
             </w:r>
           </w:p>
         </w:tc>
@@ -463,27 +425,8 @@
             <w:hideMark/>
           </w:tcPr>
           <w:p>
-            <w:pPr>
-              <w:overflowPunct/>
-              <w:autoSpaceDE/>
-              <w:autoSpaceDN/>
-              <w:adjustRightInd/>
-              <w:textAlignment w:val="auto"/>
-              <w:rPr>
-                <w:rFonts w:ascii="Arial Nova Cond" w:hAnsi="Arial Nova Cond"/>
-                <w:b/>
-                <w:bCs/>
-                <w:lang w:val="en-MY"/>
-              </w:rPr>
-            </w:pPr>
-            <w:r>
-              <w:rPr>
-                <w:rFonts w:ascii="Arial Nova Cond" w:hAnsi="Arial Nova Cond"/>
-                <w:b/>
-                <w:bCs/>
-                <w:lang w:val="en-MY"/>
-              </w:rPr>
-              <w:t> </w:t>
+            <w:r>
+              <w:t>{endDate}</w:t>
             </w:r>
           </w:p>
         </w:tc>
@@ -552,27 +495,8 @@
             <w:hideMark/>
           </w:tcPr>
           <w:p>
-            <w:pPr>
-              <w:overflowPunct/>
-              <w:autoSpaceDE/>
-              <w:autoSpaceDN/>
-              <w:adjustRightInd/>
-              <w:textAlignment w:val="auto"/>
-              <w:rPr>
-                <w:rFonts w:ascii="Arial Nova Cond" w:hAnsi="Arial Nova Cond"/>
-                <w:b/>
-                <w:bCs/>
-                <w:lang w:val="en-MY"/>
-              </w:rPr>
-            </w:pPr>
-            <w:r>
-              <w:rPr>
-                <w:rFonts w:ascii="Arial Nova Cond" w:hAnsi="Arial Nova Cond"/>
-                <w:b/>
-                <w:bCs/>
-                <w:lang w:val="en-MY"/>
-              </w:rPr>
-              <w:t> </w:t>
+            <w:r>
+              <w:t>{subcon}</w:t>
             </w:r>
           </w:p>
         </w:tc>
@@ -641,51 +565,10 @@
             <w:hideMark/>
           </w:tcPr>
           <w:p>
-            <w:pPr>
-              <w:overflowPunct/>
-              <w:autoSpaceDE/>
-              <w:autoSpaceDN/>
-              <w:adjustRightInd/>
-              <w:textAlignment w:val="auto"/>
-              <w:rPr>
-                <w:rFonts w:ascii="Arial Nova Cond" w:hAnsi="Arial Nova Cond"/>
-                <w:b/>
-                <w:bCs/>
-                <w:lang w:val="en-MY"/>
-              </w:rPr>
-            </w:pPr>
-            <w:r>
-              <w:rPr>
-                <w:rFonts w:ascii="Arial Nova Cond" w:hAnsi="Arial Nova Cond"/>
-                <w:b/>
-                <w:bCs/>
-                <w:lang w:val="en-MY"/>
-              </w:rPr>
-              <w:t> </w:t>
-            </w:r>
-          </w:p>
-          <w:p>
-            <w:pPr>
-              <w:overflowPunct/>
-              <w:autoSpaceDE/>
-              <w:autoSpaceDN/>
-              <w:adjustRightInd/>
-              <w:textAlignment w:val="auto"/>
-              <w:rPr>
-                <w:rFonts w:ascii="Arial Nova Cond" w:hAnsi="Arial Nova Cond"/>
-                <w:b/>
-                <w:bCs/>
-                <w:lang w:val="en-MY"/>
-              </w:rPr>
-            </w:pPr>
-            <w:r>
-              <w:rPr>
-                <w:rFonts w:ascii="Arial Nova Cond" w:hAnsi="Arial Nova Cond"/>
-                <w:b/>
-                <w:bCs/>
-                <w:lang w:val="en-MY"/>
-              </w:rPr>
-              <w:t> </w:t>
+            <w:r>
+              <w:t>{pic_name}</w:t>
+              <w:br/>
+              <w:t>{pic_number}</w:t>
             </w:r>
           </w:p>
         </w:tc>
@@ -1235,29 +1118,10 @@
             <w:hideMark/>
           </w:tcPr>
           <w:p>
-            <w:pPr>
-              <w:overflowPunct/>
-              <w:autoSpaceDE/>
-              <w:autoSpaceDN/>
-              <w:adjustRightInd/>
-              <w:textAlignment w:val="auto"/>
-              <w:rPr>
-                <w:rFonts w:ascii="Arial Nova Cond" w:hAnsi="Arial Nova Cond"/>
-                <w:lang w:val="en-MY"/>
-              </w:rPr>
-            </w:pPr>
-            <w:r>
-              <w:rPr>
-                <w:rFonts w:ascii="Arial Nova Cond" w:hAnsi="Arial Nova Cond"/>
-              </w:rPr>
-              <w:t>[Brand &amp; Model &amp; Serial Num]</w:t>
-            </w:r>
-            <w:r>
-              <w:rPr>
-                <w:rFonts w:ascii="Arial Nova Cond" w:hAnsi="Arial Nova Cond"/>
-                <w:lang w:val="en-MY"/>
-              </w:rPr>
-              <w:t> </w:t>
+            <w:r>
+              <w:t>{inverterBrand}</w:t>
+              <w:br/>
+              <w:t>{inverterSn}</w:t>
             </w:r>
           </w:p>
         </w:tc>
@@ -1459,29 +1323,8 @@
             <w:hideMark/>
           </w:tcPr>
           <w:p>
-            <w:pPr>
-              <w:overflowPunct/>
-              <w:autoSpaceDE/>
-              <w:autoSpaceDN/>
-              <w:adjustRightInd/>
-              <w:textAlignment w:val="auto"/>
-              <w:rPr>
-                <w:rFonts w:ascii="Arial Nova Cond" w:hAnsi="Arial Nova Cond"/>
-                <w:lang w:val="en-MY"/>
-              </w:rPr>
-            </w:pPr>
-            <w:r>
-              <w:rPr>
-                <w:rFonts w:ascii="Arial Nova Cond" w:hAnsi="Arial Nova Cond"/>
-              </w:rPr>
-              <w:t>[Brand &amp; Model]</w:t>
-            </w:r>
-            <w:r>
-              <w:rPr>
-                <w:rFonts w:ascii="Arial Nova Cond" w:hAnsi="Arial Nova Cond"/>
-                <w:lang w:val="en-MY"/>
-              </w:rPr>
-              <w:t> </w:t>
+            <w:r>
+              <w:t>{subcon}</w:t>
             </w:r>
           </w:p>
         </w:tc>
@@ -3450,317 +3293,34 @@
             <w:hideMark/>
           </w:tcPr>
           <w:p>
-            <w:pPr>
-              <w:overflowPunct/>
-              <w:autoSpaceDE/>
-              <w:autoSpaceDN/>
-              <w:adjustRightInd/>
-              <w:textAlignment w:val="auto"/>
-              <w:rPr>
-                <w:rFonts w:ascii="Arial Nova Cond" w:hAnsi="Arial Nova Cond"/>
-                <w:b/>
-                <w:lang w:val="en-MY"/>
-              </w:rPr>
-            </w:pPr>
-            <w:r>
-              <w:rPr>
-                <w:rFonts w:ascii="Arial Nova Cond" w:hAnsi="Arial Nova Cond"/>
-                <w:b/>
-                <w:bCs/>
-                <w:lang w:val="en-MY"/>
-              </w:rPr>
-              <w:t> </w:t>
-            </w:r>
-            <w:r>
-              <w:rPr>
-                <w:rFonts w:ascii="Arial Nova Cond" w:hAnsi="Arial Nova Cond"/>
-                <w:lang w:val="en-MY"/>
-              </w:rPr>
-              <w:t>1.Mounting Hooks and brackets (Hook bracket/L-feet)</w:t>
-            </w:r>
-          </w:p>
-          <w:p>
-            <w:pPr>
-              <w:overflowPunct/>
-              <w:autoSpaceDE/>
-              <w:autoSpaceDN/>
-              <w:adjustRightInd/>
-              <w:textAlignment w:val="auto"/>
-              <w:rPr>
-                <w:rFonts w:ascii="Arial Nova Cond" w:hAnsi="Arial Nova Cond"/>
-                <w:lang w:val="en-MY"/>
-              </w:rPr>
-            </w:pPr>
-            <w:r>
-              <w:rPr>
-                <w:rFonts w:ascii="Arial Nova Cond" w:hAnsi="Arial Nova Cond"/>
-                <w:lang w:val="en-MY"/>
-              </w:rPr>
-              <w:t> </w:t>
-            </w:r>
-          </w:p>
-          <w:p>
-            <w:pPr>
-              <w:overflowPunct/>
-              <w:autoSpaceDE/>
-              <w:autoSpaceDN/>
-              <w:adjustRightInd/>
-              <w:textAlignment w:val="auto"/>
-              <w:rPr>
-                <w:rFonts w:ascii="Arial Nova Cond" w:hAnsi="Arial Nova Cond"/>
-                <w:b/>
-                <w:bCs/>
-                <w:lang w:val="en-MY"/>
-              </w:rPr>
-            </w:pPr>
-            <w:r>
-              <w:rPr>
-                <w:rFonts w:ascii="Arial Nova Cond" w:hAnsi="Arial Nova Cond"/>
-                <w:b/>
-                <w:bCs/>
-                <w:lang w:val="en-MY"/>
-              </w:rPr>
-              <w:t> </w:t>
-            </w:r>
-          </w:p>
-          <w:p>
-            <w:pPr>
-              <w:overflowPunct/>
-              <w:autoSpaceDE/>
-              <w:autoSpaceDN/>
-              <w:adjustRightInd/>
-              <w:textAlignment w:val="auto"/>
-              <w:rPr>
-                <w:rFonts w:ascii="Arial Nova Cond" w:hAnsi="Arial Nova Cond"/>
-                <w:b/>
-                <w:bCs/>
-                <w:lang w:val="en-MY"/>
-              </w:rPr>
-            </w:pPr>
-            <w:r>
-              <w:rPr>
-                <w:rFonts w:ascii="Arial Nova Cond" w:hAnsi="Arial Nova Cond"/>
-                <w:b/>
-                <w:bCs/>
-                <w:lang w:val="en-MY"/>
-              </w:rPr>
-              <w:t> </w:t>
-            </w:r>
-          </w:p>
-          <w:p>
-            <w:pPr>
-              <w:overflowPunct/>
-              <w:autoSpaceDE/>
-              <w:autoSpaceDN/>
-              <w:adjustRightInd/>
-              <w:textAlignment w:val="auto"/>
-              <w:rPr>
-                <w:rFonts w:ascii="Arial Nova Cond" w:hAnsi="Arial Nova Cond"/>
-                <w:b/>
-                <w:bCs/>
-                <w:lang w:val="en-MY"/>
-              </w:rPr>
-            </w:pPr>
-            <w:r>
-              <w:rPr>
-                <w:rFonts w:ascii="Arial Nova Cond" w:hAnsi="Arial Nova Cond"/>
-                <w:b/>
-                <w:bCs/>
-                <w:lang w:val="en-MY"/>
-              </w:rPr>
-              <w:t> </w:t>
-            </w:r>
-          </w:p>
-          <w:p>
-            <w:pPr>
-              <w:overflowPunct/>
-              <w:autoSpaceDE/>
-              <w:autoSpaceDN/>
-              <w:adjustRightInd/>
-              <w:textAlignment w:val="auto"/>
-              <w:rPr>
-                <w:rFonts w:ascii="Arial Nova Cond" w:hAnsi="Arial Nova Cond"/>
-                <w:b/>
-                <w:bCs/>
-                <w:lang w:val="en-MY"/>
-              </w:rPr>
-            </w:pPr>
-            <w:r>
-              <w:rPr>
-                <w:rFonts w:ascii="Arial Nova Cond" w:hAnsi="Arial Nova Cond"/>
-                <w:b/>
-                <w:bCs/>
-                <w:lang w:val="en-MY"/>
-              </w:rPr>
-              <w:t> </w:t>
-            </w:r>
-          </w:p>
-          <w:p>
-            <w:pPr>
-              <w:overflowPunct/>
-              <w:autoSpaceDE/>
-              <w:autoSpaceDN/>
-              <w:adjustRightInd/>
-              <w:textAlignment w:val="auto"/>
-              <w:rPr>
-                <w:rFonts w:ascii="Arial Nova Cond" w:hAnsi="Arial Nova Cond"/>
-                <w:b/>
-                <w:bCs/>
-                <w:lang w:val="en-MY"/>
-              </w:rPr>
-            </w:pPr>
-            <w:r>
-              <w:rPr>
-                <w:rFonts w:ascii="Arial Nova Cond" w:hAnsi="Arial Nova Cond"/>
-                <w:b/>
-                <w:bCs/>
-                <w:lang w:val="en-MY"/>
-              </w:rPr>
-              <w:t> </w:t>
-            </w:r>
-          </w:p>
-          <w:p>
-            <w:pPr>
-              <w:overflowPunct/>
-              <w:autoSpaceDE/>
-              <w:autoSpaceDN/>
-              <w:adjustRightInd/>
-              <w:textAlignment w:val="auto"/>
-              <w:rPr>
-                <w:rFonts w:ascii="Arial Nova Cond" w:hAnsi="Arial Nova Cond"/>
-                <w:b/>
-                <w:bCs/>
-                <w:lang w:val="en-MY"/>
-              </w:rPr>
-            </w:pPr>
-            <w:r>
-              <w:rPr>
-                <w:rFonts w:ascii="Arial Nova Cond" w:hAnsi="Arial Nova Cond"/>
-                <w:b/>
-                <w:bCs/>
-                <w:lang w:val="en-MY"/>
-              </w:rPr>
-              <w:t> </w:t>
-            </w:r>
-          </w:p>
-          <w:p>
-            <w:pPr>
-              <w:overflowPunct/>
-              <w:autoSpaceDE/>
-              <w:autoSpaceDN/>
-              <w:adjustRightInd/>
-              <w:textAlignment w:val="auto"/>
-              <w:rPr>
-                <w:rFonts w:ascii="Arial Nova Cond" w:hAnsi="Arial Nova Cond"/>
-                <w:b/>
-                <w:bCs/>
-                <w:lang w:val="en-MY"/>
-              </w:rPr>
-            </w:pPr>
-            <w:r>
-              <w:rPr>
-                <w:rFonts w:ascii="Arial Nova Cond" w:hAnsi="Arial Nova Cond"/>
-                <w:b/>
-                <w:bCs/>
-                <w:lang w:val="en-MY"/>
-              </w:rPr>
-              <w:t> </w:t>
-            </w:r>
-          </w:p>
-          <w:p>
-            <w:pPr>
-              <w:overflowPunct/>
-              <w:autoSpaceDE/>
-              <w:autoSpaceDN/>
-              <w:adjustRightInd/>
-              <w:textAlignment w:val="auto"/>
-              <w:rPr>
-                <w:rFonts w:ascii="Arial Nova Cond" w:hAnsi="Arial Nova Cond"/>
-                <w:b/>
-                <w:bCs/>
-                <w:lang w:val="en-MY"/>
-              </w:rPr>
-            </w:pPr>
-            <w:r>
-              <w:rPr>
-                <w:rFonts w:ascii="Arial Nova Cond" w:hAnsi="Arial Nova Cond"/>
-                <w:b/>
-                <w:bCs/>
-                <w:lang w:val="en-MY"/>
-              </w:rPr>
-              <w:t> </w:t>
-            </w:r>
-          </w:p>
-          <w:p>
-            <w:pPr>
-              <w:overflowPunct/>
-              <w:autoSpaceDE/>
-              <w:autoSpaceDN/>
-              <w:adjustRightInd/>
-              <w:textAlignment w:val="auto"/>
-              <w:rPr>
-                <w:rFonts w:ascii="Arial Nova Cond" w:hAnsi="Arial Nova Cond"/>
-                <w:b/>
-                <w:bCs/>
-                <w:lang w:val="en-MY"/>
-              </w:rPr>
-            </w:pPr>
-            <w:r>
-              <w:rPr>
-                <w:rFonts w:ascii="Arial Nova Cond" w:hAnsi="Arial Nova Cond"/>
-                <w:b/>
-                <w:bCs/>
-                <w:lang w:val="en-MY"/>
-              </w:rPr>
-              <w:t> </w:t>
-            </w:r>
-          </w:p>
-          <w:p>
-            <w:pPr>
-              <w:overflowPunct/>
-              <w:autoSpaceDE/>
-              <w:autoSpaceDN/>
-              <w:adjustRightInd/>
-              <w:textAlignment w:val="auto"/>
-              <w:rPr>
-                <w:rFonts w:ascii="Arial Nova Cond" w:hAnsi="Arial Nova Cond"/>
-                <w:b/>
-                <w:bCs/>
-                <w:lang w:val="en-MY"/>
-              </w:rPr>
-            </w:pPr>
-            <w:r>
-              <w:rPr>
-                <w:rFonts w:ascii="Arial Nova Cond" w:hAnsi="Arial Nova Cond"/>
-                <w:b/>
-                <w:bCs/>
-                <w:lang w:val="en-MY"/>
-              </w:rPr>
-              <w:t> </w:t>
-            </w:r>
-          </w:p>
-          <w:p>
-            <w:pPr>
-              <w:overflowPunct/>
-              <w:autoSpaceDE/>
-              <w:autoSpaceDN/>
-              <w:adjustRightInd/>
-              <w:textAlignment w:val="auto"/>
-              <w:rPr>
-                <w:rFonts w:ascii="Arial Nova Cond" w:hAnsi="Arial Nova Cond"/>
-                <w:b/>
-                <w:bCs/>
-                <w:lang w:val="en-MY"/>
-              </w:rPr>
-            </w:pPr>
-            <w:r>
-              <w:rPr>
-                <w:rFonts w:ascii="Arial Nova Cond" w:hAnsi="Arial Nova Cond"/>
-                <w:b/>
-                <w:bCs/>
-                <w:lang w:val="en-MY"/>
-              </w:rPr>
-              <w:t> </w:t>
+            <w:r>
+              <w:t xml:space="preserve"> 1.Mounting Hooks and brackets (Hook bracket/L-feet)</w:t>
+              <w:br/>
+              <w:t xml:space="preserve"> </w:t>
+              <w:br/>
+              <w:t xml:space="preserve"> </w:t>
+              <w:br/>
+              <w:t xml:space="preserve"> </w:t>
+              <w:br/>
+              <w:t xml:space="preserve"> </w:t>
+              <w:br/>
+              <w:t xml:space="preserve"> </w:t>
+              <w:br/>
+              <w:t xml:space="preserve"> </w:t>
+              <w:br/>
+              <w:t xml:space="preserve"> </w:t>
+              <w:br/>
+              <w:t xml:space="preserve"> </w:t>
+              <w:br/>
+              <w:t xml:space="preserve"> </w:t>
+              <w:br/>
+              <w:t xml:space="preserve"> </w:t>
+              <w:br/>
+              <w:t xml:space="preserve"> </w:t>
+              <w:br/>
+              <w:t xml:space="preserve"> </w:t>
+              <w:br/>
+              <w:t>{%img_array}</w:t>
             </w:r>
           </w:p>
         </w:tc>
@@ -3781,23 +3341,10 @@
             <w:hideMark/>
           </w:tcPr>
           <w:p>
-            <w:pPr>
-              <w:overflowPunct/>
-              <w:autoSpaceDE/>
-              <w:autoSpaceDN/>
-              <w:adjustRightInd/>
-              <w:textAlignment w:val="auto"/>
-              <w:rPr>
-                <w:rFonts w:ascii="Arial Nova Cond" w:hAnsi="Arial Nova Cond"/>
-                <w:lang w:val="en-MY"/>
-              </w:rPr>
-            </w:pPr>
-            <w:r>
-              <w:rPr>
-                <w:rFonts w:ascii="Arial Nova Cond" w:hAnsi="Arial Nova Cond"/>
-                <w:lang w:val="en-MY"/>
-              </w:rPr>
-              <w:t>2.Photo of entire mounting layout </w:t>
+            <w:r>
+              <w:t xml:space="preserve">2.Photo of entire mounting layout </w:t>
+              <w:br/>
+              <w:t>{%img_pvlayout}</w:t>
             </w:r>
           </w:p>
         </w:tc>
@@ -4226,992 +3773,82 @@
             <w:hideMark/>
           </w:tcPr>
           <w:p>
-            <w:pPr>
-              <w:overflowPunct/>
-              <w:autoSpaceDE/>
-              <w:autoSpaceDN/>
-              <w:adjustRightInd/>
-              <w:textAlignment w:val="auto"/>
-              <w:rPr>
-                <w:rFonts w:ascii="Arial Nova Cond" w:hAnsi="Arial Nova Cond"/>
-                <w:b/>
-                <w:bCs/>
-                <w:lang w:val="en-MY"/>
-              </w:rPr>
-            </w:pPr>
-            <w:r>
-              <w:rPr>
-                <w:rFonts w:ascii="Arial Nova Cond" w:hAnsi="Arial Nova Cond"/>
-                <w:b/>
-                <w:bCs/>
-                <w:lang w:val="en-MY"/>
-              </w:rPr>
-              <w:lastRenderedPageBreak/>
-              <w:t> </w:t>
-            </w:r>
-          </w:p>
-          <w:p>
-            <w:pPr>
-              <w:overflowPunct/>
-              <w:autoSpaceDE/>
-              <w:autoSpaceDN/>
-              <w:adjustRightInd/>
-              <w:textAlignment w:val="auto"/>
-              <w:rPr>
-                <w:rFonts w:ascii="Arial Nova Cond" w:hAnsi="Arial Nova Cond"/>
-                <w:b/>
-                <w:bCs/>
-                <w:lang w:val="en-MY"/>
-              </w:rPr>
-            </w:pPr>
-            <w:r>
-              <w:rPr>
-                <w:rFonts w:ascii="Arial Nova Cond" w:hAnsi="Arial Nova Cond"/>
-                <w:b/>
-                <w:bCs/>
-                <w:lang w:val="en-MY"/>
-              </w:rPr>
-              <w:t> </w:t>
-            </w:r>
-          </w:p>
-          <w:p>
-            <w:pPr>
-              <w:overflowPunct/>
-              <w:autoSpaceDE/>
-              <w:autoSpaceDN/>
-              <w:adjustRightInd/>
-              <w:textAlignment w:val="auto"/>
-              <w:rPr>
-                <w:rFonts w:ascii="Arial Nova Cond" w:hAnsi="Arial Nova Cond"/>
-                <w:b/>
-                <w:bCs/>
-                <w:lang w:val="en-MY"/>
-              </w:rPr>
-            </w:pPr>
-            <w:r>
-              <w:rPr>
-                <w:rFonts w:ascii="Arial Nova Cond" w:hAnsi="Arial Nova Cond"/>
-                <w:b/>
-                <w:bCs/>
-                <w:lang w:val="en-MY"/>
-              </w:rPr>
-              <w:t> </w:t>
-            </w:r>
-          </w:p>
-          <w:p>
-            <w:pPr>
-              <w:overflowPunct/>
-              <w:autoSpaceDE/>
-              <w:autoSpaceDN/>
-              <w:adjustRightInd/>
-              <w:textAlignment w:val="auto"/>
-              <w:rPr>
-                <w:rFonts w:ascii="Arial Nova Cond" w:hAnsi="Arial Nova Cond"/>
-                <w:b/>
-                <w:bCs/>
-                <w:lang w:val="en-MY"/>
-              </w:rPr>
-            </w:pPr>
-            <w:r>
-              <w:rPr>
-                <w:rFonts w:ascii="Arial Nova Cond" w:hAnsi="Arial Nova Cond"/>
-                <w:b/>
-                <w:bCs/>
-                <w:lang w:val="en-MY"/>
-              </w:rPr>
-              <w:t> </w:t>
-            </w:r>
-          </w:p>
-          <w:p>
-            <w:pPr>
-              <w:overflowPunct/>
-              <w:autoSpaceDE/>
-              <w:autoSpaceDN/>
-              <w:adjustRightInd/>
-              <w:textAlignment w:val="auto"/>
-              <w:rPr>
-                <w:rFonts w:ascii="Arial Nova Cond" w:hAnsi="Arial Nova Cond"/>
-                <w:b/>
-                <w:bCs/>
-                <w:lang w:val="en-MY"/>
-              </w:rPr>
-            </w:pPr>
-            <w:r>
-              <w:rPr>
-                <w:rFonts w:ascii="Arial Nova Cond" w:hAnsi="Arial Nova Cond"/>
-                <w:b/>
-                <w:bCs/>
-                <w:lang w:val="en-MY"/>
-              </w:rPr>
-              <w:t> </w:t>
-            </w:r>
-          </w:p>
-          <w:p>
-            <w:pPr>
-              <w:overflowPunct/>
-              <w:autoSpaceDE/>
-              <w:autoSpaceDN/>
-              <w:adjustRightInd/>
-              <w:textAlignment w:val="auto"/>
-              <w:rPr>
-                <w:rFonts w:ascii="Arial Nova Cond" w:hAnsi="Arial Nova Cond"/>
-                <w:b/>
-                <w:bCs/>
-                <w:lang w:val="en-MY"/>
-              </w:rPr>
-            </w:pPr>
-            <w:r>
-              <w:rPr>
-                <w:rFonts w:ascii="Arial Nova Cond" w:hAnsi="Arial Nova Cond"/>
-                <w:b/>
-                <w:bCs/>
-                <w:lang w:val="en-MY"/>
-              </w:rPr>
-              <w:t> </w:t>
-            </w:r>
-          </w:p>
-          <w:p>
-            <w:pPr>
-              <w:overflowPunct/>
-              <w:autoSpaceDE/>
-              <w:autoSpaceDN/>
-              <w:adjustRightInd/>
-              <w:textAlignment w:val="auto"/>
-              <w:rPr>
-                <w:rFonts w:ascii="Arial Nova Cond" w:hAnsi="Arial Nova Cond"/>
-                <w:b/>
-                <w:bCs/>
-                <w:lang w:val="en-MY"/>
-              </w:rPr>
-            </w:pPr>
-            <w:r>
-              <w:rPr>
-                <w:rFonts w:ascii="Arial Nova Cond" w:hAnsi="Arial Nova Cond"/>
-                <w:b/>
-                <w:bCs/>
-                <w:lang w:val="en-MY"/>
-              </w:rPr>
-              <w:t> </w:t>
-            </w:r>
-          </w:p>
-          <w:p>
-            <w:pPr>
-              <w:overflowPunct/>
-              <w:autoSpaceDE/>
-              <w:autoSpaceDN/>
-              <w:adjustRightInd/>
-              <w:textAlignment w:val="auto"/>
-              <w:rPr>
-                <w:rFonts w:ascii="Arial Nova Cond" w:hAnsi="Arial Nova Cond"/>
-                <w:b/>
-                <w:bCs/>
-                <w:lang w:val="en-MY"/>
-              </w:rPr>
-            </w:pPr>
-            <w:r>
-              <w:rPr>
-                <w:rFonts w:ascii="Arial Nova Cond" w:hAnsi="Arial Nova Cond"/>
-                <w:b/>
-                <w:bCs/>
-                <w:lang w:val="en-MY"/>
-              </w:rPr>
-              <w:t> </w:t>
-            </w:r>
-          </w:p>
-          <w:p>
-            <w:pPr>
-              <w:overflowPunct/>
-              <w:autoSpaceDE/>
-              <w:autoSpaceDN/>
-              <w:adjustRightInd/>
-              <w:textAlignment w:val="auto"/>
-              <w:rPr>
-                <w:rFonts w:ascii="Arial Nova Cond" w:hAnsi="Arial Nova Cond"/>
-                <w:b/>
-                <w:bCs/>
-                <w:lang w:val="en-MY"/>
-              </w:rPr>
-            </w:pPr>
-            <w:r>
-              <w:rPr>
-                <w:rFonts w:ascii="Arial Nova Cond" w:hAnsi="Arial Nova Cond"/>
-                <w:b/>
-                <w:bCs/>
-                <w:lang w:val="en-MY"/>
-              </w:rPr>
-              <w:t> </w:t>
-            </w:r>
-          </w:p>
-          <w:p>
-            <w:pPr>
-              <w:overflowPunct/>
-              <w:autoSpaceDE/>
-              <w:autoSpaceDN/>
-              <w:adjustRightInd/>
-              <w:textAlignment w:val="auto"/>
-              <w:rPr>
-                <w:rFonts w:ascii="Arial Nova Cond" w:hAnsi="Arial Nova Cond"/>
-                <w:b/>
-                <w:bCs/>
-                <w:lang w:val="en-MY"/>
-              </w:rPr>
-            </w:pPr>
-            <w:r>
-              <w:rPr>
-                <w:rFonts w:ascii="Arial Nova Cond" w:hAnsi="Arial Nova Cond"/>
-                <w:b/>
-                <w:bCs/>
-                <w:lang w:val="en-MY"/>
-              </w:rPr>
-              <w:t> </w:t>
-            </w:r>
-          </w:p>
-          <w:p>
-            <w:pPr>
-              <w:overflowPunct/>
-              <w:autoSpaceDE/>
-              <w:autoSpaceDN/>
-              <w:adjustRightInd/>
-              <w:textAlignment w:val="auto"/>
-              <w:rPr>
-                <w:rFonts w:ascii="Arial Nova Cond" w:hAnsi="Arial Nova Cond"/>
-                <w:b/>
-                <w:bCs/>
-                <w:lang w:val="en-MY"/>
-              </w:rPr>
-            </w:pPr>
-            <w:r>
-              <w:rPr>
-                <w:rFonts w:ascii="Arial Nova Cond" w:hAnsi="Arial Nova Cond"/>
-                <w:b/>
-                <w:bCs/>
-                <w:lang w:val="en-MY"/>
-              </w:rPr>
-              <w:t> </w:t>
-            </w:r>
-          </w:p>
-          <w:p>
-            <w:pPr>
-              <w:overflowPunct/>
-              <w:autoSpaceDE/>
-              <w:autoSpaceDN/>
-              <w:adjustRightInd/>
-              <w:textAlignment w:val="auto"/>
-              <w:rPr>
-                <w:rFonts w:ascii="Arial Nova Cond" w:hAnsi="Arial Nova Cond"/>
-                <w:b/>
-                <w:bCs/>
-                <w:lang w:val="en-MY"/>
-              </w:rPr>
-            </w:pPr>
-            <w:r>
-              <w:rPr>
-                <w:rFonts w:ascii="Arial Nova Cond" w:hAnsi="Arial Nova Cond"/>
-                <w:b/>
-                <w:bCs/>
-                <w:lang w:val="en-MY"/>
-              </w:rPr>
-              <w:t> </w:t>
-            </w:r>
-          </w:p>
-          <w:p>
-            <w:pPr>
-              <w:overflowPunct/>
-              <w:autoSpaceDE/>
-              <w:autoSpaceDN/>
-              <w:adjustRightInd/>
-              <w:textAlignment w:val="auto"/>
-              <w:rPr>
-                <w:rFonts w:ascii="Arial Nova Cond" w:hAnsi="Arial Nova Cond"/>
-                <w:b/>
-                <w:bCs/>
-                <w:lang w:val="en-MY"/>
-              </w:rPr>
-            </w:pPr>
-            <w:r>
-              <w:rPr>
-                <w:rFonts w:ascii="Arial Nova Cond" w:hAnsi="Arial Nova Cond"/>
-                <w:b/>
-                <w:bCs/>
-                <w:lang w:val="en-MY"/>
-              </w:rPr>
-              <w:t> </w:t>
-            </w:r>
-          </w:p>
-          <w:p>
-            <w:pPr>
-              <w:overflowPunct/>
-              <w:autoSpaceDE/>
-              <w:autoSpaceDN/>
-              <w:adjustRightInd/>
-              <w:textAlignment w:val="auto"/>
-              <w:rPr>
-                <w:rFonts w:ascii="Arial Nova Cond" w:hAnsi="Arial Nova Cond"/>
-                <w:b/>
-                <w:bCs/>
-                <w:lang w:val="en-MY"/>
-              </w:rPr>
-            </w:pPr>
-            <w:r>
-              <w:rPr>
-                <w:rFonts w:ascii="Arial Nova Cond" w:hAnsi="Arial Nova Cond"/>
-                <w:b/>
-                <w:bCs/>
-                <w:lang w:val="en-MY"/>
-              </w:rPr>
-              <w:t> </w:t>
-            </w:r>
-          </w:p>
-          <w:p>
-            <w:pPr>
-              <w:overflowPunct/>
-              <w:autoSpaceDE/>
-              <w:autoSpaceDN/>
-              <w:adjustRightInd/>
-              <w:textAlignment w:val="auto"/>
-              <w:rPr>
-                <w:rFonts w:ascii="Arial Nova Cond" w:hAnsi="Arial Nova Cond"/>
-                <w:b/>
-                <w:bCs/>
-                <w:lang w:val="en-MY"/>
-              </w:rPr>
-            </w:pPr>
-            <w:r>
-              <w:rPr>
-                <w:rFonts w:ascii="Arial Nova Cond" w:hAnsi="Arial Nova Cond"/>
-                <w:b/>
-                <w:bCs/>
-                <w:lang w:val="en-MY"/>
-              </w:rPr>
-              <w:t> </w:t>
-            </w:r>
-          </w:p>
-          <w:p>
-            <w:pPr>
-              <w:overflowPunct/>
-              <w:autoSpaceDE/>
-              <w:autoSpaceDN/>
-              <w:adjustRightInd/>
-              <w:textAlignment w:val="auto"/>
-              <w:rPr>
-                <w:rFonts w:ascii="Arial Nova Cond" w:hAnsi="Arial Nova Cond"/>
-                <w:b/>
-                <w:bCs/>
-                <w:lang w:val="en-MY"/>
-              </w:rPr>
-            </w:pPr>
-            <w:r>
-              <w:rPr>
-                <w:rFonts w:ascii="Arial Nova Cond" w:hAnsi="Arial Nova Cond"/>
-                <w:b/>
-                <w:bCs/>
-                <w:lang w:val="en-MY"/>
-              </w:rPr>
-              <w:t> </w:t>
-            </w:r>
-          </w:p>
-          <w:p>
-            <w:pPr>
-              <w:overflowPunct/>
-              <w:autoSpaceDE/>
-              <w:autoSpaceDN/>
-              <w:adjustRightInd/>
-              <w:textAlignment w:val="auto"/>
-              <w:rPr>
-                <w:rFonts w:ascii="Arial Nova Cond" w:hAnsi="Arial Nova Cond"/>
-                <w:b/>
-                <w:bCs/>
-                <w:lang w:val="en-MY"/>
-              </w:rPr>
-            </w:pPr>
-            <w:r>
-              <w:rPr>
-                <w:rFonts w:ascii="Arial Nova Cond" w:hAnsi="Arial Nova Cond"/>
-                <w:b/>
-                <w:bCs/>
-                <w:lang w:val="en-MY"/>
-              </w:rPr>
-              <w:t> </w:t>
-            </w:r>
-          </w:p>
-          <w:p>
-            <w:pPr>
-              <w:overflowPunct/>
-              <w:autoSpaceDE/>
-              <w:autoSpaceDN/>
-              <w:adjustRightInd/>
-              <w:textAlignment w:val="auto"/>
-              <w:rPr>
-                <w:rFonts w:ascii="Arial Nova Cond" w:hAnsi="Arial Nova Cond"/>
-                <w:b/>
-                <w:bCs/>
-                <w:lang w:val="en-MY"/>
-              </w:rPr>
-            </w:pPr>
-            <w:r>
-              <w:rPr>
-                <w:rFonts w:ascii="Arial Nova Cond" w:hAnsi="Arial Nova Cond"/>
-                <w:b/>
-                <w:bCs/>
-                <w:lang w:val="en-MY"/>
-              </w:rPr>
-              <w:t> </w:t>
-            </w:r>
-          </w:p>
-          <w:p>
-            <w:pPr>
-              <w:overflowPunct/>
-              <w:autoSpaceDE/>
-              <w:autoSpaceDN/>
-              <w:adjustRightInd/>
-              <w:textAlignment w:val="auto"/>
-              <w:rPr>
-                <w:rFonts w:ascii="Arial Nova Cond" w:hAnsi="Arial Nova Cond"/>
-                <w:b/>
-                <w:bCs/>
-                <w:lang w:val="en-MY"/>
-              </w:rPr>
-            </w:pPr>
-          </w:p>
-          <w:p>
-            <w:pPr>
-              <w:overflowPunct/>
-              <w:autoSpaceDE/>
-              <w:autoSpaceDN/>
-              <w:adjustRightInd/>
-              <w:textAlignment w:val="auto"/>
-              <w:rPr>
-                <w:rFonts w:ascii="Arial Nova Cond" w:hAnsi="Arial Nova Cond"/>
-                <w:b/>
-                <w:bCs/>
-                <w:lang w:val="en-MY"/>
-              </w:rPr>
-            </w:pPr>
-          </w:p>
-          <w:p>
-            <w:pPr>
-              <w:overflowPunct/>
-              <w:autoSpaceDE/>
-              <w:autoSpaceDN/>
-              <w:adjustRightInd/>
-              <w:textAlignment w:val="auto"/>
-              <w:rPr>
-                <w:rFonts w:ascii="Arial Nova Cond" w:hAnsi="Arial Nova Cond"/>
-                <w:b/>
-                <w:bCs/>
-                <w:lang w:val="en-MY"/>
-              </w:rPr>
-            </w:pPr>
-          </w:p>
-          <w:p>
-            <w:pPr>
-              <w:overflowPunct/>
-              <w:autoSpaceDE/>
-              <w:autoSpaceDN/>
-              <w:adjustRightInd/>
-              <w:textAlignment w:val="auto"/>
-              <w:rPr>
-                <w:rFonts w:ascii="Arial Nova Cond" w:hAnsi="Arial Nova Cond"/>
-                <w:b/>
-                <w:bCs/>
-                <w:lang w:val="en-MY"/>
-              </w:rPr>
-            </w:pPr>
-          </w:p>
-          <w:p>
-            <w:pPr>
-              <w:overflowPunct/>
-              <w:autoSpaceDE/>
-              <w:autoSpaceDN/>
-              <w:adjustRightInd/>
-              <w:textAlignment w:val="auto"/>
-              <w:rPr>
-                <w:rFonts w:ascii="Arial Nova Cond" w:hAnsi="Arial Nova Cond"/>
-                <w:b/>
-                <w:bCs/>
-                <w:lang w:val="en-MY"/>
-              </w:rPr>
-            </w:pPr>
-          </w:p>
-          <w:p>
-            <w:pPr>
-              <w:overflowPunct/>
-              <w:autoSpaceDE/>
-              <w:autoSpaceDN/>
-              <w:adjustRightInd/>
-              <w:textAlignment w:val="auto"/>
-              <w:rPr>
-                <w:rFonts w:ascii="Arial Nova Cond" w:hAnsi="Arial Nova Cond"/>
-                <w:b/>
-                <w:bCs/>
-                <w:lang w:val="en-MY"/>
-              </w:rPr>
-            </w:pPr>
-          </w:p>
-          <w:p>
-            <w:pPr>
-              <w:overflowPunct/>
-              <w:autoSpaceDE/>
-              <w:autoSpaceDN/>
-              <w:adjustRightInd/>
-              <w:textAlignment w:val="auto"/>
-              <w:rPr>
-                <w:rFonts w:ascii="Arial Nova Cond" w:hAnsi="Arial Nova Cond"/>
-                <w:b/>
-                <w:bCs/>
-                <w:lang w:val="en-MY"/>
-              </w:rPr>
-            </w:pPr>
-          </w:p>
-          <w:p>
-            <w:pPr>
-              <w:overflowPunct/>
-              <w:autoSpaceDE/>
-              <w:autoSpaceDN/>
-              <w:adjustRightInd/>
-              <w:textAlignment w:val="auto"/>
-              <w:rPr>
-                <w:rFonts w:ascii="Arial Nova Cond" w:hAnsi="Arial Nova Cond"/>
-                <w:b/>
-                <w:bCs/>
-                <w:lang w:val="en-MY"/>
-              </w:rPr>
-            </w:pPr>
-          </w:p>
-          <w:p>
-            <w:pPr>
-              <w:overflowPunct/>
-              <w:autoSpaceDE/>
-              <w:autoSpaceDN/>
-              <w:adjustRightInd/>
-              <w:textAlignment w:val="auto"/>
-              <w:rPr>
-                <w:rFonts w:ascii="Arial Nova Cond" w:hAnsi="Arial Nova Cond"/>
-                <w:b/>
-                <w:bCs/>
-                <w:lang w:val="en-MY"/>
-              </w:rPr>
-            </w:pPr>
-          </w:p>
-          <w:p>
-            <w:pPr>
-              <w:overflowPunct/>
-              <w:autoSpaceDE/>
-              <w:autoSpaceDN/>
-              <w:adjustRightInd/>
-              <w:textAlignment w:val="auto"/>
-              <w:rPr>
-                <w:rFonts w:ascii="Arial Nova Cond" w:hAnsi="Arial Nova Cond"/>
-                <w:b/>
-                <w:bCs/>
-                <w:lang w:val="en-MY"/>
-              </w:rPr>
-            </w:pPr>
-          </w:p>
-          <w:p>
-            <w:pPr>
-              <w:overflowPunct/>
-              <w:autoSpaceDE/>
-              <w:autoSpaceDN/>
-              <w:adjustRightInd/>
-              <w:textAlignment w:val="auto"/>
-              <w:rPr>
-                <w:rFonts w:ascii="Arial Nova Cond" w:hAnsi="Arial Nova Cond"/>
-                <w:b/>
-                <w:bCs/>
-                <w:lang w:val="en-MY"/>
-              </w:rPr>
-            </w:pPr>
-          </w:p>
-          <w:p>
-            <w:pPr>
-              <w:overflowPunct/>
-              <w:autoSpaceDE/>
-              <w:autoSpaceDN/>
-              <w:adjustRightInd/>
-              <w:textAlignment w:val="auto"/>
-              <w:rPr>
-                <w:rFonts w:ascii="Arial Nova Cond" w:hAnsi="Arial Nova Cond"/>
-                <w:b/>
-                <w:bCs/>
-                <w:lang w:val="en-MY"/>
-              </w:rPr>
-            </w:pPr>
-          </w:p>
-          <w:p>
-            <w:pPr>
-              <w:overflowPunct/>
-              <w:autoSpaceDE/>
-              <w:autoSpaceDN/>
-              <w:adjustRightInd/>
-              <w:textAlignment w:val="auto"/>
-              <w:rPr>
-                <w:rFonts w:ascii="Arial Nova Cond" w:hAnsi="Arial Nova Cond"/>
-                <w:b/>
-                <w:bCs/>
-                <w:lang w:val="en-MY"/>
-              </w:rPr>
-            </w:pPr>
-          </w:p>
-          <w:p>
-            <w:pPr>
-              <w:overflowPunct/>
-              <w:autoSpaceDE/>
-              <w:autoSpaceDN/>
-              <w:adjustRightInd/>
-              <w:textAlignment w:val="auto"/>
-              <w:rPr>
-                <w:rFonts w:ascii="Arial Nova Cond" w:hAnsi="Arial Nova Cond"/>
-                <w:b/>
-                <w:bCs/>
-                <w:lang w:val="en-MY"/>
-              </w:rPr>
-            </w:pPr>
-          </w:p>
-          <w:p>
-            <w:pPr>
-              <w:overflowPunct/>
-              <w:autoSpaceDE/>
-              <w:autoSpaceDN/>
-              <w:adjustRightInd/>
-              <w:textAlignment w:val="auto"/>
-              <w:rPr>
-                <w:rFonts w:ascii="Arial Nova Cond" w:hAnsi="Arial Nova Cond"/>
-                <w:b/>
-                <w:bCs/>
-                <w:lang w:val="en-MY"/>
-              </w:rPr>
-            </w:pPr>
-          </w:p>
-          <w:p>
-            <w:pPr>
-              <w:overflowPunct/>
-              <w:autoSpaceDE/>
-              <w:autoSpaceDN/>
-              <w:adjustRightInd/>
-              <w:textAlignment w:val="auto"/>
-              <w:rPr>
-                <w:rFonts w:ascii="Arial Nova Cond" w:hAnsi="Arial Nova Cond"/>
-                <w:b/>
-                <w:bCs/>
-                <w:lang w:val="en-MY"/>
-              </w:rPr>
-            </w:pPr>
-          </w:p>
-          <w:p>
-            <w:pPr>
-              <w:overflowPunct/>
-              <w:autoSpaceDE/>
-              <w:autoSpaceDN/>
-              <w:adjustRightInd/>
-              <w:textAlignment w:val="auto"/>
-              <w:rPr>
-                <w:rFonts w:ascii="Arial Nova Cond" w:hAnsi="Arial Nova Cond"/>
-                <w:b/>
-                <w:bCs/>
-                <w:lang w:val="en-MY"/>
-              </w:rPr>
-            </w:pPr>
-          </w:p>
-          <w:p>
-            <w:pPr>
-              <w:overflowPunct/>
-              <w:autoSpaceDE/>
-              <w:autoSpaceDN/>
-              <w:adjustRightInd/>
-              <w:textAlignment w:val="auto"/>
-              <w:rPr>
-                <w:rFonts w:ascii="Arial Nova Cond" w:hAnsi="Arial Nova Cond"/>
-                <w:b/>
-                <w:bCs/>
-                <w:lang w:val="en-MY"/>
-              </w:rPr>
-            </w:pPr>
-          </w:p>
-          <w:p>
-            <w:pPr>
-              <w:overflowPunct/>
-              <w:autoSpaceDE/>
-              <w:autoSpaceDN/>
-              <w:adjustRightInd/>
-              <w:textAlignment w:val="auto"/>
-              <w:rPr>
-                <w:rFonts w:ascii="Arial Nova Cond" w:hAnsi="Arial Nova Cond"/>
-                <w:b/>
-                <w:bCs/>
-                <w:lang w:val="en-MY"/>
-              </w:rPr>
-            </w:pPr>
-          </w:p>
-          <w:p>
-            <w:pPr>
-              <w:overflowPunct/>
-              <w:autoSpaceDE/>
-              <w:autoSpaceDN/>
-              <w:adjustRightInd/>
-              <w:textAlignment w:val="auto"/>
-              <w:rPr>
-                <w:rFonts w:ascii="Arial Nova Cond" w:hAnsi="Arial Nova Cond"/>
-                <w:b/>
-                <w:bCs/>
-                <w:lang w:val="en-MY"/>
-              </w:rPr>
-            </w:pPr>
-          </w:p>
-          <w:p>
-            <w:pPr>
-              <w:overflowPunct/>
-              <w:autoSpaceDE/>
-              <w:autoSpaceDN/>
-              <w:adjustRightInd/>
-              <w:textAlignment w:val="auto"/>
-              <w:rPr>
-                <w:rFonts w:ascii="Arial Nova Cond" w:hAnsi="Arial Nova Cond"/>
-                <w:b/>
-                <w:bCs/>
-                <w:lang w:val="en-MY"/>
-              </w:rPr>
-            </w:pPr>
-          </w:p>
-          <w:p>
-            <w:pPr>
-              <w:overflowPunct/>
-              <w:autoSpaceDE/>
-              <w:autoSpaceDN/>
-              <w:adjustRightInd/>
-              <w:textAlignment w:val="auto"/>
-              <w:rPr>
-                <w:rFonts w:ascii="Arial Nova Cond" w:hAnsi="Arial Nova Cond"/>
-                <w:b/>
-                <w:bCs/>
-                <w:lang w:val="en-MY"/>
-              </w:rPr>
-            </w:pPr>
-          </w:p>
-          <w:p>
-            <w:pPr>
-              <w:overflowPunct/>
-              <w:autoSpaceDE/>
-              <w:autoSpaceDN/>
-              <w:adjustRightInd/>
-              <w:textAlignment w:val="auto"/>
-              <w:rPr>
-                <w:rFonts w:ascii="Arial Nova Cond" w:hAnsi="Arial Nova Cond"/>
-                <w:b/>
-                <w:bCs/>
-                <w:lang w:val="en-MY"/>
-              </w:rPr>
-            </w:pPr>
-          </w:p>
-          <w:p>
-            <w:pPr>
-              <w:overflowPunct/>
-              <w:autoSpaceDE/>
-              <w:autoSpaceDN/>
-              <w:adjustRightInd/>
-              <w:textAlignment w:val="auto"/>
-              <w:rPr>
-                <w:rFonts w:ascii="Arial Nova Cond" w:hAnsi="Arial Nova Cond"/>
-                <w:b/>
-                <w:bCs/>
-                <w:lang w:val="en-MY"/>
-              </w:rPr>
-            </w:pPr>
-          </w:p>
-          <w:p>
-            <w:pPr>
-              <w:overflowPunct/>
-              <w:autoSpaceDE/>
-              <w:autoSpaceDN/>
-              <w:adjustRightInd/>
-              <w:textAlignment w:val="auto"/>
-              <w:rPr>
-                <w:rFonts w:ascii="Arial Nova Cond" w:hAnsi="Arial Nova Cond"/>
-                <w:b/>
-                <w:bCs/>
-                <w:lang w:val="en-MY"/>
-              </w:rPr>
-            </w:pPr>
-          </w:p>
-          <w:p>
-            <w:pPr>
-              <w:overflowPunct/>
-              <w:autoSpaceDE/>
-              <w:autoSpaceDN/>
-              <w:adjustRightInd/>
-              <w:textAlignment w:val="auto"/>
-              <w:rPr>
-                <w:rFonts w:ascii="Arial Nova Cond" w:hAnsi="Arial Nova Cond"/>
-                <w:b/>
-                <w:bCs/>
-                <w:lang w:val="en-MY"/>
-              </w:rPr>
-            </w:pPr>
-          </w:p>
-          <w:p>
-            <w:pPr>
-              <w:overflowPunct/>
-              <w:autoSpaceDE/>
-              <w:autoSpaceDN/>
-              <w:adjustRightInd/>
-              <w:textAlignment w:val="auto"/>
-              <w:rPr>
-                <w:rFonts w:ascii="Arial Nova Cond" w:hAnsi="Arial Nova Cond"/>
-                <w:b/>
-                <w:bCs/>
-                <w:lang w:val="en-MY"/>
-              </w:rPr>
-            </w:pPr>
-          </w:p>
-          <w:p>
-            <w:pPr>
-              <w:overflowPunct/>
-              <w:autoSpaceDE/>
-              <w:autoSpaceDN/>
-              <w:adjustRightInd/>
-              <w:textAlignment w:val="auto"/>
-              <w:rPr>
-                <w:rFonts w:ascii="Arial Nova Cond" w:hAnsi="Arial Nova Cond"/>
-                <w:b/>
-                <w:bCs/>
-                <w:lang w:val="en-MY"/>
-              </w:rPr>
-            </w:pPr>
-          </w:p>
-          <w:p>
-            <w:pPr>
-              <w:overflowPunct/>
-              <w:autoSpaceDE/>
-              <w:autoSpaceDN/>
-              <w:adjustRightInd/>
-              <w:textAlignment w:val="auto"/>
-              <w:rPr>
-                <w:rFonts w:ascii="Arial Nova Cond" w:hAnsi="Arial Nova Cond"/>
-                <w:b/>
-                <w:bCs/>
-                <w:lang w:val="en-MY"/>
-              </w:rPr>
-            </w:pPr>
-          </w:p>
-          <w:p>
-            <w:pPr>
-              <w:overflowPunct/>
-              <w:autoSpaceDE/>
-              <w:autoSpaceDN/>
-              <w:adjustRightInd/>
-              <w:textAlignment w:val="auto"/>
-              <w:rPr>
-                <w:rFonts w:ascii="Arial Nova Cond" w:hAnsi="Arial Nova Cond"/>
-                <w:b/>
-                <w:bCs/>
-                <w:lang w:val="en-MY"/>
-              </w:rPr>
-            </w:pPr>
-          </w:p>
-          <w:p>
-            <w:pPr>
-              <w:overflowPunct/>
-              <w:autoSpaceDE/>
-              <w:autoSpaceDN/>
-              <w:adjustRightInd/>
-              <w:textAlignment w:val="auto"/>
-              <w:rPr>
-                <w:rFonts w:ascii="Arial Nova Cond" w:hAnsi="Arial Nova Cond"/>
-                <w:b/>
-                <w:bCs/>
-                <w:lang w:val="en-MY"/>
-              </w:rPr>
-            </w:pPr>
-          </w:p>
-          <w:p>
-            <w:pPr>
-              <w:overflowPunct/>
-              <w:autoSpaceDE/>
-              <w:autoSpaceDN/>
-              <w:adjustRightInd/>
-              <w:textAlignment w:val="auto"/>
-              <w:rPr>
-                <w:rFonts w:ascii="Arial Nova Cond" w:hAnsi="Arial Nova Cond"/>
-                <w:b/>
-                <w:bCs/>
-                <w:lang w:val="en-MY"/>
-              </w:rPr>
-            </w:pPr>
-          </w:p>
-          <w:p>
-            <w:pPr>
-              <w:overflowPunct/>
-              <w:autoSpaceDE/>
-              <w:autoSpaceDN/>
-              <w:adjustRightInd/>
-              <w:textAlignment w:val="auto"/>
-              <w:rPr>
-                <w:rFonts w:ascii="Arial Nova Cond" w:hAnsi="Arial Nova Cond"/>
-                <w:b/>
-                <w:bCs/>
-                <w:lang w:val="en-MY"/>
-              </w:rPr>
-            </w:pPr>
-          </w:p>
-          <w:p>
-            <w:pPr>
-              <w:overflowPunct/>
-              <w:autoSpaceDE/>
-              <w:autoSpaceDN/>
-              <w:adjustRightInd/>
-              <w:textAlignment w:val="auto"/>
-              <w:rPr>
-                <w:rFonts w:ascii="Arial Nova Cond" w:hAnsi="Arial Nova Cond"/>
-                <w:b/>
-                <w:bCs/>
-                <w:lang w:val="en-MY"/>
-              </w:rPr>
-            </w:pPr>
-          </w:p>
-          <w:p>
-            <w:pPr>
-              <w:overflowPunct/>
-              <w:autoSpaceDE/>
-              <w:autoSpaceDN/>
-              <w:adjustRightInd/>
-              <w:textAlignment w:val="auto"/>
-              <w:rPr>
-                <w:rFonts w:ascii="Arial Nova Cond" w:hAnsi="Arial Nova Cond"/>
-                <w:b/>
-                <w:bCs/>
-                <w:lang w:val="en-MY"/>
-              </w:rPr>
-            </w:pPr>
-          </w:p>
-          <w:p>
-            <w:pPr>
-              <w:overflowPunct/>
-              <w:autoSpaceDE/>
-              <w:autoSpaceDN/>
-              <w:adjustRightInd/>
-              <w:textAlignment w:val="auto"/>
-              <w:rPr>
-                <w:rFonts w:ascii="Arial Nova Cond" w:hAnsi="Arial Nova Cond"/>
-                <w:b/>
-                <w:bCs/>
-                <w:lang w:val="en-MY"/>
-              </w:rPr>
-            </w:pPr>
-          </w:p>
-          <w:p>
-            <w:pPr>
-              <w:overflowPunct/>
-              <w:autoSpaceDE/>
-              <w:autoSpaceDN/>
-              <w:adjustRightInd/>
-              <w:textAlignment w:val="auto"/>
-              <w:rPr>
-                <w:rFonts w:ascii="Arial Nova Cond" w:hAnsi="Arial Nova Cond"/>
-                <w:b/>
-                <w:bCs/>
-                <w:lang w:val="en-MY"/>
-              </w:rPr>
-            </w:pPr>
+            <w:r>
+              <w:t xml:space="preserve"> </w:t>
+              <w:br/>
+              <w:t xml:space="preserve"> </w:t>
+              <w:br/>
+              <w:t xml:space="preserve"> </w:t>
+              <w:br/>
+              <w:t xml:space="preserve"> </w:t>
+              <w:br/>
+              <w:t xml:space="preserve"> </w:t>
+              <w:br/>
+              <w:t xml:space="preserve"> </w:t>
+              <w:br/>
+              <w:t xml:space="preserve"> </w:t>
+              <w:br/>
+              <w:t xml:space="preserve"> </w:t>
+              <w:br/>
+              <w:t xml:space="preserve"> </w:t>
+              <w:br/>
+              <w:t xml:space="preserve"> </w:t>
+              <w:br/>
+              <w:t xml:space="preserve"> </w:t>
+              <w:br/>
+              <w:t xml:space="preserve"> </w:t>
+              <w:br/>
+              <w:t xml:space="preserve"> </w:t>
+              <w:br/>
+              <w:t xml:space="preserve"> </w:t>
+              <w:br/>
+              <w:t xml:space="preserve"> </w:t>
+              <w:br/>
+              <w:t xml:space="preserve"> </w:t>
+              <w:br/>
+              <w:t xml:space="preserve"> </w:t>
+              <w:br/>
+              <w:t xml:space="preserve"> </w:t>
+              <w:br/>
+              <w:br/>
+              <w:br/>
+              <w:br/>
+              <w:br/>
+              <w:br/>
+              <w:br/>
+              <w:br/>
+              <w:br/>
+              <w:br/>
+              <w:br/>
+              <w:br/>
+              <w:br/>
+              <w:br/>
+              <w:br/>
+              <w:br/>
+              <w:br/>
+              <w:br/>
+              <w:br/>
+              <w:br/>
+              <w:br/>
+              <w:br/>
+              <w:br/>
+              <w:br/>
+              <w:br/>
+              <w:br/>
+              <w:br/>
+              <w:br/>
+              <w:br/>
+              <w:br/>
+              <w:br/>
+              <w:br/>
+              <w:br/>
+              <w:br/>
+              <w:br/>
+              <w:br/>
+              <w:br/>
+              <w:br/>
+              <w:t>{%img_pvlayout}</w:t>
+            </w:r>
           </w:p>
         </w:tc>
       </w:tr>
@@ -5311,416 +3948,42 @@
             <w:hideMark/>
           </w:tcPr>
           <w:p>
-            <w:pPr>
-              <w:overflowPunct/>
-              <w:autoSpaceDE/>
-              <w:autoSpaceDN/>
-              <w:adjustRightInd/>
-              <w:textAlignment w:val="auto"/>
-              <w:rPr>
-                <w:rFonts w:ascii="Arial Nova Cond" w:hAnsi="Arial Nova Cond"/>
-                <w:b/>
-                <w:bCs/>
-                <w:lang w:val="en-MY"/>
-              </w:rPr>
-            </w:pPr>
-            <w:r>
-              <w:rPr>
-                <w:rFonts w:ascii="Arial Nova Cond" w:hAnsi="Arial Nova Cond"/>
-                <w:b/>
-                <w:bCs/>
-                <w:lang w:val="en-MY"/>
-              </w:rPr>
-              <w:lastRenderedPageBreak/>
-              <w:t> </w:t>
-            </w:r>
-          </w:p>
-          <w:p>
-            <w:pPr>
-              <w:numPr>
-                <w:ilvl w:val="0"/>
-                <w:numId w:val="9"/>
-              </w:numPr>
-              <w:overflowPunct/>
-              <w:autoSpaceDE/>
-              <w:autoSpaceDN/>
-              <w:adjustRightInd/>
-              <w:textAlignment w:val="auto"/>
-              <w:rPr>
-                <w:rFonts w:ascii="Arial Nova Cond" w:hAnsi="Arial Nova Cond"/>
-                <w:b/>
-                <w:bCs/>
-                <w:lang w:val="en-MY"/>
-              </w:rPr>
-            </w:pPr>
-            <w:r>
-              <w:rPr>
-                <w:rFonts w:ascii="Arial Nova Cond" w:hAnsi="Arial Nova Cond"/>
-                <w:b/>
-                <w:bCs/>
-                <w:lang w:val="en-MY"/>
-              </w:rPr>
-              <w:t>Cable from PV array to Drop point (Cables on roof level)  </w:t>
-            </w:r>
-          </w:p>
-          <w:p>
-            <w:pPr>
-              <w:overflowPunct/>
-              <w:autoSpaceDE/>
-              <w:autoSpaceDN/>
-              <w:adjustRightInd/>
-              <w:textAlignment w:val="auto"/>
-              <w:rPr>
-                <w:rFonts w:ascii="Arial Nova Cond" w:hAnsi="Arial Nova Cond"/>
-                <w:b/>
-                <w:bCs/>
-                <w:lang w:val="en-MY"/>
-              </w:rPr>
-            </w:pPr>
-            <w:r>
-              <w:rPr>
-                <w:rFonts w:ascii="Arial Nova Cond" w:hAnsi="Arial Nova Cond"/>
-                <w:b/>
-                <w:bCs/>
-                <w:lang w:val="en-MY"/>
-              </w:rPr>
-              <w:t> </w:t>
-            </w:r>
-          </w:p>
-          <w:p>
-            <w:pPr>
-              <w:overflowPunct/>
-              <w:autoSpaceDE/>
-              <w:autoSpaceDN/>
-              <w:adjustRightInd/>
-              <w:textAlignment w:val="auto"/>
-              <w:rPr>
-                <w:rFonts w:ascii="Arial Nova Cond" w:hAnsi="Arial Nova Cond"/>
-                <w:b/>
-                <w:bCs/>
-                <w:lang w:val="en-MY"/>
-              </w:rPr>
-            </w:pPr>
-            <w:r>
-              <w:rPr>
-                <w:rFonts w:ascii="Arial Nova Cond" w:hAnsi="Arial Nova Cond"/>
-                <w:b/>
-                <w:bCs/>
-                <w:lang w:val="en-MY"/>
-              </w:rPr>
-              <w:t> </w:t>
-            </w:r>
-          </w:p>
-          <w:p>
-            <w:pPr>
-              <w:overflowPunct/>
-              <w:autoSpaceDE/>
-              <w:autoSpaceDN/>
-              <w:adjustRightInd/>
-              <w:textAlignment w:val="auto"/>
-              <w:rPr>
-                <w:rFonts w:ascii="Arial Nova Cond" w:hAnsi="Arial Nova Cond"/>
-                <w:b/>
-                <w:bCs/>
-                <w:lang w:val="en-MY"/>
-              </w:rPr>
-            </w:pPr>
-            <w:r>
-              <w:rPr>
-                <w:rFonts w:ascii="Arial Nova Cond" w:hAnsi="Arial Nova Cond"/>
-                <w:b/>
-                <w:bCs/>
-                <w:lang w:val="en-MY"/>
-              </w:rPr>
-              <w:t> </w:t>
-            </w:r>
-          </w:p>
-          <w:p>
-            <w:pPr>
-              <w:overflowPunct/>
-              <w:autoSpaceDE/>
-              <w:autoSpaceDN/>
-              <w:adjustRightInd/>
-              <w:textAlignment w:val="auto"/>
-              <w:rPr>
-                <w:rFonts w:ascii="Arial Nova Cond" w:hAnsi="Arial Nova Cond"/>
-                <w:b/>
-                <w:bCs/>
-                <w:lang w:val="en-MY"/>
-              </w:rPr>
-            </w:pPr>
-            <w:r>
-              <w:rPr>
-                <w:rFonts w:ascii="Arial Nova Cond" w:hAnsi="Arial Nova Cond"/>
-                <w:b/>
-                <w:bCs/>
-                <w:lang w:val="en-MY"/>
-              </w:rPr>
-              <w:t> </w:t>
-            </w:r>
-          </w:p>
-          <w:p>
-            <w:pPr>
-              <w:overflowPunct/>
-              <w:autoSpaceDE/>
-              <w:autoSpaceDN/>
-              <w:adjustRightInd/>
-              <w:textAlignment w:val="auto"/>
-              <w:rPr>
-                <w:rFonts w:ascii="Arial Nova Cond" w:hAnsi="Arial Nova Cond"/>
-                <w:b/>
-                <w:bCs/>
-                <w:lang w:val="en-MY"/>
-              </w:rPr>
-            </w:pPr>
-            <w:r>
-              <w:rPr>
-                <w:rFonts w:ascii="Arial Nova Cond" w:hAnsi="Arial Nova Cond"/>
-                <w:b/>
-                <w:bCs/>
-                <w:lang w:val="en-MY"/>
-              </w:rPr>
-              <w:t> </w:t>
-            </w:r>
-          </w:p>
-          <w:p>
-            <w:pPr>
-              <w:overflowPunct/>
-              <w:autoSpaceDE/>
-              <w:autoSpaceDN/>
-              <w:adjustRightInd/>
-              <w:textAlignment w:val="auto"/>
-              <w:rPr>
-                <w:rFonts w:ascii="Arial Nova Cond" w:hAnsi="Arial Nova Cond"/>
-                <w:b/>
-                <w:bCs/>
-                <w:lang w:val="en-MY"/>
-              </w:rPr>
-            </w:pPr>
-            <w:r>
-              <w:rPr>
-                <w:rFonts w:ascii="Arial Nova Cond" w:hAnsi="Arial Nova Cond"/>
-                <w:b/>
-                <w:bCs/>
-                <w:lang w:val="en-MY"/>
-              </w:rPr>
-              <w:t> </w:t>
-            </w:r>
-          </w:p>
-          <w:p>
-            <w:pPr>
-              <w:overflowPunct/>
-              <w:autoSpaceDE/>
-              <w:autoSpaceDN/>
-              <w:adjustRightInd/>
-              <w:textAlignment w:val="auto"/>
-              <w:rPr>
-                <w:rFonts w:ascii="Arial Nova Cond" w:hAnsi="Arial Nova Cond"/>
-                <w:b/>
-                <w:bCs/>
-                <w:lang w:val="en-MY"/>
-              </w:rPr>
-            </w:pPr>
-            <w:r>
-              <w:rPr>
-                <w:rFonts w:ascii="Arial Nova Cond" w:hAnsi="Arial Nova Cond"/>
-                <w:b/>
-                <w:bCs/>
-                <w:lang w:val="en-MY"/>
-              </w:rPr>
-              <w:t> </w:t>
-            </w:r>
-          </w:p>
-          <w:p>
-            <w:pPr>
-              <w:overflowPunct/>
-              <w:autoSpaceDE/>
-              <w:autoSpaceDN/>
-              <w:adjustRightInd/>
-              <w:textAlignment w:val="auto"/>
-              <w:rPr>
-                <w:rFonts w:ascii="Arial Nova Cond" w:hAnsi="Arial Nova Cond"/>
-                <w:b/>
-                <w:bCs/>
-                <w:lang w:val="en-MY"/>
-              </w:rPr>
-            </w:pPr>
-            <w:r>
-              <w:rPr>
-                <w:rFonts w:ascii="Arial Nova Cond" w:hAnsi="Arial Nova Cond"/>
-                <w:b/>
-                <w:bCs/>
-                <w:lang w:val="en-MY"/>
-              </w:rPr>
-              <w:t> </w:t>
-            </w:r>
-          </w:p>
-          <w:p>
-            <w:pPr>
-              <w:overflowPunct/>
-              <w:autoSpaceDE/>
-              <w:autoSpaceDN/>
-              <w:adjustRightInd/>
-              <w:textAlignment w:val="auto"/>
-              <w:rPr>
-                <w:rFonts w:ascii="Arial Nova Cond" w:hAnsi="Arial Nova Cond"/>
-                <w:b/>
-                <w:bCs/>
-                <w:lang w:val="en-MY"/>
-              </w:rPr>
-            </w:pPr>
-            <w:r>
-              <w:rPr>
-                <w:rFonts w:ascii="Arial Nova Cond" w:hAnsi="Arial Nova Cond"/>
-                <w:b/>
-                <w:bCs/>
-                <w:lang w:val="en-MY"/>
-              </w:rPr>
-              <w:t> </w:t>
-            </w:r>
-          </w:p>
-          <w:p>
-            <w:pPr>
-              <w:overflowPunct/>
-              <w:autoSpaceDE/>
-              <w:autoSpaceDN/>
-              <w:adjustRightInd/>
-              <w:textAlignment w:val="auto"/>
-              <w:rPr>
-                <w:rFonts w:ascii="Arial Nova Cond" w:hAnsi="Arial Nova Cond"/>
-                <w:b/>
-                <w:bCs/>
-                <w:lang w:val="en-MY"/>
-              </w:rPr>
-            </w:pPr>
-            <w:r>
-              <w:rPr>
-                <w:rFonts w:ascii="Arial Nova Cond" w:hAnsi="Arial Nova Cond"/>
-                <w:b/>
-                <w:bCs/>
-                <w:lang w:val="en-MY"/>
-              </w:rPr>
-              <w:t> </w:t>
-            </w:r>
-          </w:p>
-          <w:p>
-            <w:pPr>
-              <w:overflowPunct/>
-              <w:autoSpaceDE/>
-              <w:autoSpaceDN/>
-              <w:adjustRightInd/>
-              <w:textAlignment w:val="auto"/>
-              <w:rPr>
-                <w:rFonts w:ascii="Arial Nova Cond" w:hAnsi="Arial Nova Cond"/>
-                <w:b/>
-                <w:bCs/>
-                <w:lang w:val="en-MY"/>
-              </w:rPr>
-            </w:pPr>
-            <w:r>
-              <w:rPr>
-                <w:rFonts w:ascii="Arial Nova Cond" w:hAnsi="Arial Nova Cond"/>
-                <w:b/>
-                <w:bCs/>
-                <w:lang w:val="en-MY"/>
-              </w:rPr>
-              <w:t> </w:t>
-            </w:r>
-          </w:p>
-          <w:p>
-            <w:pPr>
-              <w:overflowPunct/>
-              <w:autoSpaceDE/>
-              <w:autoSpaceDN/>
-              <w:adjustRightInd/>
-              <w:textAlignment w:val="auto"/>
-              <w:rPr>
-                <w:rFonts w:ascii="Arial Nova Cond" w:hAnsi="Arial Nova Cond"/>
-                <w:b/>
-                <w:bCs/>
-                <w:lang w:val="en-MY"/>
-              </w:rPr>
-            </w:pPr>
-            <w:r>
-              <w:rPr>
-                <w:rFonts w:ascii="Arial Nova Cond" w:hAnsi="Arial Nova Cond"/>
-                <w:b/>
-                <w:bCs/>
-                <w:lang w:val="en-MY"/>
-              </w:rPr>
-              <w:t> </w:t>
-            </w:r>
-          </w:p>
-          <w:p>
-            <w:pPr>
-              <w:overflowPunct/>
-              <w:autoSpaceDE/>
-              <w:autoSpaceDN/>
-              <w:adjustRightInd/>
-              <w:textAlignment w:val="auto"/>
-              <w:rPr>
-                <w:rFonts w:ascii="Arial Nova Cond" w:hAnsi="Arial Nova Cond"/>
-                <w:b/>
-                <w:bCs/>
-                <w:lang w:val="en-MY"/>
-              </w:rPr>
-            </w:pPr>
-            <w:r>
-              <w:rPr>
-                <w:rFonts w:ascii="Arial Nova Cond" w:hAnsi="Arial Nova Cond"/>
-                <w:b/>
-                <w:bCs/>
-                <w:lang w:val="en-MY"/>
-              </w:rPr>
-              <w:t> </w:t>
-            </w:r>
-          </w:p>
-          <w:p>
-            <w:pPr>
-              <w:overflowPunct/>
-              <w:autoSpaceDE/>
-              <w:autoSpaceDN/>
-              <w:adjustRightInd/>
-              <w:textAlignment w:val="auto"/>
-              <w:rPr>
-                <w:rFonts w:ascii="Arial Nova Cond" w:hAnsi="Arial Nova Cond"/>
-                <w:b/>
-                <w:bCs/>
-                <w:lang w:val="en-MY"/>
-              </w:rPr>
-            </w:pPr>
-            <w:r>
-              <w:rPr>
-                <w:rFonts w:ascii="Arial Nova Cond" w:hAnsi="Arial Nova Cond"/>
-                <w:b/>
-                <w:bCs/>
-                <w:lang w:val="en-MY"/>
-              </w:rPr>
-              <w:t> </w:t>
-            </w:r>
-          </w:p>
-          <w:p>
-            <w:pPr>
-              <w:overflowPunct/>
-              <w:autoSpaceDE/>
-              <w:autoSpaceDN/>
-              <w:adjustRightInd/>
-              <w:textAlignment w:val="auto"/>
-              <w:rPr>
-                <w:rFonts w:ascii="Arial Nova Cond" w:hAnsi="Arial Nova Cond"/>
-                <w:b/>
-                <w:bCs/>
-                <w:lang w:val="en-MY"/>
-              </w:rPr>
-            </w:pPr>
-            <w:r>
-              <w:rPr>
-                <w:rFonts w:ascii="Arial Nova Cond" w:hAnsi="Arial Nova Cond"/>
-                <w:b/>
-                <w:bCs/>
-                <w:lang w:val="en-MY"/>
-              </w:rPr>
-              <w:t> </w:t>
+            <w:r>
+              <w:t xml:space="preserve"> </w:t>
+              <w:br/>
+              <w:t xml:space="preserve">Cable from PV array to Drop point (Cables on roof level)  </w:t>
+              <w:br/>
+              <w:t xml:space="preserve"> </w:t>
+              <w:br/>
+              <w:t xml:space="preserve"> </w:t>
+              <w:br/>
+              <w:t xml:space="preserve"> </w:t>
+              <w:br/>
+              <w:t xml:space="preserve"> </w:t>
+              <w:br/>
+              <w:t xml:space="preserve"> </w:t>
+              <w:br/>
+              <w:t xml:space="preserve"> </w:t>
+              <w:br/>
+              <w:t xml:space="preserve"> </w:t>
+              <w:br/>
+              <w:t xml:space="preserve"> </w:t>
+              <w:br/>
+              <w:t xml:space="preserve"> </w:t>
+              <w:br/>
+              <w:t xml:space="preserve"> </w:t>
+              <w:br/>
+              <w:t xml:space="preserve"> </w:t>
+              <w:br/>
+              <w:t xml:space="preserve"> </w:t>
+              <w:br/>
+              <w:t xml:space="preserve"> </w:t>
+              <w:br/>
+              <w:t xml:space="preserve"> </w:t>
+              <w:br/>
+              <w:t xml:space="preserve"> </w:t>
+              <w:br/>
+              <w:t>{%img_dc_route}</w:t>
             </w:r>
           </w:p>
         </w:tc>
@@ -5741,393 +4004,40 @@
             <w:hideMark/>
           </w:tcPr>
           <w:p>
-            <w:pPr>
-              <w:pStyle w:val="ListParagraph"/>
-              <w:numPr>
-                <w:ilvl w:val="0"/>
-                <w:numId w:val="9"/>
-              </w:numPr>
-              <w:overflowPunct/>
-              <w:autoSpaceDE/>
-              <w:autoSpaceDN/>
-              <w:adjustRightInd/>
-              <w:contextualSpacing w:val="0"/>
-              <w:textAlignment w:val="auto"/>
-              <w:rPr>
-                <w:rFonts w:ascii="Arial Nova Cond" w:hAnsi="Arial Nova Cond"/>
-                <w:b/>
-                <w:bCs/>
-                <w:lang w:val="en-MY"/>
-              </w:rPr>
-            </w:pPr>
-            <w:r>
-              <w:rPr>
-                <w:rFonts w:ascii="Arial Nova Cond" w:hAnsi="Arial Nova Cond"/>
-                <w:b/>
-                <w:bCs/>
-                <w:lang w:val="en-MY"/>
-              </w:rPr>
-              <w:t>Vertical Cable route (from drop point to inverter/combiner box) </w:t>
-            </w:r>
-          </w:p>
-          <w:p>
-            <w:pPr>
-              <w:overflowPunct/>
-              <w:autoSpaceDE/>
-              <w:autoSpaceDN/>
-              <w:adjustRightInd/>
-              <w:textAlignment w:val="auto"/>
-              <w:rPr>
-                <w:rFonts w:ascii="Arial Nova Cond" w:hAnsi="Arial Nova Cond"/>
-                <w:b/>
-                <w:bCs/>
-                <w:lang w:val="en-MY"/>
-              </w:rPr>
-            </w:pPr>
-            <w:r>
-              <w:rPr>
-                <w:rFonts w:ascii="Arial Nova Cond" w:hAnsi="Arial Nova Cond"/>
-                <w:b/>
-                <w:bCs/>
-                <w:lang w:val="en-MY"/>
-              </w:rPr>
-              <w:t> </w:t>
-            </w:r>
-          </w:p>
-          <w:p>
-            <w:pPr>
-              <w:overflowPunct/>
-              <w:autoSpaceDE/>
-              <w:autoSpaceDN/>
-              <w:adjustRightInd/>
-              <w:textAlignment w:val="auto"/>
-              <w:rPr>
-                <w:rFonts w:ascii="Arial Nova Cond" w:hAnsi="Arial Nova Cond"/>
-                <w:b/>
-                <w:bCs/>
-                <w:lang w:val="en-MY"/>
-              </w:rPr>
-            </w:pPr>
-            <w:r>
-              <w:rPr>
-                <w:rFonts w:ascii="Arial Nova Cond" w:hAnsi="Arial Nova Cond"/>
-                <w:b/>
-                <w:bCs/>
-                <w:lang w:val="en-MY"/>
-              </w:rPr>
-              <w:t> </w:t>
-            </w:r>
-          </w:p>
-          <w:p>
-            <w:pPr>
-              <w:overflowPunct/>
-              <w:autoSpaceDE/>
-              <w:autoSpaceDN/>
-              <w:adjustRightInd/>
-              <w:textAlignment w:val="auto"/>
-              <w:rPr>
-                <w:rFonts w:ascii="Arial Nova Cond" w:hAnsi="Arial Nova Cond"/>
-                <w:b/>
-                <w:bCs/>
-                <w:lang w:val="en-MY"/>
-              </w:rPr>
-            </w:pPr>
-            <w:r>
-              <w:rPr>
-                <w:rFonts w:ascii="Arial Nova Cond" w:hAnsi="Arial Nova Cond"/>
-                <w:b/>
-                <w:bCs/>
-                <w:lang w:val="en-MY"/>
-              </w:rPr>
-              <w:t> </w:t>
-            </w:r>
-          </w:p>
-          <w:p>
-            <w:pPr>
-              <w:overflowPunct/>
-              <w:autoSpaceDE/>
-              <w:autoSpaceDN/>
-              <w:adjustRightInd/>
-              <w:textAlignment w:val="auto"/>
-              <w:rPr>
-                <w:rFonts w:ascii="Arial Nova Cond" w:hAnsi="Arial Nova Cond"/>
-                <w:b/>
-                <w:bCs/>
-                <w:lang w:val="en-MY"/>
-              </w:rPr>
-            </w:pPr>
-            <w:r>
-              <w:rPr>
-                <w:rFonts w:ascii="Arial Nova Cond" w:hAnsi="Arial Nova Cond"/>
-                <w:b/>
-                <w:bCs/>
-                <w:lang w:val="en-MY"/>
-              </w:rPr>
-              <w:t> </w:t>
-            </w:r>
-          </w:p>
-          <w:p>
-            <w:pPr>
-              <w:overflowPunct/>
-              <w:autoSpaceDE/>
-              <w:autoSpaceDN/>
-              <w:adjustRightInd/>
-              <w:textAlignment w:val="auto"/>
-              <w:rPr>
-                <w:rFonts w:ascii="Arial Nova Cond" w:hAnsi="Arial Nova Cond"/>
-                <w:b/>
-                <w:bCs/>
-                <w:lang w:val="en-MY"/>
-              </w:rPr>
-            </w:pPr>
-            <w:r>
-              <w:rPr>
-                <w:rFonts w:ascii="Arial Nova Cond" w:hAnsi="Arial Nova Cond"/>
-                <w:b/>
-                <w:bCs/>
-                <w:lang w:val="en-MY"/>
-              </w:rPr>
-              <w:t> </w:t>
-            </w:r>
-          </w:p>
-          <w:p>
-            <w:pPr>
-              <w:overflowPunct/>
-              <w:autoSpaceDE/>
-              <w:autoSpaceDN/>
-              <w:adjustRightInd/>
-              <w:textAlignment w:val="auto"/>
-              <w:rPr>
-                <w:rFonts w:ascii="Arial Nova Cond" w:hAnsi="Arial Nova Cond"/>
-                <w:b/>
-                <w:bCs/>
-                <w:lang w:val="en-MY"/>
-              </w:rPr>
-            </w:pPr>
-            <w:r>
-              <w:rPr>
-                <w:rFonts w:ascii="Arial Nova Cond" w:hAnsi="Arial Nova Cond"/>
-                <w:b/>
-                <w:bCs/>
-                <w:lang w:val="en-MY"/>
-              </w:rPr>
-              <w:t> </w:t>
-            </w:r>
-          </w:p>
-          <w:p>
-            <w:pPr>
-              <w:overflowPunct/>
-              <w:autoSpaceDE/>
-              <w:autoSpaceDN/>
-              <w:adjustRightInd/>
-              <w:textAlignment w:val="auto"/>
-              <w:rPr>
-                <w:rFonts w:ascii="Arial Nova Cond" w:hAnsi="Arial Nova Cond"/>
-                <w:b/>
-                <w:bCs/>
-                <w:lang w:val="en-MY"/>
-              </w:rPr>
-            </w:pPr>
-            <w:r>
-              <w:rPr>
-                <w:rFonts w:ascii="Arial Nova Cond" w:hAnsi="Arial Nova Cond"/>
-                <w:b/>
-                <w:bCs/>
-                <w:lang w:val="en-MY"/>
-              </w:rPr>
-              <w:t> </w:t>
-            </w:r>
-          </w:p>
-          <w:p>
-            <w:pPr>
-              <w:overflowPunct/>
-              <w:autoSpaceDE/>
-              <w:autoSpaceDN/>
-              <w:adjustRightInd/>
-              <w:textAlignment w:val="auto"/>
-              <w:rPr>
-                <w:rFonts w:ascii="Arial Nova Cond" w:hAnsi="Arial Nova Cond"/>
-                <w:b/>
-                <w:bCs/>
-                <w:lang w:val="en-MY"/>
-              </w:rPr>
-            </w:pPr>
-            <w:r>
-              <w:rPr>
-                <w:rFonts w:ascii="Arial Nova Cond" w:hAnsi="Arial Nova Cond"/>
-                <w:b/>
-                <w:bCs/>
-                <w:lang w:val="en-MY"/>
-              </w:rPr>
-              <w:t> </w:t>
-            </w:r>
-          </w:p>
-          <w:p>
-            <w:pPr>
-              <w:overflowPunct/>
-              <w:autoSpaceDE/>
-              <w:autoSpaceDN/>
-              <w:adjustRightInd/>
-              <w:textAlignment w:val="auto"/>
-              <w:rPr>
-                <w:rFonts w:ascii="Arial Nova Cond" w:hAnsi="Arial Nova Cond"/>
-                <w:b/>
-                <w:bCs/>
-                <w:lang w:val="en-MY"/>
-              </w:rPr>
-            </w:pPr>
-            <w:r>
-              <w:rPr>
-                <w:rFonts w:ascii="Arial Nova Cond" w:hAnsi="Arial Nova Cond"/>
-                <w:b/>
-                <w:bCs/>
-                <w:lang w:val="en-MY"/>
-              </w:rPr>
-              <w:t> </w:t>
-            </w:r>
-          </w:p>
-          <w:p>
-            <w:pPr>
-              <w:overflowPunct/>
-              <w:autoSpaceDE/>
-              <w:autoSpaceDN/>
-              <w:adjustRightInd/>
-              <w:textAlignment w:val="auto"/>
-              <w:rPr>
-                <w:rFonts w:ascii="Arial Nova Cond" w:hAnsi="Arial Nova Cond"/>
-                <w:b/>
-                <w:bCs/>
-                <w:lang w:val="en-MY"/>
-              </w:rPr>
-            </w:pPr>
-            <w:r>
-              <w:rPr>
-                <w:rFonts w:ascii="Arial Nova Cond" w:hAnsi="Arial Nova Cond"/>
-                <w:b/>
-                <w:bCs/>
-                <w:lang w:val="en-MY"/>
-              </w:rPr>
-              <w:t> </w:t>
-            </w:r>
-          </w:p>
-          <w:p>
-            <w:pPr>
-              <w:overflowPunct/>
-              <w:autoSpaceDE/>
-              <w:autoSpaceDN/>
-              <w:adjustRightInd/>
-              <w:textAlignment w:val="auto"/>
-              <w:rPr>
-                <w:rFonts w:ascii="Arial Nova Cond" w:hAnsi="Arial Nova Cond"/>
-                <w:b/>
-                <w:bCs/>
-                <w:lang w:val="en-MY"/>
-              </w:rPr>
-            </w:pPr>
-            <w:r>
-              <w:rPr>
-                <w:rFonts w:ascii="Arial Nova Cond" w:hAnsi="Arial Nova Cond"/>
-                <w:b/>
-                <w:bCs/>
-                <w:lang w:val="en-MY"/>
-              </w:rPr>
-              <w:t> </w:t>
-            </w:r>
-          </w:p>
-          <w:p>
-            <w:pPr>
-              <w:overflowPunct/>
-              <w:autoSpaceDE/>
-              <w:autoSpaceDN/>
-              <w:adjustRightInd/>
-              <w:textAlignment w:val="auto"/>
-              <w:rPr>
-                <w:rFonts w:ascii="Arial Nova Cond" w:hAnsi="Arial Nova Cond"/>
-                <w:b/>
-                <w:bCs/>
-                <w:lang w:val="en-MY"/>
-              </w:rPr>
-            </w:pPr>
-            <w:r>
-              <w:rPr>
-                <w:rFonts w:ascii="Arial Nova Cond" w:hAnsi="Arial Nova Cond"/>
-                <w:b/>
-                <w:bCs/>
-                <w:lang w:val="en-MY"/>
-              </w:rPr>
-              <w:t> </w:t>
-            </w:r>
-          </w:p>
-          <w:p>
-            <w:pPr>
-              <w:overflowPunct/>
-              <w:autoSpaceDE/>
-              <w:autoSpaceDN/>
-              <w:adjustRightInd/>
-              <w:textAlignment w:val="auto"/>
-              <w:rPr>
-                <w:rFonts w:ascii="Arial Nova Cond" w:hAnsi="Arial Nova Cond"/>
-                <w:b/>
-                <w:bCs/>
-                <w:lang w:val="en-MY"/>
-              </w:rPr>
-            </w:pPr>
-            <w:r>
-              <w:rPr>
-                <w:rFonts w:ascii="Arial Nova Cond" w:hAnsi="Arial Nova Cond"/>
-                <w:b/>
-                <w:bCs/>
-                <w:lang w:val="en-MY"/>
-              </w:rPr>
-              <w:t> </w:t>
-            </w:r>
-          </w:p>
-          <w:p>
-            <w:pPr>
-              <w:overflowPunct/>
-              <w:autoSpaceDE/>
-              <w:autoSpaceDN/>
-              <w:adjustRightInd/>
-              <w:textAlignment w:val="auto"/>
-              <w:rPr>
-                <w:rFonts w:ascii="Arial Nova Cond" w:hAnsi="Arial Nova Cond"/>
-                <w:b/>
-                <w:bCs/>
-                <w:lang w:val="en-MY"/>
-              </w:rPr>
-            </w:pPr>
-            <w:r>
-              <w:rPr>
-                <w:rFonts w:ascii="Arial Nova Cond" w:hAnsi="Arial Nova Cond"/>
-                <w:b/>
-                <w:bCs/>
-                <w:lang w:val="en-MY"/>
-              </w:rPr>
-              <w:t> </w:t>
-            </w:r>
-          </w:p>
-          <w:p>
-            <w:pPr>
-              <w:overflowPunct/>
-              <w:autoSpaceDE/>
-              <w:autoSpaceDN/>
-              <w:adjustRightInd/>
-              <w:textAlignment w:val="auto"/>
-              <w:rPr>
-                <w:rFonts w:ascii="Arial Nova Cond" w:hAnsi="Arial Nova Cond"/>
-                <w:b/>
-                <w:bCs/>
-                <w:lang w:val="en-MY"/>
-              </w:rPr>
-            </w:pPr>
-            <w:r>
-              <w:rPr>
-                <w:rFonts w:ascii="Arial Nova Cond" w:hAnsi="Arial Nova Cond"/>
-                <w:b/>
-                <w:bCs/>
-                <w:lang w:val="en-MY"/>
-              </w:rPr>
-              <w:t> </w:t>
+            <w:r>
+              <w:t xml:space="preserve">Vertical Cable route (from drop point to inverter/combiner box) </w:t>
+              <w:br/>
+              <w:t xml:space="preserve"> </w:t>
+              <w:br/>
+              <w:t xml:space="preserve"> </w:t>
+              <w:br/>
+              <w:t xml:space="preserve"> </w:t>
+              <w:br/>
+              <w:t xml:space="preserve"> </w:t>
+              <w:br/>
+              <w:t xml:space="preserve"> </w:t>
+              <w:br/>
+              <w:t xml:space="preserve"> </w:t>
+              <w:br/>
+              <w:t xml:space="preserve"> </w:t>
+              <w:br/>
+              <w:t xml:space="preserve"> </w:t>
+              <w:br/>
+              <w:t xml:space="preserve"> </w:t>
+              <w:br/>
+              <w:t xml:space="preserve"> </w:t>
+              <w:br/>
+              <w:t xml:space="preserve"> </w:t>
+              <w:br/>
+              <w:t xml:space="preserve"> </w:t>
+              <w:br/>
+              <w:t xml:space="preserve"> </w:t>
+              <w:br/>
+              <w:t xml:space="preserve"> </w:t>
+              <w:br/>
+              <w:t xml:space="preserve"> </w:t>
+              <w:br/>
+              <w:t>{%img_ac_route}</w:t>
             </w:r>
           </w:p>
         </w:tc>
@@ -7310,415 +5220,42 @@
             <w:hideMark/>
           </w:tcPr>
           <w:p>
-            <w:pPr>
-              <w:overflowPunct/>
-              <w:autoSpaceDE/>
-              <w:autoSpaceDN/>
-              <w:adjustRightInd/>
-              <w:textAlignment w:val="auto"/>
-              <w:rPr>
-                <w:rFonts w:ascii="Arial Nova Cond" w:hAnsi="Arial Nova Cond"/>
-                <w:b/>
-                <w:bCs/>
-                <w:lang w:val="en-MY"/>
-              </w:rPr>
-            </w:pPr>
-            <w:r>
-              <w:rPr>
-                <w:rFonts w:ascii="Arial Nova Cond" w:hAnsi="Arial Nova Cond"/>
-                <w:b/>
-                <w:bCs/>
-                <w:lang w:val="en-MY"/>
-              </w:rPr>
-              <w:t> </w:t>
-            </w:r>
-          </w:p>
-          <w:p>
-            <w:pPr>
-              <w:numPr>
-                <w:ilvl w:val="0"/>
-                <w:numId w:val="11"/>
-              </w:numPr>
-              <w:overflowPunct/>
-              <w:autoSpaceDE/>
-              <w:autoSpaceDN/>
-              <w:adjustRightInd/>
-              <w:textAlignment w:val="auto"/>
-              <w:rPr>
-                <w:rFonts w:ascii="Arial Nova Cond" w:hAnsi="Arial Nova Cond"/>
-                <w:b/>
-                <w:bCs/>
-                <w:lang w:val="en-MY"/>
-              </w:rPr>
-            </w:pPr>
-            <w:r>
-              <w:rPr>
-                <w:rFonts w:ascii="Arial Nova Cond" w:hAnsi="Arial Nova Cond"/>
-                <w:b/>
-                <w:bCs/>
-                <w:lang w:val="en-MY"/>
-              </w:rPr>
+            <w:r>
+              <w:t xml:space="preserve"> </w:t>
+              <w:br/>
               <w:t xml:space="preserve">Zoom out view of Inverter with Combiner Box </w:t>
-            </w:r>
-          </w:p>
-          <w:p>
-            <w:pPr>
-              <w:overflowPunct/>
-              <w:autoSpaceDE/>
-              <w:autoSpaceDN/>
-              <w:adjustRightInd/>
-              <w:textAlignment w:val="auto"/>
-              <w:rPr>
-                <w:rFonts w:ascii="Arial Nova Cond" w:hAnsi="Arial Nova Cond"/>
-                <w:b/>
-                <w:bCs/>
-                <w:lang w:val="en-MY"/>
-              </w:rPr>
-            </w:pPr>
-            <w:r>
-              <w:rPr>
-                <w:rFonts w:ascii="Arial Nova Cond" w:hAnsi="Arial Nova Cond"/>
-                <w:b/>
-                <w:bCs/>
-                <w:lang w:val="en-MY"/>
-              </w:rPr>
-              <w:t>  </w:t>
-            </w:r>
-          </w:p>
-          <w:p>
-            <w:pPr>
-              <w:overflowPunct/>
-              <w:autoSpaceDE/>
-              <w:autoSpaceDN/>
-              <w:adjustRightInd/>
-              <w:textAlignment w:val="auto"/>
-              <w:rPr>
-                <w:rFonts w:ascii="Arial Nova Cond" w:hAnsi="Arial Nova Cond"/>
-                <w:b/>
-                <w:bCs/>
-                <w:lang w:val="en-MY"/>
-              </w:rPr>
-            </w:pPr>
-            <w:r>
-              <w:rPr>
-                <w:rFonts w:ascii="Arial Nova Cond" w:hAnsi="Arial Nova Cond"/>
-                <w:b/>
-                <w:bCs/>
-                <w:lang w:val="en-MY"/>
-              </w:rPr>
-              <w:t> </w:t>
-            </w:r>
-          </w:p>
-          <w:p>
-            <w:pPr>
-              <w:overflowPunct/>
-              <w:autoSpaceDE/>
-              <w:autoSpaceDN/>
-              <w:adjustRightInd/>
-              <w:textAlignment w:val="auto"/>
-              <w:rPr>
-                <w:rFonts w:ascii="Arial Nova Cond" w:hAnsi="Arial Nova Cond"/>
-                <w:b/>
-                <w:bCs/>
-                <w:lang w:val="en-MY"/>
-              </w:rPr>
-            </w:pPr>
-            <w:r>
-              <w:rPr>
-                <w:rFonts w:ascii="Arial Nova Cond" w:hAnsi="Arial Nova Cond"/>
-                <w:b/>
-                <w:bCs/>
-                <w:lang w:val="en-MY"/>
-              </w:rPr>
-              <w:t> </w:t>
-            </w:r>
-          </w:p>
-          <w:p>
-            <w:pPr>
-              <w:overflowPunct/>
-              <w:autoSpaceDE/>
-              <w:autoSpaceDN/>
-              <w:adjustRightInd/>
-              <w:textAlignment w:val="auto"/>
-              <w:rPr>
-                <w:rFonts w:ascii="Arial Nova Cond" w:hAnsi="Arial Nova Cond"/>
-                <w:b/>
-                <w:bCs/>
-                <w:lang w:val="en-MY"/>
-              </w:rPr>
-            </w:pPr>
-            <w:r>
-              <w:rPr>
-                <w:rFonts w:ascii="Arial Nova Cond" w:hAnsi="Arial Nova Cond"/>
-                <w:b/>
-                <w:bCs/>
-                <w:lang w:val="en-MY"/>
-              </w:rPr>
-              <w:t> </w:t>
-            </w:r>
-          </w:p>
-          <w:p>
-            <w:pPr>
-              <w:overflowPunct/>
-              <w:autoSpaceDE/>
-              <w:autoSpaceDN/>
-              <w:adjustRightInd/>
-              <w:textAlignment w:val="auto"/>
-              <w:rPr>
-                <w:rFonts w:ascii="Arial Nova Cond" w:hAnsi="Arial Nova Cond"/>
-                <w:b/>
-                <w:bCs/>
-                <w:lang w:val="en-MY"/>
-              </w:rPr>
-            </w:pPr>
-            <w:r>
-              <w:rPr>
-                <w:rFonts w:ascii="Arial Nova Cond" w:hAnsi="Arial Nova Cond"/>
-                <w:b/>
-                <w:bCs/>
-                <w:lang w:val="en-MY"/>
-              </w:rPr>
-              <w:t> </w:t>
-            </w:r>
-          </w:p>
-          <w:p>
-            <w:pPr>
-              <w:overflowPunct/>
-              <w:autoSpaceDE/>
-              <w:autoSpaceDN/>
-              <w:adjustRightInd/>
-              <w:textAlignment w:val="auto"/>
-              <w:rPr>
-                <w:rFonts w:ascii="Arial Nova Cond" w:hAnsi="Arial Nova Cond"/>
-                <w:b/>
-                <w:bCs/>
-                <w:lang w:val="en-MY"/>
-              </w:rPr>
-            </w:pPr>
-            <w:r>
-              <w:rPr>
-                <w:rFonts w:ascii="Arial Nova Cond" w:hAnsi="Arial Nova Cond"/>
-                <w:b/>
-                <w:bCs/>
-                <w:lang w:val="en-MY"/>
-              </w:rPr>
-              <w:t> </w:t>
-            </w:r>
-          </w:p>
-          <w:p>
-            <w:pPr>
-              <w:overflowPunct/>
-              <w:autoSpaceDE/>
-              <w:autoSpaceDN/>
-              <w:adjustRightInd/>
-              <w:textAlignment w:val="auto"/>
-              <w:rPr>
-                <w:rFonts w:ascii="Arial Nova Cond" w:hAnsi="Arial Nova Cond"/>
-                <w:b/>
-                <w:bCs/>
-                <w:lang w:val="en-MY"/>
-              </w:rPr>
-            </w:pPr>
-            <w:r>
-              <w:rPr>
-                <w:rFonts w:ascii="Arial Nova Cond" w:hAnsi="Arial Nova Cond"/>
-                <w:b/>
-                <w:bCs/>
-                <w:lang w:val="en-MY"/>
-              </w:rPr>
-              <w:t> </w:t>
-            </w:r>
-          </w:p>
-          <w:p>
-            <w:pPr>
-              <w:overflowPunct/>
-              <w:autoSpaceDE/>
-              <w:autoSpaceDN/>
-              <w:adjustRightInd/>
-              <w:textAlignment w:val="auto"/>
-              <w:rPr>
-                <w:rFonts w:ascii="Arial Nova Cond" w:hAnsi="Arial Nova Cond"/>
-                <w:b/>
-                <w:bCs/>
-                <w:lang w:val="en-MY"/>
-              </w:rPr>
-            </w:pPr>
-            <w:r>
-              <w:rPr>
-                <w:rFonts w:ascii="Arial Nova Cond" w:hAnsi="Arial Nova Cond"/>
-                <w:b/>
-                <w:bCs/>
-                <w:lang w:val="en-MY"/>
-              </w:rPr>
-              <w:t> </w:t>
-            </w:r>
-          </w:p>
-          <w:p>
-            <w:pPr>
-              <w:overflowPunct/>
-              <w:autoSpaceDE/>
-              <w:autoSpaceDN/>
-              <w:adjustRightInd/>
-              <w:textAlignment w:val="auto"/>
-              <w:rPr>
-                <w:rFonts w:ascii="Arial Nova Cond" w:hAnsi="Arial Nova Cond"/>
-                <w:b/>
-                <w:bCs/>
-                <w:lang w:val="en-MY"/>
-              </w:rPr>
-            </w:pPr>
-            <w:r>
-              <w:rPr>
-                <w:rFonts w:ascii="Arial Nova Cond" w:hAnsi="Arial Nova Cond"/>
-                <w:b/>
-                <w:bCs/>
-                <w:lang w:val="en-MY"/>
-              </w:rPr>
-              <w:t> </w:t>
-            </w:r>
-          </w:p>
-          <w:p>
-            <w:pPr>
-              <w:overflowPunct/>
-              <w:autoSpaceDE/>
-              <w:autoSpaceDN/>
-              <w:adjustRightInd/>
-              <w:textAlignment w:val="auto"/>
-              <w:rPr>
-                <w:rFonts w:ascii="Arial Nova Cond" w:hAnsi="Arial Nova Cond"/>
-                <w:b/>
-                <w:bCs/>
-                <w:lang w:val="en-MY"/>
-              </w:rPr>
-            </w:pPr>
-            <w:r>
-              <w:rPr>
-                <w:rFonts w:ascii="Arial Nova Cond" w:hAnsi="Arial Nova Cond"/>
-                <w:b/>
-                <w:bCs/>
-                <w:lang w:val="en-MY"/>
-              </w:rPr>
-              <w:t> </w:t>
-            </w:r>
-          </w:p>
-          <w:p>
-            <w:pPr>
-              <w:overflowPunct/>
-              <w:autoSpaceDE/>
-              <w:autoSpaceDN/>
-              <w:adjustRightInd/>
-              <w:textAlignment w:val="auto"/>
-              <w:rPr>
-                <w:rFonts w:ascii="Arial Nova Cond" w:hAnsi="Arial Nova Cond"/>
-                <w:b/>
-                <w:bCs/>
-                <w:lang w:val="en-MY"/>
-              </w:rPr>
-            </w:pPr>
-            <w:r>
-              <w:rPr>
-                <w:rFonts w:ascii="Arial Nova Cond" w:hAnsi="Arial Nova Cond"/>
-                <w:b/>
-                <w:bCs/>
-                <w:lang w:val="en-MY"/>
-              </w:rPr>
-              <w:t> </w:t>
-            </w:r>
-          </w:p>
-          <w:p>
-            <w:pPr>
-              <w:overflowPunct/>
-              <w:autoSpaceDE/>
-              <w:autoSpaceDN/>
-              <w:adjustRightInd/>
-              <w:textAlignment w:val="auto"/>
-              <w:rPr>
-                <w:rFonts w:ascii="Arial Nova Cond" w:hAnsi="Arial Nova Cond"/>
-                <w:b/>
-                <w:bCs/>
-                <w:lang w:val="en-MY"/>
-              </w:rPr>
-            </w:pPr>
-            <w:r>
-              <w:rPr>
-                <w:rFonts w:ascii="Arial Nova Cond" w:hAnsi="Arial Nova Cond"/>
-                <w:b/>
-                <w:bCs/>
-                <w:lang w:val="en-MY"/>
-              </w:rPr>
-              <w:t> </w:t>
-            </w:r>
-          </w:p>
-          <w:p>
-            <w:pPr>
-              <w:overflowPunct/>
-              <w:autoSpaceDE/>
-              <w:autoSpaceDN/>
-              <w:adjustRightInd/>
-              <w:textAlignment w:val="auto"/>
-              <w:rPr>
-                <w:rFonts w:ascii="Arial Nova Cond" w:hAnsi="Arial Nova Cond"/>
-                <w:b/>
-                <w:bCs/>
-                <w:lang w:val="en-MY"/>
-              </w:rPr>
-            </w:pPr>
-            <w:r>
-              <w:rPr>
-                <w:rFonts w:ascii="Arial Nova Cond" w:hAnsi="Arial Nova Cond"/>
-                <w:b/>
-                <w:bCs/>
-                <w:lang w:val="en-MY"/>
-              </w:rPr>
-              <w:t> </w:t>
-            </w:r>
-          </w:p>
-          <w:p>
-            <w:pPr>
-              <w:overflowPunct/>
-              <w:autoSpaceDE/>
-              <w:autoSpaceDN/>
-              <w:adjustRightInd/>
-              <w:textAlignment w:val="auto"/>
-              <w:rPr>
-                <w:rFonts w:ascii="Arial Nova Cond" w:hAnsi="Arial Nova Cond"/>
-                <w:b/>
-                <w:bCs/>
-                <w:lang w:val="en-MY"/>
-              </w:rPr>
-            </w:pPr>
-            <w:r>
-              <w:rPr>
-                <w:rFonts w:ascii="Arial Nova Cond" w:hAnsi="Arial Nova Cond"/>
-                <w:b/>
-                <w:bCs/>
-                <w:lang w:val="en-MY"/>
-              </w:rPr>
-              <w:t> </w:t>
-            </w:r>
-          </w:p>
-          <w:p>
-            <w:pPr>
-              <w:overflowPunct/>
-              <w:autoSpaceDE/>
-              <w:autoSpaceDN/>
-              <w:adjustRightInd/>
-              <w:textAlignment w:val="auto"/>
-              <w:rPr>
-                <w:rFonts w:ascii="Arial Nova Cond" w:hAnsi="Arial Nova Cond"/>
-                <w:b/>
-                <w:bCs/>
-                <w:lang w:val="en-MY"/>
-              </w:rPr>
-            </w:pPr>
-            <w:r>
-              <w:rPr>
-                <w:rFonts w:ascii="Arial Nova Cond" w:hAnsi="Arial Nova Cond"/>
-                <w:b/>
-                <w:bCs/>
-                <w:lang w:val="en-MY"/>
-              </w:rPr>
-              <w:t> </w:t>
+              <w:br/>
+              <w:t xml:space="preserve">  </w:t>
+              <w:br/>
+              <w:t xml:space="preserve"> </w:t>
+              <w:br/>
+              <w:t xml:space="preserve"> </w:t>
+              <w:br/>
+              <w:t xml:space="preserve"> </w:t>
+              <w:br/>
+              <w:t xml:space="preserve"> </w:t>
+              <w:br/>
+              <w:t xml:space="preserve"> </w:t>
+              <w:br/>
+              <w:t xml:space="preserve"> </w:t>
+              <w:br/>
+              <w:t xml:space="preserve"> </w:t>
+              <w:br/>
+              <w:t xml:space="preserve"> </w:t>
+              <w:br/>
+              <w:t xml:space="preserve"> </w:t>
+              <w:br/>
+              <w:t xml:space="preserve"> </w:t>
+              <w:br/>
+              <w:t xml:space="preserve"> </w:t>
+              <w:br/>
+              <w:t xml:space="preserve"> </w:t>
+              <w:br/>
+              <w:t xml:space="preserve"> </w:t>
+              <w:br/>
+              <w:t xml:space="preserve"> </w:t>
+              <w:br/>
+              <w:t>{%img_inverter}</w:t>
             </w:r>
           </w:p>
         </w:tc>
@@ -9136,96 +6673,14 @@
             <w:hideMark/>
           </w:tcPr>
           <w:p>
-            <w:pPr>
-              <w:overflowPunct/>
-              <w:autoSpaceDE/>
-              <w:autoSpaceDN/>
-              <w:adjustRightInd/>
-              <w:textAlignment w:val="auto"/>
-              <w:rPr>
-                <w:rFonts w:ascii="Arial Nova Cond" w:hAnsi="Arial Nova Cond"/>
-                <w:b/>
-                <w:bCs/>
-                <w:lang w:val="en-MY"/>
-              </w:rPr>
-            </w:pPr>
-            <w:r>
-              <w:rPr>
-                <w:rFonts w:ascii="Arial Nova Cond" w:hAnsi="Arial Nova Cond"/>
-                <w:b/>
-                <w:bCs/>
-                <w:lang w:val="en-MY"/>
-              </w:rPr>
-              <w:t> </w:t>
-            </w:r>
-          </w:p>
-          <w:p>
-            <w:pPr>
-              <w:numPr>
-                <w:ilvl w:val="0"/>
-                <w:numId w:val="15"/>
-              </w:numPr>
-              <w:overflowPunct/>
-              <w:autoSpaceDE/>
-              <w:autoSpaceDN/>
-              <w:adjustRightInd/>
-              <w:textAlignment w:val="auto"/>
-              <w:rPr>
-                <w:rFonts w:ascii="Arial Nova Cond" w:hAnsi="Arial Nova Cond"/>
-                <w:b/>
-                <w:bCs/>
-                <w:lang w:val="en-MY"/>
-              </w:rPr>
-            </w:pPr>
-            <w:r>
-              <w:rPr>
-                <w:rFonts w:ascii="Arial Nova Cond" w:hAnsi="Arial Nova Cond"/>
-                <w:b/>
-                <w:bCs/>
-                <w:lang w:val="en-MY"/>
-              </w:rPr>
-              <w:t>With cover on – (</w:t>
-            </w:r>
-            <w:r>
-              <w:rPr>
-                <w:rFonts w:ascii="Arial Nova Cond" w:hAnsi="Arial Nova Cond"/>
-                <w:i/>
-                <w:lang w:val="en-MY"/>
-              </w:rPr>
-              <w:t>clear view of the labels of each component</w:t>
-            </w:r>
-            <w:r>
-              <w:rPr>
-                <w:rFonts w:ascii="Arial Nova Cond" w:hAnsi="Arial Nova Cond"/>
-                <w:i/>
-                <w:iCs/>
-                <w:lang w:val="en-MY"/>
-              </w:rPr>
-              <w:t>)</w:t>
-            </w:r>
-          </w:p>
-          <w:p>
-            <w:pPr>
-              <w:overflowPunct/>
-              <w:autoSpaceDE/>
-              <w:autoSpaceDN/>
-              <w:adjustRightInd/>
-              <w:textAlignment w:val="auto"/>
-              <w:rPr>
-                <w:rFonts w:ascii="Arial Nova Cond" w:hAnsi="Arial Nova Cond"/>
-                <w:b/>
-                <w:bCs/>
-                <w:lang w:val="en-MY"/>
-              </w:rPr>
-            </w:pPr>
-            <w:r>
-              <w:rPr>
-                <w:rFonts w:ascii="Arial Nova Cond" w:hAnsi="Arial Nova Cond"/>
-                <w:b/>
-                <w:bCs/>
-                <w:lang w:val="en-MY"/>
-              </w:rPr>
-              <w:t> </w:t>
+            <w:r>
+              <w:t xml:space="preserve"> </w:t>
+              <w:br/>
+              <w:t>With cover on – (clear view of the labels of each component)</w:t>
+              <w:br/>
+              <w:t xml:space="preserve"> </w:t>
+              <w:br/>
+              <w:t>{%img_combiner}</w:t>
             </w:r>
           </w:p>
         </w:tc>
@@ -9829,473 +7284,44 @@
             <w:hideMark/>
           </w:tcPr>
           <w:p>
-            <w:pPr>
-              <w:overflowPunct/>
-              <w:autoSpaceDE/>
-              <w:autoSpaceDN/>
-              <w:adjustRightInd/>
-              <w:textAlignment w:val="auto"/>
-              <w:rPr>
-                <w:rFonts w:ascii="Arial Nova Cond" w:hAnsi="Arial Nova Cond"/>
-                <w:b/>
-                <w:bCs/>
-                <w:lang w:val="en-MY"/>
-              </w:rPr>
-            </w:pPr>
-            <w:r>
-              <w:rPr>
-                <w:rFonts w:ascii="Arial Nova Cond" w:hAnsi="Arial Nova Cond"/>
-                <w:b/>
-                <w:bCs/>
-                <w:lang w:val="en-MY"/>
-              </w:rPr>
-              <w:t> </w:t>
-            </w:r>
-          </w:p>
-          <w:p>
-            <w:pPr>
-              <w:numPr>
-                <w:ilvl w:val="0"/>
-                <w:numId w:val="18"/>
-              </w:numPr>
-              <w:overflowPunct/>
-              <w:autoSpaceDE/>
-              <w:autoSpaceDN/>
-              <w:adjustRightInd/>
-              <w:textAlignment w:val="auto"/>
-              <w:rPr>
-                <w:rFonts w:ascii="Arial Nova Cond" w:hAnsi="Arial Nova Cond"/>
-                <w:b/>
-                <w:bCs/>
-                <w:lang w:val="en-MY"/>
-              </w:rPr>
-            </w:pPr>
-            <w:r>
-              <w:rPr>
-                <w:rFonts w:ascii="Arial Nova Cond" w:hAnsi="Arial Nova Cond"/>
-                <w:b/>
-                <w:bCs/>
-                <w:lang w:val="en-MY"/>
-              </w:rPr>
-              <w:t xml:space="preserve">Wide-angle view – </w:t>
-            </w:r>
-            <w:r>
-              <w:rPr>
-                <w:rFonts w:ascii="Arial Nova Cond" w:hAnsi="Arial Nova Cond"/>
-                <w:i/>
-                <w:lang w:val="en-MY"/>
-              </w:rPr>
-              <w:t xml:space="preserve">clear view of the whole </w:t>
-            </w:r>
-            <w:r>
-              <w:rPr>
-                <w:rFonts w:ascii="Arial Nova Cond" w:hAnsi="Arial Nova Cond"/>
-                <w:i/>
-                <w:iCs/>
-                <w:lang w:val="en-MY"/>
-              </w:rPr>
-              <w:t xml:space="preserve">customer`s </w:t>
-            </w:r>
-            <w:r>
-              <w:rPr>
-                <w:rFonts w:ascii="Arial Nova Cond" w:hAnsi="Arial Nova Cond"/>
-                <w:i/>
-                <w:lang w:val="en-MY"/>
-              </w:rPr>
-              <w:t>DB box.</w:t>
-            </w:r>
-            <w:r>
-              <w:rPr>
-                <w:rFonts w:ascii="Arial Nova Cond" w:hAnsi="Arial Nova Cond"/>
-                <w:b/>
-                <w:bCs/>
-                <w:lang w:val="en-MY"/>
-              </w:rPr>
-              <w:t> </w:t>
-            </w:r>
-          </w:p>
-          <w:p>
-            <w:pPr>
-              <w:overflowPunct/>
-              <w:autoSpaceDE/>
-              <w:autoSpaceDN/>
-              <w:adjustRightInd/>
-              <w:textAlignment w:val="auto"/>
-              <w:rPr>
-                <w:rFonts w:ascii="Arial Nova Cond" w:hAnsi="Arial Nova Cond"/>
-                <w:b/>
-                <w:bCs/>
-                <w:lang w:val="en-MY"/>
-              </w:rPr>
-            </w:pPr>
-            <w:r>
-              <w:rPr>
-                <w:rFonts w:ascii="Arial Nova Cond" w:hAnsi="Arial Nova Cond"/>
-                <w:b/>
-                <w:bCs/>
-                <w:lang w:val="en-MY"/>
-              </w:rPr>
-              <w:t> </w:t>
-            </w:r>
-          </w:p>
-          <w:p>
-            <w:pPr>
-              <w:overflowPunct/>
-              <w:autoSpaceDE/>
-              <w:autoSpaceDN/>
-              <w:adjustRightInd/>
-              <w:textAlignment w:val="auto"/>
-              <w:rPr>
-                <w:rFonts w:ascii="Arial Nova Cond" w:hAnsi="Arial Nova Cond"/>
-                <w:b/>
-                <w:bCs/>
-                <w:lang w:val="en-MY"/>
-              </w:rPr>
-            </w:pPr>
-            <w:r>
-              <w:rPr>
-                <w:rFonts w:ascii="Arial Nova Cond" w:hAnsi="Arial Nova Cond"/>
-                <w:b/>
-                <w:bCs/>
-                <w:lang w:val="en-MY"/>
-              </w:rPr>
-              <w:t> </w:t>
-            </w:r>
-          </w:p>
-          <w:p>
-            <w:pPr>
-              <w:overflowPunct/>
-              <w:autoSpaceDE/>
-              <w:autoSpaceDN/>
-              <w:adjustRightInd/>
-              <w:textAlignment w:val="auto"/>
-              <w:rPr>
-                <w:rFonts w:ascii="Arial Nova Cond" w:hAnsi="Arial Nova Cond"/>
-                <w:b/>
-                <w:bCs/>
-                <w:lang w:val="en-MY"/>
-              </w:rPr>
-            </w:pPr>
-            <w:r>
-              <w:rPr>
-                <w:rFonts w:ascii="Arial Nova Cond" w:hAnsi="Arial Nova Cond"/>
-                <w:b/>
-                <w:bCs/>
-                <w:lang w:val="en-MY"/>
-              </w:rPr>
-              <w:t> </w:t>
-            </w:r>
-          </w:p>
-          <w:p>
-            <w:pPr>
-              <w:overflowPunct/>
-              <w:autoSpaceDE/>
-              <w:autoSpaceDN/>
-              <w:adjustRightInd/>
-              <w:textAlignment w:val="auto"/>
-              <w:rPr>
-                <w:rFonts w:ascii="Arial Nova Cond" w:hAnsi="Arial Nova Cond"/>
-                <w:b/>
-                <w:bCs/>
-                <w:lang w:val="en-MY"/>
-              </w:rPr>
-            </w:pPr>
-            <w:r>
-              <w:rPr>
-                <w:rFonts w:ascii="Arial Nova Cond" w:hAnsi="Arial Nova Cond"/>
-                <w:b/>
-                <w:bCs/>
-                <w:lang w:val="en-MY"/>
-              </w:rPr>
-              <w:t> </w:t>
-            </w:r>
-          </w:p>
-          <w:p>
-            <w:pPr>
-              <w:overflowPunct/>
-              <w:autoSpaceDE/>
-              <w:autoSpaceDN/>
-              <w:adjustRightInd/>
-              <w:textAlignment w:val="auto"/>
-              <w:rPr>
-                <w:rFonts w:ascii="Arial Nova Cond" w:hAnsi="Arial Nova Cond"/>
-                <w:b/>
-                <w:bCs/>
-                <w:lang w:val="en-MY"/>
-              </w:rPr>
-            </w:pPr>
-            <w:r>
-              <w:rPr>
-                <w:rFonts w:ascii="Arial Nova Cond" w:hAnsi="Arial Nova Cond"/>
-                <w:b/>
-                <w:bCs/>
-                <w:lang w:val="en-MY"/>
-              </w:rPr>
-              <w:t> </w:t>
-            </w:r>
-          </w:p>
-          <w:p>
-            <w:pPr>
-              <w:overflowPunct/>
-              <w:autoSpaceDE/>
-              <w:autoSpaceDN/>
-              <w:adjustRightInd/>
-              <w:textAlignment w:val="auto"/>
-              <w:rPr>
-                <w:rFonts w:ascii="Arial Nova Cond" w:hAnsi="Arial Nova Cond"/>
-                <w:b/>
-                <w:bCs/>
-                <w:lang w:val="en-MY"/>
-              </w:rPr>
-            </w:pPr>
-            <w:r>
-              <w:rPr>
-                <w:rFonts w:ascii="Arial Nova Cond" w:hAnsi="Arial Nova Cond"/>
-                <w:b/>
-                <w:bCs/>
-                <w:lang w:val="en-MY"/>
-              </w:rPr>
-              <w:t> </w:t>
-            </w:r>
-          </w:p>
-          <w:p>
-            <w:pPr>
-              <w:overflowPunct/>
-              <w:autoSpaceDE/>
-              <w:autoSpaceDN/>
-              <w:adjustRightInd/>
-              <w:textAlignment w:val="auto"/>
-              <w:rPr>
-                <w:rFonts w:ascii="Arial Nova Cond" w:hAnsi="Arial Nova Cond"/>
-                <w:b/>
-                <w:bCs/>
-                <w:lang w:val="en-MY"/>
-              </w:rPr>
-            </w:pPr>
-            <w:r>
-              <w:rPr>
-                <w:rFonts w:ascii="Arial Nova Cond" w:hAnsi="Arial Nova Cond"/>
-                <w:b/>
-                <w:bCs/>
-                <w:lang w:val="en-MY"/>
-              </w:rPr>
-              <w:t> </w:t>
-            </w:r>
-          </w:p>
-          <w:p>
-            <w:pPr>
-              <w:overflowPunct/>
-              <w:autoSpaceDE/>
-              <w:autoSpaceDN/>
-              <w:adjustRightInd/>
-              <w:textAlignment w:val="auto"/>
-              <w:rPr>
-                <w:rFonts w:ascii="Arial Nova Cond" w:hAnsi="Arial Nova Cond"/>
-                <w:b/>
-                <w:bCs/>
-                <w:lang w:val="en-MY"/>
-              </w:rPr>
-            </w:pPr>
-            <w:r>
-              <w:rPr>
-                <w:rFonts w:ascii="Arial Nova Cond" w:hAnsi="Arial Nova Cond"/>
-                <w:b/>
-                <w:bCs/>
-                <w:lang w:val="en-MY"/>
-              </w:rPr>
-              <w:t> </w:t>
-            </w:r>
-          </w:p>
-          <w:p>
-            <w:pPr>
-              <w:overflowPunct/>
-              <w:autoSpaceDE/>
-              <w:autoSpaceDN/>
-              <w:adjustRightInd/>
-              <w:textAlignment w:val="auto"/>
-              <w:rPr>
-                <w:rFonts w:ascii="Arial Nova Cond" w:hAnsi="Arial Nova Cond"/>
-                <w:b/>
-                <w:bCs/>
-                <w:lang w:val="en-MY"/>
-              </w:rPr>
-            </w:pPr>
-            <w:r>
-              <w:rPr>
-                <w:rFonts w:ascii="Arial Nova Cond" w:hAnsi="Arial Nova Cond"/>
-                <w:b/>
-                <w:bCs/>
-                <w:lang w:val="en-MY"/>
-              </w:rPr>
-              <w:t> </w:t>
-            </w:r>
-          </w:p>
-          <w:p>
-            <w:pPr>
-              <w:overflowPunct/>
-              <w:autoSpaceDE/>
-              <w:autoSpaceDN/>
-              <w:adjustRightInd/>
-              <w:textAlignment w:val="auto"/>
-              <w:rPr>
-                <w:rFonts w:ascii="Arial Nova Cond" w:hAnsi="Arial Nova Cond"/>
-                <w:b/>
-                <w:bCs/>
-                <w:lang w:val="en-MY"/>
-              </w:rPr>
-            </w:pPr>
-            <w:r>
-              <w:rPr>
-                <w:rFonts w:ascii="Arial Nova Cond" w:hAnsi="Arial Nova Cond"/>
-                <w:b/>
-                <w:bCs/>
-                <w:lang w:val="en-MY"/>
-              </w:rPr>
-              <w:t> </w:t>
-            </w:r>
-          </w:p>
-          <w:p>
-            <w:pPr>
-              <w:overflowPunct/>
-              <w:autoSpaceDE/>
-              <w:autoSpaceDN/>
-              <w:adjustRightInd/>
-              <w:textAlignment w:val="auto"/>
-              <w:rPr>
-                <w:rFonts w:ascii="Arial Nova Cond" w:hAnsi="Arial Nova Cond"/>
-                <w:b/>
-                <w:bCs/>
-                <w:lang w:val="en-MY"/>
-              </w:rPr>
-            </w:pPr>
-            <w:r>
-              <w:rPr>
-                <w:rFonts w:ascii="Arial Nova Cond" w:hAnsi="Arial Nova Cond"/>
-                <w:b/>
-                <w:bCs/>
-                <w:lang w:val="en-MY"/>
-              </w:rPr>
-              <w:t> </w:t>
-            </w:r>
-          </w:p>
-          <w:p>
-            <w:pPr>
-              <w:overflowPunct/>
-              <w:autoSpaceDE/>
-              <w:autoSpaceDN/>
-              <w:adjustRightInd/>
-              <w:textAlignment w:val="auto"/>
-              <w:rPr>
-                <w:rFonts w:ascii="Arial Nova Cond" w:hAnsi="Arial Nova Cond"/>
-                <w:b/>
-                <w:bCs/>
-                <w:lang w:val="en-MY"/>
-              </w:rPr>
-            </w:pPr>
-            <w:r>
-              <w:rPr>
-                <w:rFonts w:ascii="Arial Nova Cond" w:hAnsi="Arial Nova Cond"/>
-                <w:b/>
-                <w:bCs/>
-                <w:lang w:val="en-MY"/>
-              </w:rPr>
-              <w:t> </w:t>
-            </w:r>
-          </w:p>
-          <w:p>
-            <w:pPr>
-              <w:overflowPunct/>
-              <w:autoSpaceDE/>
-              <w:autoSpaceDN/>
-              <w:adjustRightInd/>
-              <w:textAlignment w:val="auto"/>
-              <w:rPr>
-                <w:rFonts w:ascii="Arial Nova Cond" w:hAnsi="Arial Nova Cond"/>
-                <w:b/>
-                <w:bCs/>
-                <w:lang w:val="en-MY"/>
-              </w:rPr>
-            </w:pPr>
-            <w:r>
-              <w:rPr>
-                <w:rFonts w:ascii="Arial Nova Cond" w:hAnsi="Arial Nova Cond"/>
-                <w:b/>
-                <w:bCs/>
-                <w:lang w:val="en-MY"/>
-              </w:rPr>
-              <w:t> </w:t>
-            </w:r>
-          </w:p>
-          <w:p>
-            <w:pPr>
-              <w:overflowPunct/>
-              <w:autoSpaceDE/>
-              <w:autoSpaceDN/>
-              <w:adjustRightInd/>
-              <w:textAlignment w:val="auto"/>
-              <w:rPr>
-                <w:rFonts w:ascii="Arial Nova Cond" w:hAnsi="Arial Nova Cond"/>
-                <w:b/>
-                <w:bCs/>
-                <w:lang w:val="en-MY"/>
-              </w:rPr>
-            </w:pPr>
-            <w:r>
-              <w:rPr>
-                <w:rFonts w:ascii="Arial Nova Cond" w:hAnsi="Arial Nova Cond"/>
-                <w:b/>
-                <w:bCs/>
-                <w:lang w:val="en-MY"/>
-              </w:rPr>
-              <w:t> </w:t>
-            </w:r>
-          </w:p>
-          <w:p>
-            <w:pPr>
-              <w:overflowPunct/>
-              <w:autoSpaceDE/>
-              <w:autoSpaceDN/>
-              <w:adjustRightInd/>
-              <w:textAlignment w:val="auto"/>
-              <w:rPr>
-                <w:rFonts w:ascii="Arial Nova Cond" w:hAnsi="Arial Nova Cond"/>
-                <w:b/>
-                <w:bCs/>
-                <w:lang w:val="en-MY"/>
-              </w:rPr>
-            </w:pPr>
-            <w:r>
-              <w:rPr>
-                <w:rFonts w:ascii="Arial Nova Cond" w:hAnsi="Arial Nova Cond"/>
-                <w:b/>
-                <w:bCs/>
-                <w:lang w:val="en-MY"/>
-              </w:rPr>
-              <w:t> </w:t>
-            </w:r>
-          </w:p>
-          <w:p>
-            <w:pPr>
-              <w:overflowPunct/>
-              <w:autoSpaceDE/>
-              <w:autoSpaceDN/>
-              <w:adjustRightInd/>
-              <w:textAlignment w:val="auto"/>
-              <w:rPr>
-                <w:rFonts w:ascii="Arial Nova Cond" w:hAnsi="Arial Nova Cond"/>
-                <w:b/>
-                <w:bCs/>
-                <w:lang w:val="en-MY"/>
-              </w:rPr>
-            </w:pPr>
-            <w:r>
-              <w:rPr>
-                <w:rFonts w:ascii="Arial Nova Cond" w:hAnsi="Arial Nova Cond"/>
-                <w:b/>
-                <w:bCs/>
-                <w:lang w:val="en-MY"/>
-              </w:rPr>
-              <w:t> </w:t>
+            <w:r>
+              <w:t xml:space="preserve"> </w:t>
+              <w:br/>
+              <w:t xml:space="preserve">Wide-angle view – clear view of the whole customer`s DB box. </w:t>
+              <w:br/>
+              <w:t xml:space="preserve"> </w:t>
+              <w:br/>
+              <w:t xml:space="preserve"> </w:t>
+              <w:br/>
+              <w:t xml:space="preserve"> </w:t>
+              <w:br/>
+              <w:t xml:space="preserve"> </w:t>
+              <w:br/>
+              <w:t xml:space="preserve"> </w:t>
+              <w:br/>
+              <w:t xml:space="preserve"> </w:t>
+              <w:br/>
+              <w:t xml:space="preserve"> </w:t>
+              <w:br/>
+              <w:t xml:space="preserve"> </w:t>
+              <w:br/>
+              <w:t xml:space="preserve"> </w:t>
+              <w:br/>
+              <w:t xml:space="preserve"> </w:t>
+              <w:br/>
+              <w:t xml:space="preserve"> </w:t>
+              <w:br/>
+              <w:t xml:space="preserve"> </w:t>
+              <w:br/>
+              <w:t xml:space="preserve"> </w:t>
+              <w:br/>
+              <w:t xml:space="preserve"> </w:t>
+              <w:br/>
+              <w:t xml:space="preserve"> </w:t>
+              <w:br/>
+              <w:t xml:space="preserve"> </w:t>
+              <w:br/>
+              <w:t>{%img_interconnection}</w:t>
             </w:r>
           </w:p>
         </w:tc>
@@ -15696,363 +12722,38 @@
             <w:hideMark/>
           </w:tcPr>
           <w:p>
-            <w:pPr>
-              <w:overflowPunct/>
-              <w:autoSpaceDE/>
-              <w:autoSpaceDN/>
-              <w:adjustRightInd/>
-              <w:textAlignment w:val="auto"/>
-              <w:rPr>
-                <w:rFonts w:ascii="Arial Nova Cond" w:hAnsi="Arial Nova Cond"/>
-                <w:b/>
-                <w:bCs/>
-                <w:lang w:val="en-MY"/>
-              </w:rPr>
-            </w:pPr>
-            <w:r>
-              <w:rPr>
-                <w:rFonts w:ascii="Arial Nova Cond" w:hAnsi="Arial Nova Cond"/>
-                <w:b/>
-                <w:bCs/>
-                <w:lang w:val="en-MY"/>
-              </w:rPr>
-              <w:t> </w:t>
-            </w:r>
-          </w:p>
-          <w:p>
-            <w:pPr>
-              <w:overflowPunct/>
-              <w:autoSpaceDE/>
-              <w:autoSpaceDN/>
-              <w:adjustRightInd/>
-              <w:textAlignment w:val="auto"/>
-              <w:rPr>
-                <w:rFonts w:ascii="Arial Nova Cond" w:hAnsi="Arial Nova Cond"/>
-                <w:b/>
-                <w:bCs/>
-                <w:lang w:val="en-MY"/>
-              </w:rPr>
-            </w:pPr>
-            <w:r>
-              <w:rPr>
-                <w:rFonts w:ascii="Arial Nova Cond" w:hAnsi="Arial Nova Cond"/>
-                <w:b/>
-                <w:bCs/>
-                <w:lang w:val="en-MY"/>
-              </w:rPr>
-              <w:t> </w:t>
-            </w:r>
-          </w:p>
-          <w:p>
-            <w:pPr>
-              <w:overflowPunct/>
-              <w:autoSpaceDE/>
-              <w:autoSpaceDN/>
-              <w:adjustRightInd/>
-              <w:textAlignment w:val="auto"/>
-              <w:rPr>
-                <w:rFonts w:ascii="Arial Nova Cond" w:hAnsi="Arial Nova Cond"/>
-                <w:b/>
-                <w:bCs/>
-                <w:lang w:val="en-MY"/>
-              </w:rPr>
-            </w:pPr>
-            <w:r>
-              <w:rPr>
-                <w:rFonts w:ascii="Arial Nova Cond" w:hAnsi="Arial Nova Cond"/>
-                <w:b/>
-                <w:bCs/>
-                <w:lang w:val="en-MY"/>
-              </w:rPr>
-              <w:t> </w:t>
-            </w:r>
-          </w:p>
-          <w:p>
-            <w:pPr>
-              <w:overflowPunct/>
-              <w:autoSpaceDE/>
-              <w:autoSpaceDN/>
-              <w:adjustRightInd/>
-              <w:textAlignment w:val="auto"/>
-              <w:rPr>
-                <w:rFonts w:ascii="Arial Nova Cond" w:hAnsi="Arial Nova Cond"/>
-                <w:b/>
-                <w:bCs/>
-                <w:lang w:val="en-MY"/>
-              </w:rPr>
-            </w:pPr>
-            <w:r>
-              <w:rPr>
-                <w:rFonts w:ascii="Arial Nova Cond" w:hAnsi="Arial Nova Cond"/>
-                <w:b/>
-                <w:bCs/>
-                <w:lang w:val="en-MY"/>
-              </w:rPr>
-              <w:t> </w:t>
-            </w:r>
-          </w:p>
-          <w:p>
-            <w:pPr>
-              <w:overflowPunct/>
-              <w:autoSpaceDE/>
-              <w:autoSpaceDN/>
-              <w:adjustRightInd/>
-              <w:textAlignment w:val="auto"/>
-              <w:rPr>
-                <w:rFonts w:ascii="Arial Nova Cond" w:hAnsi="Arial Nova Cond"/>
-                <w:b/>
-                <w:bCs/>
-                <w:lang w:val="en-MY"/>
-              </w:rPr>
-            </w:pPr>
-            <w:r>
-              <w:rPr>
-                <w:rFonts w:ascii="Arial Nova Cond" w:hAnsi="Arial Nova Cond"/>
-                <w:b/>
-                <w:bCs/>
-                <w:lang w:val="en-MY"/>
-              </w:rPr>
-              <w:t> </w:t>
-            </w:r>
-          </w:p>
-          <w:p>
-            <w:pPr>
-              <w:overflowPunct/>
-              <w:autoSpaceDE/>
-              <w:autoSpaceDN/>
-              <w:adjustRightInd/>
-              <w:textAlignment w:val="auto"/>
-              <w:rPr>
-                <w:rFonts w:ascii="Arial Nova Cond" w:hAnsi="Arial Nova Cond"/>
-                <w:b/>
-                <w:bCs/>
-                <w:lang w:val="en-MY"/>
-              </w:rPr>
-            </w:pPr>
-            <w:r>
-              <w:rPr>
-                <w:rFonts w:ascii="Arial Nova Cond" w:hAnsi="Arial Nova Cond"/>
-                <w:b/>
-                <w:bCs/>
-                <w:lang w:val="en-MY"/>
-              </w:rPr>
-              <w:t> </w:t>
-            </w:r>
-          </w:p>
-          <w:p>
-            <w:pPr>
-              <w:overflowPunct/>
-              <w:autoSpaceDE/>
-              <w:autoSpaceDN/>
-              <w:adjustRightInd/>
-              <w:textAlignment w:val="auto"/>
-              <w:rPr>
-                <w:rFonts w:ascii="Arial Nova Cond" w:hAnsi="Arial Nova Cond"/>
-                <w:b/>
-                <w:bCs/>
-                <w:lang w:val="en-MY"/>
-              </w:rPr>
-            </w:pPr>
-            <w:r>
-              <w:rPr>
-                <w:rFonts w:ascii="Arial Nova Cond" w:hAnsi="Arial Nova Cond"/>
-                <w:b/>
-                <w:bCs/>
-                <w:lang w:val="en-MY"/>
-              </w:rPr>
-              <w:t> </w:t>
-            </w:r>
-          </w:p>
-          <w:p>
-            <w:pPr>
-              <w:overflowPunct/>
-              <w:autoSpaceDE/>
-              <w:autoSpaceDN/>
-              <w:adjustRightInd/>
-              <w:textAlignment w:val="auto"/>
-              <w:rPr>
-                <w:rFonts w:ascii="Arial Nova Cond" w:hAnsi="Arial Nova Cond"/>
-                <w:b/>
-                <w:bCs/>
-                <w:lang w:val="en-MY"/>
-              </w:rPr>
-            </w:pPr>
-            <w:r>
-              <w:rPr>
-                <w:rFonts w:ascii="Arial Nova Cond" w:hAnsi="Arial Nova Cond"/>
-                <w:b/>
-                <w:bCs/>
-                <w:lang w:val="en-MY"/>
-              </w:rPr>
-              <w:t> </w:t>
-            </w:r>
-          </w:p>
-          <w:p>
-            <w:pPr>
-              <w:overflowPunct/>
-              <w:autoSpaceDE/>
-              <w:autoSpaceDN/>
-              <w:adjustRightInd/>
-              <w:textAlignment w:val="auto"/>
-              <w:rPr>
-                <w:rFonts w:ascii="Arial Nova Cond" w:hAnsi="Arial Nova Cond"/>
-                <w:b/>
-                <w:bCs/>
-                <w:lang w:val="en-MY"/>
-              </w:rPr>
-            </w:pPr>
-            <w:r>
-              <w:rPr>
-                <w:rFonts w:ascii="Arial Nova Cond" w:hAnsi="Arial Nova Cond"/>
-                <w:b/>
-                <w:bCs/>
-                <w:lang w:val="en-MY"/>
-              </w:rPr>
-              <w:t> </w:t>
-            </w:r>
-          </w:p>
-          <w:p>
-            <w:pPr>
-              <w:overflowPunct/>
-              <w:autoSpaceDE/>
-              <w:autoSpaceDN/>
-              <w:adjustRightInd/>
-              <w:textAlignment w:val="auto"/>
-              <w:rPr>
-                <w:rFonts w:ascii="Arial Nova Cond" w:hAnsi="Arial Nova Cond"/>
-                <w:b/>
-                <w:bCs/>
-                <w:lang w:val="en-MY"/>
-              </w:rPr>
-            </w:pPr>
-            <w:r>
-              <w:rPr>
-                <w:rFonts w:ascii="Arial Nova Cond" w:hAnsi="Arial Nova Cond"/>
-                <w:b/>
-                <w:bCs/>
-                <w:lang w:val="en-MY"/>
-              </w:rPr>
-              <w:t> </w:t>
-            </w:r>
-          </w:p>
-          <w:p>
-            <w:pPr>
-              <w:overflowPunct/>
-              <w:autoSpaceDE/>
-              <w:autoSpaceDN/>
-              <w:adjustRightInd/>
-              <w:textAlignment w:val="auto"/>
-              <w:rPr>
-                <w:rFonts w:ascii="Arial Nova Cond" w:hAnsi="Arial Nova Cond"/>
-                <w:b/>
-                <w:bCs/>
-                <w:lang w:val="en-MY"/>
-              </w:rPr>
-            </w:pPr>
-            <w:r>
-              <w:rPr>
-                <w:rFonts w:ascii="Arial Nova Cond" w:hAnsi="Arial Nova Cond"/>
-                <w:b/>
-                <w:bCs/>
-                <w:lang w:val="en-MY"/>
-              </w:rPr>
-              <w:t> </w:t>
-            </w:r>
-          </w:p>
-          <w:p>
-            <w:pPr>
-              <w:overflowPunct/>
-              <w:autoSpaceDE/>
-              <w:autoSpaceDN/>
-              <w:adjustRightInd/>
-              <w:textAlignment w:val="auto"/>
-              <w:rPr>
-                <w:rFonts w:ascii="Arial Nova Cond" w:hAnsi="Arial Nova Cond"/>
-                <w:b/>
-                <w:bCs/>
-                <w:lang w:val="en-MY"/>
-              </w:rPr>
-            </w:pPr>
-            <w:r>
-              <w:rPr>
-                <w:rFonts w:ascii="Arial Nova Cond" w:hAnsi="Arial Nova Cond"/>
-                <w:b/>
-                <w:bCs/>
-                <w:lang w:val="en-MY"/>
-              </w:rPr>
-              <w:t> </w:t>
-            </w:r>
-          </w:p>
-          <w:p>
-            <w:pPr>
-              <w:overflowPunct/>
-              <w:autoSpaceDE/>
-              <w:autoSpaceDN/>
-              <w:adjustRightInd/>
-              <w:textAlignment w:val="auto"/>
-              <w:rPr>
-                <w:rFonts w:ascii="Arial Nova Cond" w:hAnsi="Arial Nova Cond"/>
-                <w:b/>
-                <w:bCs/>
-                <w:lang w:val="en-MY"/>
-              </w:rPr>
-            </w:pPr>
-            <w:r>
-              <w:rPr>
-                <w:rFonts w:ascii="Arial Nova Cond" w:hAnsi="Arial Nova Cond"/>
-                <w:b/>
-                <w:bCs/>
-                <w:lang w:val="en-MY"/>
-              </w:rPr>
-              <w:t> </w:t>
-            </w:r>
-          </w:p>
-          <w:p>
-            <w:pPr>
-              <w:overflowPunct/>
-              <w:autoSpaceDE/>
-              <w:autoSpaceDN/>
-              <w:adjustRightInd/>
-              <w:textAlignment w:val="auto"/>
-              <w:rPr>
-                <w:rFonts w:ascii="Arial Nova Cond" w:hAnsi="Arial Nova Cond"/>
-                <w:b/>
-                <w:bCs/>
-                <w:lang w:val="en-MY"/>
-              </w:rPr>
-            </w:pPr>
-            <w:r>
-              <w:rPr>
-                <w:rFonts w:ascii="Arial Nova Cond" w:hAnsi="Arial Nova Cond"/>
-                <w:b/>
-                <w:bCs/>
-                <w:lang w:val="en-MY"/>
-              </w:rPr>
-              <w:t> </w:t>
-            </w:r>
-          </w:p>
-          <w:p>
-            <w:pPr>
-              <w:overflowPunct/>
-              <w:autoSpaceDE/>
-              <w:autoSpaceDN/>
-              <w:adjustRightInd/>
-              <w:textAlignment w:val="auto"/>
-              <w:rPr>
-                <w:rFonts w:ascii="Arial Nova Cond" w:hAnsi="Arial Nova Cond"/>
-                <w:b/>
-                <w:bCs/>
-                <w:lang w:val="en-MY"/>
-              </w:rPr>
-            </w:pPr>
-            <w:r>
-              <w:rPr>
-                <w:rFonts w:ascii="Arial Nova Cond" w:hAnsi="Arial Nova Cond"/>
-                <w:b/>
-                <w:bCs/>
-                <w:lang w:val="en-MY"/>
-              </w:rPr>
-              <w:t> </w:t>
+            <w:r>
+              <w:t xml:space="preserve"> </w:t>
+              <w:br/>
+              <w:t xml:space="preserve"> </w:t>
+              <w:br/>
+              <w:t xml:space="preserve"> </w:t>
+              <w:br/>
+              <w:t xml:space="preserve"> </w:t>
+              <w:br/>
+              <w:t xml:space="preserve"> </w:t>
+              <w:br/>
+              <w:t xml:space="preserve"> </w:t>
+              <w:br/>
+              <w:t xml:space="preserve"> </w:t>
+              <w:br/>
+              <w:t xml:space="preserve"> </w:t>
+              <w:br/>
+              <w:t xml:space="preserve"> </w:t>
+              <w:br/>
+              <w:t xml:space="preserve"> </w:t>
+              <w:br/>
+              <w:t xml:space="preserve"> </w:t>
+              <w:br/>
+              <w:t xml:space="preserve"> </w:t>
+              <w:br/>
+              <w:t xml:space="preserve"> </w:t>
+              <w:br/>
+              <w:t xml:space="preserve"> </w:t>
+              <w:br/>
+              <w:t xml:space="preserve"> </w:t>
+              <w:br/>
+              <w:t>{%img_housekeeping}</w:t>
             </w:r>
           </w:p>
         </w:tc>
@@ -21693,16 +18394,10 @@
             <w:tcW w:w="1169" w:type="dxa"/>
           </w:tcPr>
           <w:p>
-            <w:pPr>
-              <w:overflowPunct/>
-              <w:autoSpaceDE/>
-              <w:autoSpaceDN/>
-              <w:adjustRightInd/>
-              <w:textAlignment w:val="auto"/>
-              <w:rPr>
-                <w:rFonts w:ascii="Arial Nova Cond" w:hAnsi="Arial Nova Cond"/>
-              </w:rPr>
-            </w:pPr>
+            <w:r>
+              <w:br/>
+              <w:t>{dc_str1}</w:t>
+            </w:r>
           </w:p>
         </w:tc>
         <w:tc>
@@ -21710,16 +18405,10 @@
             <w:tcW w:w="1169" w:type="dxa"/>
           </w:tcPr>
           <w:p>
-            <w:pPr>
-              <w:overflowPunct/>
-              <w:autoSpaceDE/>
-              <w:autoSpaceDN/>
-              <w:adjustRightInd/>
-              <w:textAlignment w:val="auto"/>
-              <w:rPr>
-                <w:rFonts w:ascii="Arial Nova Cond" w:hAnsi="Arial Nova Cond"/>
-              </w:rPr>
-            </w:pPr>
+            <w:r>
+              <w:br/>
+              <w:t>{vocex_str1}</w:t>
+            </w:r>
           </w:p>
         </w:tc>
         <w:tc>
@@ -21840,16 +18529,10 @@
             <w:tcW w:w="1169" w:type="dxa"/>
           </w:tcPr>
           <w:p>
-            <w:pPr>
-              <w:overflowPunct/>
-              <w:autoSpaceDE/>
-              <w:autoSpaceDN/>
-              <w:adjustRightInd/>
-              <w:textAlignment w:val="auto"/>
-              <w:rPr>
-                <w:rFonts w:ascii="Arial Nova Cond" w:hAnsi="Arial Nova Cond"/>
-              </w:rPr>
-            </w:pPr>
+            <w:r>
+              <w:br/>
+              <w:t>{dc_str2}</w:t>
+            </w:r>
           </w:p>
         </w:tc>
         <w:tc>
@@ -21857,16 +18540,10 @@
             <w:tcW w:w="1169" w:type="dxa"/>
           </w:tcPr>
           <w:p>
-            <w:pPr>
-              <w:overflowPunct/>
-              <w:autoSpaceDE/>
-              <w:autoSpaceDN/>
-              <w:adjustRightInd/>
-              <w:textAlignment w:val="auto"/>
-              <w:rPr>
-                <w:rFonts w:ascii="Arial Nova Cond" w:hAnsi="Arial Nova Cond"/>
-              </w:rPr>
-            </w:pPr>
+            <w:r>
+              <w:br/>
+              <w:t>{vocex_str2}</w:t>
+            </w:r>
           </w:p>
         </w:tc>
         <w:tc>
@@ -22390,250 +19067,32 @@
             <w:gridSpan w:val="10"/>
           </w:tcPr>
           <w:p>
-            <w:pPr>
-              <w:overflowPunct/>
-              <w:autoSpaceDE/>
-              <w:autoSpaceDN/>
-              <w:adjustRightInd/>
-              <w:textAlignment w:val="auto"/>
-              <w:rPr>
-                <w:rFonts w:ascii="Arial Nova Cond" w:hAnsi="Arial Nova Cond"/>
-              </w:rPr>
-            </w:pPr>
-            <w:r>
-              <w:rPr>
-                <w:rFonts w:ascii="Arial Nova Cond" w:hAnsi="Arial Nova Cond"/>
-              </w:rPr>
+            <w:r>
               <w:t>Photographs:</w:t>
-            </w:r>
-          </w:p>
-          <w:p>
-            <w:pPr>
-              <w:overflowPunct/>
-              <w:autoSpaceDE/>
-              <w:autoSpaceDN/>
-              <w:adjustRightInd/>
-              <w:textAlignment w:val="auto"/>
-              <w:rPr>
-                <w:rFonts w:ascii="Arial Nova Cond" w:hAnsi="Arial Nova Cond"/>
-              </w:rPr>
-            </w:pPr>
-          </w:p>
-          <w:p>
-            <w:pPr>
-              <w:overflowPunct/>
-              <w:autoSpaceDE/>
-              <w:autoSpaceDN/>
-              <w:adjustRightInd/>
-              <w:textAlignment w:val="auto"/>
-              <w:rPr>
-                <w:rFonts w:ascii="Arial Nova Cond" w:hAnsi="Arial Nova Cond"/>
-              </w:rPr>
-            </w:pPr>
-          </w:p>
-          <w:p>
-            <w:pPr>
-              <w:overflowPunct/>
-              <w:autoSpaceDE/>
-              <w:autoSpaceDN/>
-              <w:adjustRightInd/>
-              <w:textAlignment w:val="auto"/>
-              <w:rPr>
-                <w:rFonts w:ascii="Arial Nova Cond" w:hAnsi="Arial Nova Cond"/>
-              </w:rPr>
-            </w:pPr>
-          </w:p>
-          <w:p>
-            <w:pPr>
-              <w:overflowPunct/>
-              <w:autoSpaceDE/>
-              <w:autoSpaceDN/>
-              <w:adjustRightInd/>
-              <w:textAlignment w:val="auto"/>
-              <w:rPr>
-                <w:rFonts w:ascii="Arial Nova Cond" w:hAnsi="Arial Nova Cond"/>
-              </w:rPr>
-            </w:pPr>
-          </w:p>
-          <w:p>
-            <w:pPr>
-              <w:overflowPunct/>
-              <w:autoSpaceDE/>
-              <w:autoSpaceDN/>
-              <w:adjustRightInd/>
-              <w:textAlignment w:val="auto"/>
-              <w:rPr>
-                <w:rFonts w:ascii="Arial Nova Cond" w:hAnsi="Arial Nova Cond"/>
-              </w:rPr>
-            </w:pPr>
-          </w:p>
-          <w:p>
-            <w:pPr>
-              <w:overflowPunct/>
-              <w:autoSpaceDE/>
-              <w:autoSpaceDN/>
-              <w:adjustRightInd/>
-              <w:textAlignment w:val="auto"/>
-              <w:rPr>
-                <w:rFonts w:ascii="Arial Nova Cond" w:hAnsi="Arial Nova Cond"/>
-              </w:rPr>
-            </w:pPr>
-          </w:p>
-          <w:p>
-            <w:pPr>
-              <w:overflowPunct/>
-              <w:autoSpaceDE/>
-              <w:autoSpaceDN/>
-              <w:adjustRightInd/>
-              <w:textAlignment w:val="auto"/>
-              <w:rPr>
-                <w:rFonts w:ascii="Arial Nova Cond" w:hAnsi="Arial Nova Cond"/>
-              </w:rPr>
-            </w:pPr>
-          </w:p>
-          <w:p>
-            <w:pPr>
-              <w:overflowPunct/>
-              <w:autoSpaceDE/>
-              <w:autoSpaceDN/>
-              <w:adjustRightInd/>
-              <w:textAlignment w:val="auto"/>
-              <w:rPr>
-                <w:rFonts w:ascii="Arial Nova Cond" w:hAnsi="Arial Nova Cond"/>
-              </w:rPr>
-            </w:pPr>
-          </w:p>
-          <w:p>
-            <w:pPr>
-              <w:overflowPunct/>
-              <w:autoSpaceDE/>
-              <w:autoSpaceDN/>
-              <w:adjustRightInd/>
-              <w:textAlignment w:val="auto"/>
-              <w:rPr>
-                <w:rFonts w:ascii="Arial Nova Cond" w:hAnsi="Arial Nova Cond"/>
-              </w:rPr>
-            </w:pPr>
-          </w:p>
-          <w:p>
-            <w:pPr>
-              <w:overflowPunct/>
-              <w:autoSpaceDE/>
-              <w:autoSpaceDN/>
-              <w:adjustRightInd/>
-              <w:textAlignment w:val="auto"/>
-              <w:rPr>
-                <w:rFonts w:ascii="Arial Nova Cond" w:hAnsi="Arial Nova Cond"/>
-              </w:rPr>
-            </w:pPr>
-          </w:p>
-          <w:p>
-            <w:pPr>
-              <w:overflowPunct/>
-              <w:autoSpaceDE/>
-              <w:autoSpaceDN/>
-              <w:adjustRightInd/>
-              <w:textAlignment w:val="auto"/>
-              <w:rPr>
-                <w:rFonts w:ascii="Arial Nova Cond" w:hAnsi="Arial Nova Cond"/>
-              </w:rPr>
-            </w:pPr>
-          </w:p>
-          <w:p>
-            <w:pPr>
-              <w:overflowPunct/>
-              <w:autoSpaceDE/>
-              <w:autoSpaceDN/>
-              <w:adjustRightInd/>
-              <w:textAlignment w:val="auto"/>
-              <w:rPr>
-                <w:rFonts w:ascii="Arial Nova Cond" w:hAnsi="Arial Nova Cond"/>
-              </w:rPr>
-            </w:pPr>
-          </w:p>
-          <w:p>
-            <w:pPr>
-              <w:overflowPunct/>
-              <w:autoSpaceDE/>
-              <w:autoSpaceDN/>
-              <w:adjustRightInd/>
-              <w:textAlignment w:val="auto"/>
-              <w:rPr>
-                <w:rFonts w:ascii="Arial Nova Cond" w:hAnsi="Arial Nova Cond"/>
-              </w:rPr>
-            </w:pPr>
-          </w:p>
-          <w:p>
-            <w:pPr>
-              <w:overflowPunct/>
-              <w:autoSpaceDE/>
-              <w:autoSpaceDN/>
-              <w:adjustRightInd/>
-              <w:textAlignment w:val="auto"/>
-              <w:rPr>
-                <w:rFonts w:ascii="Arial Nova Cond" w:hAnsi="Arial Nova Cond"/>
-              </w:rPr>
-            </w:pPr>
-          </w:p>
-          <w:p>
-            <w:pPr>
-              <w:overflowPunct/>
-              <w:autoSpaceDE/>
-              <w:autoSpaceDN/>
-              <w:adjustRightInd/>
-              <w:textAlignment w:val="auto"/>
-              <w:rPr>
-                <w:rFonts w:ascii="Arial Nova Cond" w:hAnsi="Arial Nova Cond"/>
-              </w:rPr>
-            </w:pPr>
-          </w:p>
-          <w:p>
-            <w:pPr>
-              <w:overflowPunct/>
-              <w:autoSpaceDE/>
-              <w:autoSpaceDN/>
-              <w:adjustRightInd/>
-              <w:textAlignment w:val="auto"/>
-              <w:rPr>
-                <w:rFonts w:ascii="Arial Nova Cond" w:hAnsi="Arial Nova Cond"/>
-              </w:rPr>
-            </w:pPr>
-          </w:p>
-          <w:p>
-            <w:pPr>
-              <w:overflowPunct/>
-              <w:autoSpaceDE/>
-              <w:autoSpaceDN/>
-              <w:adjustRightInd/>
-              <w:textAlignment w:val="auto"/>
-              <w:rPr>
-                <w:rFonts w:ascii="Arial Nova Cond" w:hAnsi="Arial Nova Cond"/>
-              </w:rPr>
-            </w:pPr>
-          </w:p>
-          <w:p>
-            <w:pPr>
-              <w:overflowPunct/>
-              <w:autoSpaceDE/>
-              <w:autoSpaceDN/>
-              <w:adjustRightInd/>
-              <w:textAlignment w:val="auto"/>
-              <w:rPr>
-                <w:rFonts w:ascii="Arial Nova Cond" w:hAnsi="Arial Nova Cond"/>
-              </w:rPr>
-            </w:pPr>
-          </w:p>
-          <w:p>
-            <w:pPr>
-              <w:overflowPunct/>
-              <w:autoSpaceDE/>
-              <w:autoSpaceDN/>
-              <w:adjustRightInd/>
-              <w:textAlignment w:val="auto"/>
-              <w:rPr>
-                <w:rFonts w:ascii="Arial Nova Cond" w:hAnsi="Arial Nova Cond"/>
-              </w:rPr>
-            </w:pPr>
+              <w:br/>
+              <w:br/>
+              <w:br/>
+              <w:br/>
+              <w:br/>
+              <w:br/>
+              <w:br/>
+              <w:br/>
+              <w:br/>
+              <w:br/>
+              <w:br/>
+              <w:br/>
+              <w:br/>
+              <w:br/>
+              <w:br/>
+              <w:br/>
+              <w:br/>
+              <w:br/>
+              <w:br/>
+              <w:br/>
+              <w:t>{%image_dc_str1}</w:t>
+              <w:br/>
+              <w:t>{%image_dc_str2}</w:t>
+            </w:r>
           </w:p>
         </w:tc>
       </w:tr>
@@ -26707,6 +23166,85 @@
             <w:tcW w:w="942" w:type="dxa"/>
           </w:tcPr>
           <w:p>
+            <w:r>
+              <w:br/>
+              <w:t>{3p_l1tn}</w:t>
+            </w:r>
+          </w:p>
+        </w:tc>
+        <w:tc>
+          <w:tcPr>
+            <w:tcW w:w="942" w:type="dxa"/>
+          </w:tcPr>
+          <w:p>
+            <w:pPr>
+              <w:pStyle w:val="Default"/>
+              <w:rPr>
+                <w:rFonts w:ascii="Arial Nova Cond" w:hAnsi="Arial Nova Cond" w:cs="Times New Roman"/>
+              </w:rPr>
+            </w:pPr>
+          </w:p>
+        </w:tc>
+        <w:tc>
+          <w:tcPr>
+            <w:tcW w:w="942" w:type="dxa"/>
+          </w:tcPr>
+          <w:p>
+            <w:pPr>
+              <w:overflowPunct/>
+              <w:autoSpaceDE/>
+              <w:autoSpaceDN/>
+              <w:adjustRightInd/>
+              <w:textAlignment w:val="auto"/>
+              <w:rPr>
+                <w:rFonts w:ascii="Arial Nova Cond" w:hAnsi="Arial Nova Cond"/>
+              </w:rPr>
+            </w:pPr>
+          </w:p>
+        </w:tc>
+        <w:tc>
+          <w:tcPr>
+            <w:tcW w:w="1244" w:type="dxa"/>
+          </w:tcPr>
+          <w:p>
+            <w:pPr>
+              <w:overflowPunct/>
+              <w:autoSpaceDE/>
+              <w:autoSpaceDN/>
+              <w:adjustRightInd/>
+              <w:textAlignment w:val="auto"/>
+              <w:rPr>
+                <w:rFonts w:ascii="Arial Nova Cond" w:hAnsi="Arial Nova Cond"/>
+              </w:rPr>
+            </w:pPr>
+          </w:p>
+        </w:tc>
+      </w:tr>
+      <w:tr>
+        <w:tc>
+          <w:tcPr>
+            <w:tcW w:w="520" w:type="dxa"/>
+          </w:tcPr>
+          <w:p>
+            <w:pPr>
+              <w:overflowPunct/>
+              <w:autoSpaceDE/>
+              <w:autoSpaceDN/>
+              <w:adjustRightInd/>
+              <w:jc w:val="center"/>
+              <w:textAlignment w:val="auto"/>
+              <w:rPr>
+                <w:rFonts w:ascii="Arial Nova Cond" w:hAnsi="Arial Nova Cond"/>
+              </w:rPr>
+            </w:pPr>
+          </w:p>
+        </w:tc>
+        <w:tc>
+          <w:tcPr>
+            <w:tcW w:w="4761" w:type="dxa"/>
+            <w:gridSpan w:val="4"/>
+          </w:tcPr>
+          <w:p>
             <w:pPr>
               <w:pStyle w:val="Default"/>
               <w:rPr>
@@ -26715,112 +23253,116 @@
                 <w:szCs w:val="22"/>
               </w:rPr>
             </w:pPr>
-          </w:p>
-        </w:tc>
-        <w:tc>
-          <w:tcPr>
-            <w:tcW w:w="942" w:type="dxa"/>
-          </w:tcPr>
-          <w:p>
-            <w:pPr>
-              <w:pStyle w:val="Default"/>
-              <w:rPr>
-                <w:rFonts w:ascii="Arial Nova Cond" w:hAnsi="Arial Nova Cond" w:cs="Times New Roman"/>
-              </w:rPr>
-            </w:pPr>
-          </w:p>
-        </w:tc>
-        <w:tc>
-          <w:tcPr>
-            <w:tcW w:w="942" w:type="dxa"/>
-          </w:tcPr>
-          <w:p>
-            <w:pPr>
-              <w:overflowPunct/>
-              <w:autoSpaceDE/>
-              <w:autoSpaceDN/>
-              <w:adjustRightInd/>
-              <w:textAlignment w:val="auto"/>
-              <w:rPr>
-                <w:rFonts w:ascii="Arial Nova Cond" w:hAnsi="Arial Nova Cond"/>
-              </w:rPr>
-            </w:pPr>
-          </w:p>
-        </w:tc>
-        <w:tc>
-          <w:tcPr>
-            <w:tcW w:w="1244" w:type="dxa"/>
-          </w:tcPr>
-          <w:p>
-            <w:pPr>
-              <w:overflowPunct/>
-              <w:autoSpaceDE/>
-              <w:autoSpaceDN/>
-              <w:adjustRightInd/>
-              <w:textAlignment w:val="auto"/>
-              <w:rPr>
-                <w:rFonts w:ascii="Arial Nova Cond" w:hAnsi="Arial Nova Cond"/>
-              </w:rPr>
-            </w:pPr>
-          </w:p>
-        </w:tc>
-      </w:tr>
-      <w:tr>
-        <w:tc>
-          <w:tcPr>
-            <w:tcW w:w="520" w:type="dxa"/>
-          </w:tcPr>
-          <w:p>
-            <w:pPr>
-              <w:overflowPunct/>
-              <w:autoSpaceDE/>
-              <w:autoSpaceDN/>
-              <w:adjustRightInd/>
-              <w:jc w:val="center"/>
-              <w:textAlignment w:val="auto"/>
-              <w:rPr>
-                <w:rFonts w:ascii="Arial Nova Cond" w:hAnsi="Arial Nova Cond"/>
-              </w:rPr>
-            </w:pPr>
-          </w:p>
-        </w:tc>
-        <w:tc>
-          <w:tcPr>
-            <w:tcW w:w="4761" w:type="dxa"/>
-            <w:gridSpan w:val="4"/>
-          </w:tcPr>
-          <w:p>
-            <w:pPr>
-              <w:pStyle w:val="Default"/>
+            <w:r>
               <w:rPr>
                 <w:rFonts w:ascii="Arial Nova Cond" w:hAnsi="Arial Nova Cond" w:cs="Times New Roman"/>
                 <w:sz w:val="22"/>
                 <w:szCs w:val="22"/>
               </w:rPr>
-            </w:pPr>
-            <w:r>
+              <w:t>L2 to N</w:t>
+            </w:r>
+          </w:p>
+        </w:tc>
+        <w:tc>
+          <w:tcPr>
+            <w:tcW w:w="942" w:type="dxa"/>
+          </w:tcPr>
+          <w:p>
+            <w:r>
+              <w:br/>
+              <w:t>{3p_l2tn}</w:t>
+            </w:r>
+          </w:p>
+        </w:tc>
+        <w:tc>
+          <w:tcPr>
+            <w:tcW w:w="942" w:type="dxa"/>
+          </w:tcPr>
+          <w:p>
+            <w:pPr>
+              <w:pStyle w:val="Default"/>
+              <w:rPr>
+                <w:rFonts w:ascii="Arial Nova Cond" w:hAnsi="Arial Nova Cond" w:cs="Times New Roman"/>
+              </w:rPr>
+            </w:pPr>
+          </w:p>
+        </w:tc>
+        <w:tc>
+          <w:tcPr>
+            <w:tcW w:w="942" w:type="dxa"/>
+          </w:tcPr>
+          <w:p>
+            <w:pPr>
+              <w:overflowPunct/>
+              <w:autoSpaceDE/>
+              <w:autoSpaceDN/>
+              <w:adjustRightInd/>
+              <w:textAlignment w:val="auto"/>
+              <w:rPr>
+                <w:rFonts w:ascii="Arial Nova Cond" w:hAnsi="Arial Nova Cond"/>
+              </w:rPr>
+            </w:pPr>
+          </w:p>
+        </w:tc>
+        <w:tc>
+          <w:tcPr>
+            <w:tcW w:w="1244" w:type="dxa"/>
+          </w:tcPr>
+          <w:p>
+            <w:pPr>
+              <w:overflowPunct/>
+              <w:autoSpaceDE/>
+              <w:autoSpaceDN/>
+              <w:adjustRightInd/>
+              <w:textAlignment w:val="auto"/>
+              <w:rPr>
+                <w:rFonts w:ascii="Arial Nova Cond" w:hAnsi="Arial Nova Cond"/>
+              </w:rPr>
+            </w:pPr>
+          </w:p>
+        </w:tc>
+      </w:tr>
+      <w:tr>
+        <w:tc>
+          <w:tcPr>
+            <w:tcW w:w="520" w:type="dxa"/>
+          </w:tcPr>
+          <w:p>
+            <w:pPr>
+              <w:overflowPunct/>
+              <w:autoSpaceDE/>
+              <w:autoSpaceDN/>
+              <w:adjustRightInd/>
+              <w:jc w:val="center"/>
+              <w:textAlignment w:val="auto"/>
+              <w:rPr>
+                <w:rFonts w:ascii="Arial Nova Cond" w:hAnsi="Arial Nova Cond"/>
+              </w:rPr>
+            </w:pPr>
+          </w:p>
+        </w:tc>
+        <w:tc>
+          <w:tcPr>
+            <w:tcW w:w="4761" w:type="dxa"/>
+            <w:gridSpan w:val="4"/>
+          </w:tcPr>
+          <w:p>
+            <w:pPr>
+              <w:pStyle w:val="Default"/>
               <w:rPr>
                 <w:rFonts w:ascii="Arial Nova Cond" w:hAnsi="Arial Nova Cond" w:cs="Times New Roman"/>
                 <w:sz w:val="22"/>
                 <w:szCs w:val="22"/>
               </w:rPr>
-              <w:t>L2 to N</w:t>
-            </w:r>
-          </w:p>
-        </w:tc>
-        <w:tc>
-          <w:tcPr>
-            <w:tcW w:w="942" w:type="dxa"/>
-          </w:tcPr>
-          <w:p>
-            <w:pPr>
-              <w:pStyle w:val="Default"/>
+            </w:pPr>
+            <w:r>
               <w:rPr>
                 <w:rFonts w:ascii="Arial Nova Cond" w:hAnsi="Arial Nova Cond" w:cs="Times New Roman"/>
                 <w:sz w:val="22"/>
                 <w:szCs w:val="22"/>
               </w:rPr>
-            </w:pPr>
+              <w:t>L3 to N</w:t>
+            </w:r>
           </w:p>
         </w:tc>
         <w:tc>
@@ -26828,105 +23370,10 @@
             <w:tcW w:w="942" w:type="dxa"/>
           </w:tcPr>
           <w:p>
-            <w:pPr>
-              <w:pStyle w:val="Default"/>
-              <w:rPr>
-                <w:rFonts w:ascii="Arial Nova Cond" w:hAnsi="Arial Nova Cond" w:cs="Times New Roman"/>
-              </w:rPr>
-            </w:pPr>
-          </w:p>
-        </w:tc>
-        <w:tc>
-          <w:tcPr>
-            <w:tcW w:w="942" w:type="dxa"/>
-          </w:tcPr>
-          <w:p>
-            <w:pPr>
-              <w:overflowPunct/>
-              <w:autoSpaceDE/>
-              <w:autoSpaceDN/>
-              <w:adjustRightInd/>
-              <w:textAlignment w:val="auto"/>
-              <w:rPr>
-                <w:rFonts w:ascii="Arial Nova Cond" w:hAnsi="Arial Nova Cond"/>
-              </w:rPr>
-            </w:pPr>
-          </w:p>
-        </w:tc>
-        <w:tc>
-          <w:tcPr>
-            <w:tcW w:w="1244" w:type="dxa"/>
-          </w:tcPr>
-          <w:p>
-            <w:pPr>
-              <w:overflowPunct/>
-              <w:autoSpaceDE/>
-              <w:autoSpaceDN/>
-              <w:adjustRightInd/>
-              <w:textAlignment w:val="auto"/>
-              <w:rPr>
-                <w:rFonts w:ascii="Arial Nova Cond" w:hAnsi="Arial Nova Cond"/>
-              </w:rPr>
-            </w:pPr>
-          </w:p>
-        </w:tc>
-      </w:tr>
-      <w:tr>
-        <w:tc>
-          <w:tcPr>
-            <w:tcW w:w="520" w:type="dxa"/>
-          </w:tcPr>
-          <w:p>
-            <w:pPr>
-              <w:overflowPunct/>
-              <w:autoSpaceDE/>
-              <w:autoSpaceDN/>
-              <w:adjustRightInd/>
-              <w:jc w:val="center"/>
-              <w:textAlignment w:val="auto"/>
-              <w:rPr>
-                <w:rFonts w:ascii="Arial Nova Cond" w:hAnsi="Arial Nova Cond"/>
-              </w:rPr>
-            </w:pPr>
-          </w:p>
-        </w:tc>
-        <w:tc>
-          <w:tcPr>
-            <w:tcW w:w="4761" w:type="dxa"/>
-            <w:gridSpan w:val="4"/>
-          </w:tcPr>
-          <w:p>
-            <w:pPr>
-              <w:pStyle w:val="Default"/>
-              <w:rPr>
-                <w:rFonts w:ascii="Arial Nova Cond" w:hAnsi="Arial Nova Cond" w:cs="Times New Roman"/>
-                <w:sz w:val="22"/>
-                <w:szCs w:val="22"/>
-              </w:rPr>
-            </w:pPr>
-            <w:r>
-              <w:rPr>
-                <w:rFonts w:ascii="Arial Nova Cond" w:hAnsi="Arial Nova Cond" w:cs="Times New Roman"/>
-                <w:sz w:val="22"/>
-                <w:szCs w:val="22"/>
-              </w:rPr>
-              <w:t>L3 to N</w:t>
-            </w:r>
-          </w:p>
-        </w:tc>
-        <w:tc>
-          <w:tcPr>
-            <w:tcW w:w="942" w:type="dxa"/>
-          </w:tcPr>
-          <w:p>
-            <w:pPr>
-              <w:pStyle w:val="Default"/>
-              <w:rPr>
-                <w:rFonts w:ascii="Arial Nova Cond" w:hAnsi="Arial Nova Cond" w:cs="Times New Roman"/>
-                <w:sz w:val="22"/>
-                <w:szCs w:val="22"/>
-              </w:rPr>
-            </w:pPr>
+            <w:r>
+              <w:br/>
+              <w:t>{3p_l3tn}</w:t>
+            </w:r>
           </w:p>
         </w:tc>
         <w:tc>
@@ -27211,6 +23658,85 @@
             <w:tcW w:w="942" w:type="dxa"/>
           </w:tcPr>
           <w:p>
+            <w:r>
+              <w:br/>
+              <w:t>{3p_l1tl2}</w:t>
+            </w:r>
+          </w:p>
+        </w:tc>
+        <w:tc>
+          <w:tcPr>
+            <w:tcW w:w="942" w:type="dxa"/>
+          </w:tcPr>
+          <w:p>
+            <w:pPr>
+              <w:pStyle w:val="Default"/>
+              <w:rPr>
+                <w:rFonts w:ascii="Arial Nova Cond" w:hAnsi="Arial Nova Cond" w:cs="Times New Roman"/>
+              </w:rPr>
+            </w:pPr>
+          </w:p>
+        </w:tc>
+        <w:tc>
+          <w:tcPr>
+            <w:tcW w:w="942" w:type="dxa"/>
+          </w:tcPr>
+          <w:p>
+            <w:pPr>
+              <w:overflowPunct/>
+              <w:autoSpaceDE/>
+              <w:autoSpaceDN/>
+              <w:adjustRightInd/>
+              <w:textAlignment w:val="auto"/>
+              <w:rPr>
+                <w:rFonts w:ascii="Arial Nova Cond" w:hAnsi="Arial Nova Cond"/>
+              </w:rPr>
+            </w:pPr>
+          </w:p>
+        </w:tc>
+        <w:tc>
+          <w:tcPr>
+            <w:tcW w:w="1244" w:type="dxa"/>
+          </w:tcPr>
+          <w:p>
+            <w:pPr>
+              <w:overflowPunct/>
+              <w:autoSpaceDE/>
+              <w:autoSpaceDN/>
+              <w:adjustRightInd/>
+              <w:textAlignment w:val="auto"/>
+              <w:rPr>
+                <w:rFonts w:ascii="Arial Nova Cond" w:hAnsi="Arial Nova Cond"/>
+              </w:rPr>
+            </w:pPr>
+          </w:p>
+        </w:tc>
+      </w:tr>
+      <w:tr>
+        <w:tc>
+          <w:tcPr>
+            <w:tcW w:w="520" w:type="dxa"/>
+          </w:tcPr>
+          <w:p>
+            <w:pPr>
+              <w:overflowPunct/>
+              <w:autoSpaceDE/>
+              <w:autoSpaceDN/>
+              <w:adjustRightInd/>
+              <w:jc w:val="center"/>
+              <w:textAlignment w:val="auto"/>
+              <w:rPr>
+                <w:rFonts w:ascii="Arial Nova Cond" w:hAnsi="Arial Nova Cond"/>
+              </w:rPr>
+            </w:pPr>
+          </w:p>
+        </w:tc>
+        <w:tc>
+          <w:tcPr>
+            <w:tcW w:w="4761" w:type="dxa"/>
+            <w:gridSpan w:val="4"/>
+          </w:tcPr>
+          <w:p>
             <w:pPr>
               <w:pStyle w:val="Default"/>
               <w:rPr>
@@ -27219,112 +23745,116 @@
                 <w:szCs w:val="22"/>
               </w:rPr>
             </w:pPr>
-          </w:p>
-        </w:tc>
-        <w:tc>
-          <w:tcPr>
-            <w:tcW w:w="942" w:type="dxa"/>
-          </w:tcPr>
-          <w:p>
-            <w:pPr>
-              <w:pStyle w:val="Default"/>
-              <w:rPr>
-                <w:rFonts w:ascii="Arial Nova Cond" w:hAnsi="Arial Nova Cond" w:cs="Times New Roman"/>
-              </w:rPr>
-            </w:pPr>
-          </w:p>
-        </w:tc>
-        <w:tc>
-          <w:tcPr>
-            <w:tcW w:w="942" w:type="dxa"/>
-          </w:tcPr>
-          <w:p>
-            <w:pPr>
-              <w:overflowPunct/>
-              <w:autoSpaceDE/>
-              <w:autoSpaceDN/>
-              <w:adjustRightInd/>
-              <w:textAlignment w:val="auto"/>
-              <w:rPr>
-                <w:rFonts w:ascii="Arial Nova Cond" w:hAnsi="Arial Nova Cond"/>
-              </w:rPr>
-            </w:pPr>
-          </w:p>
-        </w:tc>
-        <w:tc>
-          <w:tcPr>
-            <w:tcW w:w="1244" w:type="dxa"/>
-          </w:tcPr>
-          <w:p>
-            <w:pPr>
-              <w:overflowPunct/>
-              <w:autoSpaceDE/>
-              <w:autoSpaceDN/>
-              <w:adjustRightInd/>
-              <w:textAlignment w:val="auto"/>
-              <w:rPr>
-                <w:rFonts w:ascii="Arial Nova Cond" w:hAnsi="Arial Nova Cond"/>
-              </w:rPr>
-            </w:pPr>
-          </w:p>
-        </w:tc>
-      </w:tr>
-      <w:tr>
-        <w:tc>
-          <w:tcPr>
-            <w:tcW w:w="520" w:type="dxa"/>
-          </w:tcPr>
-          <w:p>
-            <w:pPr>
-              <w:overflowPunct/>
-              <w:autoSpaceDE/>
-              <w:autoSpaceDN/>
-              <w:adjustRightInd/>
-              <w:jc w:val="center"/>
-              <w:textAlignment w:val="auto"/>
-              <w:rPr>
-                <w:rFonts w:ascii="Arial Nova Cond" w:hAnsi="Arial Nova Cond"/>
-              </w:rPr>
-            </w:pPr>
-          </w:p>
-        </w:tc>
-        <w:tc>
-          <w:tcPr>
-            <w:tcW w:w="4761" w:type="dxa"/>
-            <w:gridSpan w:val="4"/>
-          </w:tcPr>
-          <w:p>
-            <w:pPr>
-              <w:pStyle w:val="Default"/>
+            <w:r>
               <w:rPr>
                 <w:rFonts w:ascii="Arial Nova Cond" w:hAnsi="Arial Nova Cond" w:cs="Times New Roman"/>
                 <w:sz w:val="22"/>
                 <w:szCs w:val="22"/>
               </w:rPr>
-            </w:pPr>
-            <w:r>
+              <w:t>L2 to L3</w:t>
+            </w:r>
+          </w:p>
+        </w:tc>
+        <w:tc>
+          <w:tcPr>
+            <w:tcW w:w="942" w:type="dxa"/>
+          </w:tcPr>
+          <w:p>
+            <w:r>
+              <w:br/>
+              <w:t>{3p_l2tl3}</w:t>
+            </w:r>
+          </w:p>
+        </w:tc>
+        <w:tc>
+          <w:tcPr>
+            <w:tcW w:w="942" w:type="dxa"/>
+          </w:tcPr>
+          <w:p>
+            <w:pPr>
+              <w:pStyle w:val="Default"/>
+              <w:rPr>
+                <w:rFonts w:ascii="Arial Nova Cond" w:hAnsi="Arial Nova Cond" w:cs="Times New Roman"/>
+              </w:rPr>
+            </w:pPr>
+          </w:p>
+        </w:tc>
+        <w:tc>
+          <w:tcPr>
+            <w:tcW w:w="942" w:type="dxa"/>
+          </w:tcPr>
+          <w:p>
+            <w:pPr>
+              <w:overflowPunct/>
+              <w:autoSpaceDE/>
+              <w:autoSpaceDN/>
+              <w:adjustRightInd/>
+              <w:textAlignment w:val="auto"/>
+              <w:rPr>
+                <w:rFonts w:ascii="Arial Nova Cond" w:hAnsi="Arial Nova Cond"/>
+              </w:rPr>
+            </w:pPr>
+          </w:p>
+        </w:tc>
+        <w:tc>
+          <w:tcPr>
+            <w:tcW w:w="1244" w:type="dxa"/>
+          </w:tcPr>
+          <w:p>
+            <w:pPr>
+              <w:overflowPunct/>
+              <w:autoSpaceDE/>
+              <w:autoSpaceDN/>
+              <w:adjustRightInd/>
+              <w:textAlignment w:val="auto"/>
+              <w:rPr>
+                <w:rFonts w:ascii="Arial Nova Cond" w:hAnsi="Arial Nova Cond"/>
+              </w:rPr>
+            </w:pPr>
+          </w:p>
+        </w:tc>
+      </w:tr>
+      <w:tr>
+        <w:tc>
+          <w:tcPr>
+            <w:tcW w:w="520" w:type="dxa"/>
+          </w:tcPr>
+          <w:p>
+            <w:pPr>
+              <w:overflowPunct/>
+              <w:autoSpaceDE/>
+              <w:autoSpaceDN/>
+              <w:adjustRightInd/>
+              <w:jc w:val="center"/>
+              <w:textAlignment w:val="auto"/>
+              <w:rPr>
+                <w:rFonts w:ascii="Arial Nova Cond" w:hAnsi="Arial Nova Cond"/>
+              </w:rPr>
+            </w:pPr>
+          </w:p>
+        </w:tc>
+        <w:tc>
+          <w:tcPr>
+            <w:tcW w:w="4761" w:type="dxa"/>
+            <w:gridSpan w:val="4"/>
+          </w:tcPr>
+          <w:p>
+            <w:pPr>
+              <w:pStyle w:val="Default"/>
               <w:rPr>
                 <w:rFonts w:ascii="Arial Nova Cond" w:hAnsi="Arial Nova Cond" w:cs="Times New Roman"/>
                 <w:sz w:val="22"/>
                 <w:szCs w:val="22"/>
               </w:rPr>
-              <w:t>L2 to L3</w:t>
-            </w:r>
-          </w:p>
-        </w:tc>
-        <w:tc>
-          <w:tcPr>
-            <w:tcW w:w="942" w:type="dxa"/>
-          </w:tcPr>
-          <w:p>
-            <w:pPr>
-              <w:pStyle w:val="Default"/>
+            </w:pPr>
+            <w:r>
               <w:rPr>
                 <w:rFonts w:ascii="Arial Nova Cond" w:hAnsi="Arial Nova Cond" w:cs="Times New Roman"/>
                 <w:sz w:val="22"/>
                 <w:szCs w:val="22"/>
               </w:rPr>
-            </w:pPr>
+              <w:t>L1 to L3</w:t>
+            </w:r>
           </w:p>
         </w:tc>
         <w:tc>
@@ -27332,105 +23862,10 @@
             <w:tcW w:w="942" w:type="dxa"/>
           </w:tcPr>
           <w:p>
-            <w:pPr>
-              <w:pStyle w:val="Default"/>
-              <w:rPr>
-                <w:rFonts w:ascii="Arial Nova Cond" w:hAnsi="Arial Nova Cond" w:cs="Times New Roman"/>
-              </w:rPr>
-            </w:pPr>
-          </w:p>
-        </w:tc>
-        <w:tc>
-          <w:tcPr>
-            <w:tcW w:w="942" w:type="dxa"/>
-          </w:tcPr>
-          <w:p>
-            <w:pPr>
-              <w:overflowPunct/>
-              <w:autoSpaceDE/>
-              <w:autoSpaceDN/>
-              <w:adjustRightInd/>
-              <w:textAlignment w:val="auto"/>
-              <w:rPr>
-                <w:rFonts w:ascii="Arial Nova Cond" w:hAnsi="Arial Nova Cond"/>
-              </w:rPr>
-            </w:pPr>
-          </w:p>
-        </w:tc>
-        <w:tc>
-          <w:tcPr>
-            <w:tcW w:w="1244" w:type="dxa"/>
-          </w:tcPr>
-          <w:p>
-            <w:pPr>
-              <w:overflowPunct/>
-              <w:autoSpaceDE/>
-              <w:autoSpaceDN/>
-              <w:adjustRightInd/>
-              <w:textAlignment w:val="auto"/>
-              <w:rPr>
-                <w:rFonts w:ascii="Arial Nova Cond" w:hAnsi="Arial Nova Cond"/>
-              </w:rPr>
-            </w:pPr>
-          </w:p>
-        </w:tc>
-      </w:tr>
-      <w:tr>
-        <w:tc>
-          <w:tcPr>
-            <w:tcW w:w="520" w:type="dxa"/>
-          </w:tcPr>
-          <w:p>
-            <w:pPr>
-              <w:overflowPunct/>
-              <w:autoSpaceDE/>
-              <w:autoSpaceDN/>
-              <w:adjustRightInd/>
-              <w:jc w:val="center"/>
-              <w:textAlignment w:val="auto"/>
-              <w:rPr>
-                <w:rFonts w:ascii="Arial Nova Cond" w:hAnsi="Arial Nova Cond"/>
-              </w:rPr>
-            </w:pPr>
-          </w:p>
-        </w:tc>
-        <w:tc>
-          <w:tcPr>
-            <w:tcW w:w="4761" w:type="dxa"/>
-            <w:gridSpan w:val="4"/>
-          </w:tcPr>
-          <w:p>
-            <w:pPr>
-              <w:pStyle w:val="Default"/>
-              <w:rPr>
-                <w:rFonts w:ascii="Arial Nova Cond" w:hAnsi="Arial Nova Cond" w:cs="Times New Roman"/>
-                <w:sz w:val="22"/>
-                <w:szCs w:val="22"/>
-              </w:rPr>
-            </w:pPr>
-            <w:r>
-              <w:rPr>
-                <w:rFonts w:ascii="Arial Nova Cond" w:hAnsi="Arial Nova Cond" w:cs="Times New Roman"/>
-                <w:sz w:val="22"/>
-                <w:szCs w:val="22"/>
-              </w:rPr>
-              <w:t>L1 to L3</w:t>
-            </w:r>
-          </w:p>
-        </w:tc>
-        <w:tc>
-          <w:tcPr>
-            <w:tcW w:w="942" w:type="dxa"/>
-          </w:tcPr>
-          <w:p>
-            <w:pPr>
-              <w:pStyle w:val="Default"/>
-              <w:rPr>
-                <w:rFonts w:ascii="Arial Nova Cond" w:hAnsi="Arial Nova Cond" w:cs="Times New Roman"/>
-                <w:sz w:val="22"/>
-                <w:szCs w:val="22"/>
-              </w:rPr>
-            </w:pPr>
+            <w:r>
+              <w:br/>
+              <w:t>{3p_l1tl3}</w:t>
+            </w:r>
           </w:p>
         </w:tc>
         <w:tc>
@@ -27738,6 +24173,85 @@
             <w:tcW w:w="942" w:type="dxa"/>
           </w:tcPr>
           <w:p>
+            <w:r>
+              <w:br/>
+              <w:t>{3p_l1te}</w:t>
+            </w:r>
+          </w:p>
+        </w:tc>
+        <w:tc>
+          <w:tcPr>
+            <w:tcW w:w="942" w:type="dxa"/>
+          </w:tcPr>
+          <w:p>
+            <w:pPr>
+              <w:pStyle w:val="Default"/>
+              <w:rPr>
+                <w:rFonts w:ascii="Arial Nova Cond" w:hAnsi="Arial Nova Cond" w:cs="Times New Roman"/>
+              </w:rPr>
+            </w:pPr>
+          </w:p>
+        </w:tc>
+        <w:tc>
+          <w:tcPr>
+            <w:tcW w:w="942" w:type="dxa"/>
+          </w:tcPr>
+          <w:p>
+            <w:pPr>
+              <w:overflowPunct/>
+              <w:autoSpaceDE/>
+              <w:autoSpaceDN/>
+              <w:adjustRightInd/>
+              <w:textAlignment w:val="auto"/>
+              <w:rPr>
+                <w:rFonts w:ascii="Arial Nova Cond" w:hAnsi="Arial Nova Cond"/>
+              </w:rPr>
+            </w:pPr>
+          </w:p>
+        </w:tc>
+        <w:tc>
+          <w:tcPr>
+            <w:tcW w:w="1244" w:type="dxa"/>
+          </w:tcPr>
+          <w:p>
+            <w:pPr>
+              <w:overflowPunct/>
+              <w:autoSpaceDE/>
+              <w:autoSpaceDN/>
+              <w:adjustRightInd/>
+              <w:textAlignment w:val="auto"/>
+              <w:rPr>
+                <w:rFonts w:ascii="Arial Nova Cond" w:hAnsi="Arial Nova Cond"/>
+              </w:rPr>
+            </w:pPr>
+          </w:p>
+        </w:tc>
+      </w:tr>
+      <w:tr>
+        <w:tc>
+          <w:tcPr>
+            <w:tcW w:w="520" w:type="dxa"/>
+          </w:tcPr>
+          <w:p>
+            <w:pPr>
+              <w:overflowPunct/>
+              <w:autoSpaceDE/>
+              <w:autoSpaceDN/>
+              <w:adjustRightInd/>
+              <w:jc w:val="center"/>
+              <w:textAlignment w:val="auto"/>
+              <w:rPr>
+                <w:rFonts w:ascii="Arial Nova Cond" w:hAnsi="Arial Nova Cond"/>
+              </w:rPr>
+            </w:pPr>
+          </w:p>
+        </w:tc>
+        <w:tc>
+          <w:tcPr>
+            <w:tcW w:w="4761" w:type="dxa"/>
+            <w:gridSpan w:val="4"/>
+          </w:tcPr>
+          <w:p>
             <w:pPr>
               <w:pStyle w:val="Default"/>
               <w:rPr>
@@ -27746,112 +24260,116 @@
                 <w:szCs w:val="22"/>
               </w:rPr>
             </w:pPr>
-          </w:p>
-        </w:tc>
-        <w:tc>
-          <w:tcPr>
-            <w:tcW w:w="942" w:type="dxa"/>
-          </w:tcPr>
-          <w:p>
-            <w:pPr>
-              <w:pStyle w:val="Default"/>
-              <w:rPr>
-                <w:rFonts w:ascii="Arial Nova Cond" w:hAnsi="Arial Nova Cond" w:cs="Times New Roman"/>
-              </w:rPr>
-            </w:pPr>
-          </w:p>
-        </w:tc>
-        <w:tc>
-          <w:tcPr>
-            <w:tcW w:w="942" w:type="dxa"/>
-          </w:tcPr>
-          <w:p>
-            <w:pPr>
-              <w:overflowPunct/>
-              <w:autoSpaceDE/>
-              <w:autoSpaceDN/>
-              <w:adjustRightInd/>
-              <w:textAlignment w:val="auto"/>
-              <w:rPr>
-                <w:rFonts w:ascii="Arial Nova Cond" w:hAnsi="Arial Nova Cond"/>
-              </w:rPr>
-            </w:pPr>
-          </w:p>
-        </w:tc>
-        <w:tc>
-          <w:tcPr>
-            <w:tcW w:w="1244" w:type="dxa"/>
-          </w:tcPr>
-          <w:p>
-            <w:pPr>
-              <w:overflowPunct/>
-              <w:autoSpaceDE/>
-              <w:autoSpaceDN/>
-              <w:adjustRightInd/>
-              <w:textAlignment w:val="auto"/>
-              <w:rPr>
-                <w:rFonts w:ascii="Arial Nova Cond" w:hAnsi="Arial Nova Cond"/>
-              </w:rPr>
-            </w:pPr>
-          </w:p>
-        </w:tc>
-      </w:tr>
-      <w:tr>
-        <w:tc>
-          <w:tcPr>
-            <w:tcW w:w="520" w:type="dxa"/>
-          </w:tcPr>
-          <w:p>
-            <w:pPr>
-              <w:overflowPunct/>
-              <w:autoSpaceDE/>
-              <w:autoSpaceDN/>
-              <w:adjustRightInd/>
-              <w:jc w:val="center"/>
-              <w:textAlignment w:val="auto"/>
-              <w:rPr>
-                <w:rFonts w:ascii="Arial Nova Cond" w:hAnsi="Arial Nova Cond"/>
-              </w:rPr>
-            </w:pPr>
-          </w:p>
-        </w:tc>
-        <w:tc>
-          <w:tcPr>
-            <w:tcW w:w="4761" w:type="dxa"/>
-            <w:gridSpan w:val="4"/>
-          </w:tcPr>
-          <w:p>
-            <w:pPr>
-              <w:pStyle w:val="Default"/>
+            <w:r>
               <w:rPr>
                 <w:rFonts w:ascii="Arial Nova Cond" w:hAnsi="Arial Nova Cond" w:cs="Times New Roman"/>
                 <w:sz w:val="22"/>
                 <w:szCs w:val="22"/>
               </w:rPr>
-            </w:pPr>
-            <w:r>
+              <w:t>L2 to E</w:t>
+            </w:r>
+          </w:p>
+        </w:tc>
+        <w:tc>
+          <w:tcPr>
+            <w:tcW w:w="942" w:type="dxa"/>
+          </w:tcPr>
+          <w:p>
+            <w:r>
+              <w:br/>
+              <w:t>{3p_l2te}</w:t>
+            </w:r>
+          </w:p>
+        </w:tc>
+        <w:tc>
+          <w:tcPr>
+            <w:tcW w:w="942" w:type="dxa"/>
+          </w:tcPr>
+          <w:p>
+            <w:pPr>
+              <w:pStyle w:val="Default"/>
+              <w:rPr>
+                <w:rFonts w:ascii="Arial Nova Cond" w:hAnsi="Arial Nova Cond" w:cs="Times New Roman"/>
+              </w:rPr>
+            </w:pPr>
+          </w:p>
+        </w:tc>
+        <w:tc>
+          <w:tcPr>
+            <w:tcW w:w="942" w:type="dxa"/>
+          </w:tcPr>
+          <w:p>
+            <w:pPr>
+              <w:overflowPunct/>
+              <w:autoSpaceDE/>
+              <w:autoSpaceDN/>
+              <w:adjustRightInd/>
+              <w:textAlignment w:val="auto"/>
+              <w:rPr>
+                <w:rFonts w:ascii="Arial Nova Cond" w:hAnsi="Arial Nova Cond"/>
+              </w:rPr>
+            </w:pPr>
+          </w:p>
+        </w:tc>
+        <w:tc>
+          <w:tcPr>
+            <w:tcW w:w="1244" w:type="dxa"/>
+          </w:tcPr>
+          <w:p>
+            <w:pPr>
+              <w:overflowPunct/>
+              <w:autoSpaceDE/>
+              <w:autoSpaceDN/>
+              <w:adjustRightInd/>
+              <w:textAlignment w:val="auto"/>
+              <w:rPr>
+                <w:rFonts w:ascii="Arial Nova Cond" w:hAnsi="Arial Nova Cond"/>
+              </w:rPr>
+            </w:pPr>
+          </w:p>
+        </w:tc>
+      </w:tr>
+      <w:tr>
+        <w:tc>
+          <w:tcPr>
+            <w:tcW w:w="520" w:type="dxa"/>
+          </w:tcPr>
+          <w:p>
+            <w:pPr>
+              <w:overflowPunct/>
+              <w:autoSpaceDE/>
+              <w:autoSpaceDN/>
+              <w:adjustRightInd/>
+              <w:jc w:val="center"/>
+              <w:textAlignment w:val="auto"/>
+              <w:rPr>
+                <w:rFonts w:ascii="Arial Nova Cond" w:hAnsi="Arial Nova Cond"/>
+              </w:rPr>
+            </w:pPr>
+          </w:p>
+        </w:tc>
+        <w:tc>
+          <w:tcPr>
+            <w:tcW w:w="4761" w:type="dxa"/>
+            <w:gridSpan w:val="4"/>
+          </w:tcPr>
+          <w:p>
+            <w:pPr>
+              <w:pStyle w:val="Default"/>
               <w:rPr>
                 <w:rFonts w:ascii="Arial Nova Cond" w:hAnsi="Arial Nova Cond" w:cs="Times New Roman"/>
                 <w:sz w:val="22"/>
                 <w:szCs w:val="22"/>
               </w:rPr>
-              <w:t>L2 to E</w:t>
-            </w:r>
-          </w:p>
-        </w:tc>
-        <w:tc>
-          <w:tcPr>
-            <w:tcW w:w="942" w:type="dxa"/>
-          </w:tcPr>
-          <w:p>
-            <w:pPr>
-              <w:pStyle w:val="Default"/>
+            </w:pPr>
+            <w:r>
               <w:rPr>
                 <w:rFonts w:ascii="Arial Nova Cond" w:hAnsi="Arial Nova Cond" w:cs="Times New Roman"/>
                 <w:sz w:val="22"/>
                 <w:szCs w:val="22"/>
               </w:rPr>
-            </w:pPr>
+              <w:t>L3 to E</w:t>
+            </w:r>
           </w:p>
         </w:tc>
         <w:tc>
@@ -27859,105 +24377,10 @@
             <w:tcW w:w="942" w:type="dxa"/>
           </w:tcPr>
           <w:p>
-            <w:pPr>
-              <w:pStyle w:val="Default"/>
-              <w:rPr>
-                <w:rFonts w:ascii="Arial Nova Cond" w:hAnsi="Arial Nova Cond" w:cs="Times New Roman"/>
-              </w:rPr>
-            </w:pPr>
-          </w:p>
-        </w:tc>
-        <w:tc>
-          <w:tcPr>
-            <w:tcW w:w="942" w:type="dxa"/>
-          </w:tcPr>
-          <w:p>
-            <w:pPr>
-              <w:overflowPunct/>
-              <w:autoSpaceDE/>
-              <w:autoSpaceDN/>
-              <w:adjustRightInd/>
-              <w:textAlignment w:val="auto"/>
-              <w:rPr>
-                <w:rFonts w:ascii="Arial Nova Cond" w:hAnsi="Arial Nova Cond"/>
-              </w:rPr>
-            </w:pPr>
-          </w:p>
-        </w:tc>
-        <w:tc>
-          <w:tcPr>
-            <w:tcW w:w="1244" w:type="dxa"/>
-          </w:tcPr>
-          <w:p>
-            <w:pPr>
-              <w:overflowPunct/>
-              <w:autoSpaceDE/>
-              <w:autoSpaceDN/>
-              <w:adjustRightInd/>
-              <w:textAlignment w:val="auto"/>
-              <w:rPr>
-                <w:rFonts w:ascii="Arial Nova Cond" w:hAnsi="Arial Nova Cond"/>
-              </w:rPr>
-            </w:pPr>
-          </w:p>
-        </w:tc>
-      </w:tr>
-      <w:tr>
-        <w:tc>
-          <w:tcPr>
-            <w:tcW w:w="520" w:type="dxa"/>
-          </w:tcPr>
-          <w:p>
-            <w:pPr>
-              <w:overflowPunct/>
-              <w:autoSpaceDE/>
-              <w:autoSpaceDN/>
-              <w:adjustRightInd/>
-              <w:jc w:val="center"/>
-              <w:textAlignment w:val="auto"/>
-              <w:rPr>
-                <w:rFonts w:ascii="Arial Nova Cond" w:hAnsi="Arial Nova Cond"/>
-              </w:rPr>
-            </w:pPr>
-          </w:p>
-        </w:tc>
-        <w:tc>
-          <w:tcPr>
-            <w:tcW w:w="4761" w:type="dxa"/>
-            <w:gridSpan w:val="4"/>
-          </w:tcPr>
-          <w:p>
-            <w:pPr>
-              <w:pStyle w:val="Default"/>
-              <w:rPr>
-                <w:rFonts w:ascii="Arial Nova Cond" w:hAnsi="Arial Nova Cond" w:cs="Times New Roman"/>
-                <w:sz w:val="22"/>
-                <w:szCs w:val="22"/>
-              </w:rPr>
-            </w:pPr>
-            <w:r>
-              <w:rPr>
-                <w:rFonts w:ascii="Arial Nova Cond" w:hAnsi="Arial Nova Cond" w:cs="Times New Roman"/>
-                <w:sz w:val="22"/>
-                <w:szCs w:val="22"/>
-              </w:rPr>
-              <w:t>L3 to E</w:t>
-            </w:r>
-          </w:p>
-        </w:tc>
-        <w:tc>
-          <w:tcPr>
-            <w:tcW w:w="942" w:type="dxa"/>
-          </w:tcPr>
-          <w:p>
-            <w:pPr>
-              <w:pStyle w:val="Default"/>
-              <w:rPr>
-                <w:rFonts w:ascii="Arial Nova Cond" w:hAnsi="Arial Nova Cond" w:cs="Times New Roman"/>
-                <w:sz w:val="22"/>
-                <w:szCs w:val="22"/>
-              </w:rPr>
-            </w:pPr>
+            <w:r>
+              <w:br/>
+              <w:t>{3p_l3te}</w:t>
+            </w:r>
           </w:p>
         </w:tc>
         <w:tc>
@@ -28119,14 +24542,10 @@
             <w:vMerge w:val="restart"/>
           </w:tcPr>
           <w:p>
-            <w:pPr>
-              <w:pStyle w:val="Default"/>
-              <w:rPr>
-                <w:rFonts w:ascii="Arial Nova Cond" w:hAnsi="Arial Nova Cond" w:cs="Times New Roman"/>
-                <w:sz w:val="22"/>
-                <w:szCs w:val="22"/>
-              </w:rPr>
-            </w:pPr>
+            <w:r>
+              <w:br/>
+              <w:t>{3p_nte}</w:t>
+            </w:r>
           </w:p>
         </w:tc>
         <w:tc>
@@ -28881,647 +25300,74 @@
             <w:gridSpan w:val="9"/>
           </w:tcPr>
           <w:p>
-            <w:pPr>
-              <w:overflowPunct/>
-              <w:autoSpaceDE/>
-              <w:autoSpaceDN/>
-              <w:adjustRightInd/>
-              <w:textAlignment w:val="auto"/>
-              <w:rPr>
-                <w:rFonts w:ascii="Arial Nova Cond" w:hAnsi="Arial Nova Cond"/>
-              </w:rPr>
-            </w:pPr>
-            <w:r>
-              <w:rPr>
-                <w:rFonts w:ascii="Arial Nova Cond" w:hAnsi="Arial Nova Cond"/>
-              </w:rPr>
-              <w:lastRenderedPageBreak/>
-              <w:t xml:space="preserve">Photographs for each test </w:t>
-            </w:r>
-            <w:proofErr w:type="gramStart"/>
-            <w:r>
-              <w:rPr>
-                <w:rFonts w:ascii="Arial Nova Cond" w:hAnsi="Arial Nova Cond"/>
-              </w:rPr>
-              <w:t>( 1</w:t>
-            </w:r>
-            <w:proofErr w:type="gramEnd"/>
-            <w:r>
-              <w:rPr>
-                <w:rFonts w:ascii="Arial Nova Cond" w:hAnsi="Arial Nova Cond"/>
-              </w:rPr>
-              <w:t xml:space="preserve"> to 5)</w:t>
-            </w:r>
-          </w:p>
-          <w:p>
-            <w:pPr>
-              <w:overflowPunct/>
-              <w:autoSpaceDE/>
-              <w:autoSpaceDN/>
-              <w:adjustRightInd/>
-              <w:textAlignment w:val="auto"/>
-              <w:rPr>
-                <w:rFonts w:ascii="Arial Nova Cond" w:hAnsi="Arial Nova Cond"/>
-              </w:rPr>
-            </w:pPr>
-          </w:p>
-          <w:p>
-            <w:pPr>
-              <w:overflowPunct/>
-              <w:autoSpaceDE/>
-              <w:autoSpaceDN/>
-              <w:adjustRightInd/>
-              <w:textAlignment w:val="auto"/>
-              <w:rPr>
-                <w:rFonts w:ascii="Arial Nova Cond" w:hAnsi="Arial Nova Cond"/>
-              </w:rPr>
-            </w:pPr>
-          </w:p>
-          <w:p>
-            <w:pPr>
-              <w:overflowPunct/>
-              <w:autoSpaceDE/>
-              <w:autoSpaceDN/>
-              <w:adjustRightInd/>
-              <w:textAlignment w:val="auto"/>
-              <w:rPr>
-                <w:rFonts w:ascii="Arial Nova Cond" w:hAnsi="Arial Nova Cond"/>
-              </w:rPr>
-            </w:pPr>
-          </w:p>
-          <w:p>
-            <w:pPr>
-              <w:overflowPunct/>
-              <w:autoSpaceDE/>
-              <w:autoSpaceDN/>
-              <w:adjustRightInd/>
-              <w:textAlignment w:val="auto"/>
-              <w:rPr>
-                <w:rFonts w:ascii="Arial Nova Cond" w:hAnsi="Arial Nova Cond"/>
-              </w:rPr>
-            </w:pPr>
-          </w:p>
-          <w:p>
-            <w:pPr>
-              <w:overflowPunct/>
-              <w:autoSpaceDE/>
-              <w:autoSpaceDN/>
-              <w:adjustRightInd/>
-              <w:textAlignment w:val="auto"/>
-              <w:rPr>
-                <w:rFonts w:ascii="Arial Nova Cond" w:hAnsi="Arial Nova Cond"/>
-              </w:rPr>
-            </w:pPr>
-          </w:p>
-          <w:p>
-            <w:pPr>
-              <w:overflowPunct/>
-              <w:autoSpaceDE/>
-              <w:autoSpaceDN/>
-              <w:adjustRightInd/>
-              <w:textAlignment w:val="auto"/>
-              <w:rPr>
-                <w:rFonts w:ascii="Arial Nova Cond" w:hAnsi="Arial Nova Cond"/>
-              </w:rPr>
-            </w:pPr>
-          </w:p>
-          <w:p>
-            <w:pPr>
-              <w:overflowPunct/>
-              <w:autoSpaceDE/>
-              <w:autoSpaceDN/>
-              <w:adjustRightInd/>
-              <w:textAlignment w:val="auto"/>
-              <w:rPr>
-                <w:rFonts w:ascii="Arial Nova Cond" w:hAnsi="Arial Nova Cond"/>
-              </w:rPr>
-            </w:pPr>
-          </w:p>
-          <w:p>
-            <w:pPr>
-              <w:overflowPunct/>
-              <w:autoSpaceDE/>
-              <w:autoSpaceDN/>
-              <w:adjustRightInd/>
-              <w:textAlignment w:val="auto"/>
-              <w:rPr>
-                <w:rFonts w:ascii="Arial Nova Cond" w:hAnsi="Arial Nova Cond"/>
-              </w:rPr>
-            </w:pPr>
-          </w:p>
-          <w:p>
-            <w:pPr>
-              <w:overflowPunct/>
-              <w:autoSpaceDE/>
-              <w:autoSpaceDN/>
-              <w:adjustRightInd/>
-              <w:textAlignment w:val="auto"/>
-              <w:rPr>
-                <w:rFonts w:ascii="Arial Nova Cond" w:hAnsi="Arial Nova Cond"/>
-              </w:rPr>
-            </w:pPr>
-          </w:p>
-          <w:p>
-            <w:pPr>
-              <w:overflowPunct/>
-              <w:autoSpaceDE/>
-              <w:autoSpaceDN/>
-              <w:adjustRightInd/>
-              <w:textAlignment w:val="auto"/>
-              <w:rPr>
-                <w:rFonts w:ascii="Arial Nova Cond" w:hAnsi="Arial Nova Cond"/>
-              </w:rPr>
-            </w:pPr>
-          </w:p>
-          <w:p>
-            <w:pPr>
-              <w:overflowPunct/>
-              <w:autoSpaceDE/>
-              <w:autoSpaceDN/>
-              <w:adjustRightInd/>
-              <w:textAlignment w:val="auto"/>
-              <w:rPr>
-                <w:rFonts w:ascii="Arial Nova Cond" w:hAnsi="Arial Nova Cond"/>
-              </w:rPr>
-            </w:pPr>
-          </w:p>
-          <w:p>
-            <w:pPr>
-              <w:overflowPunct/>
-              <w:autoSpaceDE/>
-              <w:autoSpaceDN/>
-              <w:adjustRightInd/>
-              <w:textAlignment w:val="auto"/>
-              <w:rPr>
-                <w:rFonts w:ascii="Arial Nova Cond" w:hAnsi="Arial Nova Cond"/>
-              </w:rPr>
-            </w:pPr>
-          </w:p>
-          <w:p>
-            <w:pPr>
-              <w:overflowPunct/>
-              <w:autoSpaceDE/>
-              <w:autoSpaceDN/>
-              <w:adjustRightInd/>
-              <w:textAlignment w:val="auto"/>
-              <w:rPr>
-                <w:rFonts w:ascii="Arial Nova Cond" w:hAnsi="Arial Nova Cond"/>
-              </w:rPr>
-            </w:pPr>
-          </w:p>
-          <w:p>
-            <w:pPr>
-              <w:overflowPunct/>
-              <w:autoSpaceDE/>
-              <w:autoSpaceDN/>
-              <w:adjustRightInd/>
-              <w:textAlignment w:val="auto"/>
-              <w:rPr>
-                <w:rFonts w:ascii="Arial Nova Cond" w:hAnsi="Arial Nova Cond"/>
-              </w:rPr>
-            </w:pPr>
-          </w:p>
-          <w:p>
-            <w:pPr>
-              <w:overflowPunct/>
-              <w:autoSpaceDE/>
-              <w:autoSpaceDN/>
-              <w:adjustRightInd/>
-              <w:textAlignment w:val="auto"/>
-              <w:rPr>
-                <w:rFonts w:ascii="Arial Nova Cond" w:hAnsi="Arial Nova Cond"/>
-              </w:rPr>
-            </w:pPr>
-          </w:p>
-          <w:p>
-            <w:pPr>
-              <w:rPr>
-                <w:rFonts w:ascii="Arial Nova Cond" w:hAnsi="Arial Nova Cond"/>
-              </w:rPr>
-            </w:pPr>
-          </w:p>
-          <w:p>
-            <w:pPr>
-              <w:rPr>
-                <w:rFonts w:ascii="Arial Nova Cond" w:hAnsi="Arial Nova Cond"/>
-              </w:rPr>
-            </w:pPr>
-          </w:p>
-          <w:p>
-            <w:pPr>
-              <w:overflowPunct/>
-              <w:autoSpaceDE/>
-              <w:autoSpaceDN/>
-              <w:adjustRightInd/>
-              <w:textAlignment w:val="auto"/>
-              <w:rPr>
-                <w:rFonts w:ascii="Arial Nova Cond" w:hAnsi="Arial Nova Cond"/>
-              </w:rPr>
-            </w:pPr>
-          </w:p>
-          <w:p>
-            <w:pPr>
-              <w:overflowPunct/>
-              <w:autoSpaceDE/>
-              <w:autoSpaceDN/>
-              <w:adjustRightInd/>
-              <w:textAlignment w:val="auto"/>
-              <w:rPr>
-                <w:rFonts w:ascii="Arial Nova Cond" w:hAnsi="Arial Nova Cond"/>
-              </w:rPr>
-            </w:pPr>
-          </w:p>
-          <w:p>
-            <w:pPr>
-              <w:overflowPunct/>
-              <w:autoSpaceDE/>
-              <w:autoSpaceDN/>
-              <w:adjustRightInd/>
-              <w:textAlignment w:val="auto"/>
-              <w:rPr>
-                <w:rFonts w:ascii="Arial Nova Cond" w:hAnsi="Arial Nova Cond"/>
-              </w:rPr>
-            </w:pPr>
-          </w:p>
-          <w:p>
-            <w:pPr>
-              <w:overflowPunct/>
-              <w:autoSpaceDE/>
-              <w:autoSpaceDN/>
-              <w:adjustRightInd/>
-              <w:textAlignment w:val="auto"/>
-              <w:rPr>
-                <w:rFonts w:ascii="Arial Nova Cond" w:hAnsi="Arial Nova Cond"/>
-              </w:rPr>
-            </w:pPr>
-          </w:p>
-          <w:p>
-            <w:pPr>
-              <w:overflowPunct/>
-              <w:autoSpaceDE/>
-              <w:autoSpaceDN/>
-              <w:adjustRightInd/>
-              <w:textAlignment w:val="auto"/>
-              <w:rPr>
-                <w:rFonts w:ascii="Arial Nova Cond" w:hAnsi="Arial Nova Cond"/>
-              </w:rPr>
-            </w:pPr>
-          </w:p>
-          <w:p>
-            <w:pPr>
-              <w:overflowPunct/>
-              <w:autoSpaceDE/>
-              <w:autoSpaceDN/>
-              <w:adjustRightInd/>
-              <w:textAlignment w:val="auto"/>
-              <w:rPr>
-                <w:rFonts w:ascii="Arial Nova Cond" w:hAnsi="Arial Nova Cond"/>
-              </w:rPr>
-            </w:pPr>
-          </w:p>
-          <w:p>
-            <w:pPr>
-              <w:overflowPunct/>
-              <w:autoSpaceDE/>
-              <w:autoSpaceDN/>
-              <w:adjustRightInd/>
-              <w:textAlignment w:val="auto"/>
-              <w:rPr>
-                <w:rFonts w:ascii="Arial Nova Cond" w:hAnsi="Arial Nova Cond"/>
-              </w:rPr>
-            </w:pPr>
-          </w:p>
-          <w:p>
-            <w:pPr>
-              <w:overflowPunct/>
-              <w:autoSpaceDE/>
-              <w:autoSpaceDN/>
-              <w:adjustRightInd/>
-              <w:textAlignment w:val="auto"/>
-              <w:rPr>
-                <w:rFonts w:ascii="Arial Nova Cond" w:hAnsi="Arial Nova Cond"/>
-              </w:rPr>
-            </w:pPr>
-          </w:p>
-          <w:p>
-            <w:pPr>
-              <w:overflowPunct/>
-              <w:autoSpaceDE/>
-              <w:autoSpaceDN/>
-              <w:adjustRightInd/>
-              <w:textAlignment w:val="auto"/>
-              <w:rPr>
-                <w:rFonts w:ascii="Arial Nova Cond" w:hAnsi="Arial Nova Cond"/>
-              </w:rPr>
-            </w:pPr>
-          </w:p>
-          <w:p>
-            <w:pPr>
-              <w:overflowPunct/>
-              <w:autoSpaceDE/>
-              <w:autoSpaceDN/>
-              <w:adjustRightInd/>
-              <w:textAlignment w:val="auto"/>
-              <w:rPr>
-                <w:rFonts w:ascii="Arial Nova Cond" w:hAnsi="Arial Nova Cond"/>
-              </w:rPr>
-            </w:pPr>
-          </w:p>
-          <w:p>
-            <w:pPr>
-              <w:overflowPunct/>
-              <w:autoSpaceDE/>
-              <w:autoSpaceDN/>
-              <w:adjustRightInd/>
-              <w:textAlignment w:val="auto"/>
-              <w:rPr>
-                <w:rFonts w:ascii="Arial Nova Cond" w:hAnsi="Arial Nova Cond"/>
-              </w:rPr>
-            </w:pPr>
-          </w:p>
-          <w:p>
-            <w:pPr>
-              <w:overflowPunct/>
-              <w:autoSpaceDE/>
-              <w:autoSpaceDN/>
-              <w:adjustRightInd/>
-              <w:textAlignment w:val="auto"/>
-              <w:rPr>
-                <w:rFonts w:ascii="Arial Nova Cond" w:hAnsi="Arial Nova Cond"/>
-              </w:rPr>
-            </w:pPr>
-          </w:p>
-          <w:p>
-            <w:pPr>
-              <w:overflowPunct/>
-              <w:autoSpaceDE/>
-              <w:autoSpaceDN/>
-              <w:adjustRightInd/>
-              <w:textAlignment w:val="auto"/>
-              <w:rPr>
-                <w:rFonts w:ascii="Arial Nova Cond" w:hAnsi="Arial Nova Cond"/>
-              </w:rPr>
-            </w:pPr>
-          </w:p>
-          <w:p>
-            <w:pPr>
-              <w:overflowPunct/>
-              <w:autoSpaceDE/>
-              <w:autoSpaceDN/>
-              <w:adjustRightInd/>
-              <w:textAlignment w:val="auto"/>
-              <w:rPr>
-                <w:rFonts w:ascii="Arial Nova Cond" w:hAnsi="Arial Nova Cond"/>
-              </w:rPr>
-            </w:pPr>
-          </w:p>
-          <w:p>
-            <w:pPr>
-              <w:overflowPunct/>
-              <w:autoSpaceDE/>
-              <w:autoSpaceDN/>
-              <w:adjustRightInd/>
-              <w:textAlignment w:val="auto"/>
-              <w:rPr>
-                <w:rFonts w:ascii="Arial Nova Cond" w:hAnsi="Arial Nova Cond"/>
-              </w:rPr>
-            </w:pPr>
-          </w:p>
-          <w:p>
-            <w:pPr>
-              <w:overflowPunct/>
-              <w:autoSpaceDE/>
-              <w:autoSpaceDN/>
-              <w:adjustRightInd/>
-              <w:textAlignment w:val="auto"/>
-              <w:rPr>
-                <w:rFonts w:ascii="Arial Nova Cond" w:hAnsi="Arial Nova Cond"/>
-              </w:rPr>
-            </w:pPr>
-          </w:p>
-          <w:p>
-            <w:pPr>
-              <w:overflowPunct/>
-              <w:autoSpaceDE/>
-              <w:autoSpaceDN/>
-              <w:adjustRightInd/>
-              <w:textAlignment w:val="auto"/>
-              <w:rPr>
-                <w:rFonts w:ascii="Arial Nova Cond" w:hAnsi="Arial Nova Cond"/>
-              </w:rPr>
-            </w:pPr>
-          </w:p>
-          <w:p>
-            <w:pPr>
-              <w:overflowPunct/>
-              <w:autoSpaceDE/>
-              <w:autoSpaceDN/>
-              <w:adjustRightInd/>
-              <w:textAlignment w:val="auto"/>
-              <w:rPr>
-                <w:rFonts w:ascii="Arial Nova Cond" w:hAnsi="Arial Nova Cond"/>
-              </w:rPr>
-            </w:pPr>
-          </w:p>
-          <w:p>
-            <w:pPr>
-              <w:overflowPunct/>
-              <w:autoSpaceDE/>
-              <w:autoSpaceDN/>
-              <w:adjustRightInd/>
-              <w:textAlignment w:val="auto"/>
-              <w:rPr>
-                <w:rFonts w:ascii="Arial Nova Cond" w:hAnsi="Arial Nova Cond"/>
-              </w:rPr>
-            </w:pPr>
-          </w:p>
-          <w:p>
-            <w:pPr>
-              <w:overflowPunct/>
-              <w:autoSpaceDE/>
-              <w:autoSpaceDN/>
-              <w:adjustRightInd/>
-              <w:textAlignment w:val="auto"/>
-              <w:rPr>
-                <w:rFonts w:ascii="Arial Nova Cond" w:hAnsi="Arial Nova Cond"/>
-              </w:rPr>
-            </w:pPr>
-          </w:p>
-          <w:p>
-            <w:pPr>
-              <w:overflowPunct/>
-              <w:autoSpaceDE/>
-              <w:autoSpaceDN/>
-              <w:adjustRightInd/>
-              <w:textAlignment w:val="auto"/>
-              <w:rPr>
-                <w:rFonts w:ascii="Arial Nova Cond" w:hAnsi="Arial Nova Cond"/>
-              </w:rPr>
-            </w:pPr>
-          </w:p>
-          <w:p>
-            <w:pPr>
-              <w:overflowPunct/>
-              <w:autoSpaceDE/>
-              <w:autoSpaceDN/>
-              <w:adjustRightInd/>
-              <w:textAlignment w:val="auto"/>
-              <w:rPr>
-                <w:rFonts w:ascii="Arial Nova Cond" w:hAnsi="Arial Nova Cond"/>
-              </w:rPr>
-            </w:pPr>
-          </w:p>
-          <w:p>
-            <w:pPr>
-              <w:overflowPunct/>
-              <w:autoSpaceDE/>
-              <w:autoSpaceDN/>
-              <w:adjustRightInd/>
-              <w:textAlignment w:val="auto"/>
-              <w:rPr>
-                <w:rFonts w:ascii="Arial Nova Cond" w:hAnsi="Arial Nova Cond"/>
-              </w:rPr>
-            </w:pPr>
-          </w:p>
-          <w:p>
-            <w:pPr>
-              <w:overflowPunct/>
-              <w:autoSpaceDE/>
-              <w:autoSpaceDN/>
-              <w:adjustRightInd/>
-              <w:textAlignment w:val="auto"/>
-              <w:rPr>
-                <w:rFonts w:ascii="Arial Nova Cond" w:hAnsi="Arial Nova Cond"/>
-              </w:rPr>
-            </w:pPr>
-          </w:p>
-          <w:p>
-            <w:pPr>
-              <w:overflowPunct/>
-              <w:autoSpaceDE/>
-              <w:autoSpaceDN/>
-              <w:adjustRightInd/>
-              <w:textAlignment w:val="auto"/>
-              <w:rPr>
-                <w:rFonts w:ascii="Arial Nova Cond" w:hAnsi="Arial Nova Cond"/>
-              </w:rPr>
-            </w:pPr>
-          </w:p>
-          <w:p>
-            <w:pPr>
-              <w:overflowPunct/>
-              <w:autoSpaceDE/>
-              <w:autoSpaceDN/>
-              <w:adjustRightInd/>
-              <w:textAlignment w:val="auto"/>
-              <w:rPr>
-                <w:rFonts w:ascii="Arial Nova Cond" w:hAnsi="Arial Nova Cond"/>
-              </w:rPr>
-            </w:pPr>
-          </w:p>
-          <w:p>
-            <w:pPr>
-              <w:overflowPunct/>
-              <w:autoSpaceDE/>
-              <w:autoSpaceDN/>
-              <w:adjustRightInd/>
-              <w:textAlignment w:val="auto"/>
-              <w:rPr>
-                <w:rFonts w:ascii="Arial Nova Cond" w:hAnsi="Arial Nova Cond"/>
-              </w:rPr>
-            </w:pPr>
-          </w:p>
-          <w:p>
-            <w:pPr>
-              <w:overflowPunct/>
-              <w:autoSpaceDE/>
-              <w:autoSpaceDN/>
-              <w:adjustRightInd/>
-              <w:textAlignment w:val="auto"/>
-              <w:rPr>
-                <w:rFonts w:ascii="Arial Nova Cond" w:hAnsi="Arial Nova Cond"/>
-              </w:rPr>
-            </w:pPr>
-          </w:p>
-          <w:p>
-            <w:pPr>
-              <w:overflowPunct/>
-              <w:autoSpaceDE/>
-              <w:autoSpaceDN/>
-              <w:adjustRightInd/>
-              <w:textAlignment w:val="auto"/>
-              <w:rPr>
-                <w:rFonts w:ascii="Arial Nova Cond" w:hAnsi="Arial Nova Cond"/>
-              </w:rPr>
-            </w:pPr>
-          </w:p>
-          <w:p>
-            <w:pPr>
-              <w:rPr>
-                <w:rFonts w:ascii="Arial Nova Cond" w:hAnsi="Arial Nova Cond"/>
-              </w:rPr>
-            </w:pPr>
-          </w:p>
-          <w:p>
-            <w:pPr>
-              <w:rPr>
-                <w:rFonts w:ascii="Arial Nova Cond" w:hAnsi="Arial Nova Cond"/>
-              </w:rPr>
-            </w:pPr>
-          </w:p>
-          <w:p>
-            <w:pPr>
-              <w:rPr>
-                <w:rFonts w:ascii="Arial Nova Cond" w:hAnsi="Arial Nova Cond"/>
-              </w:rPr>
-            </w:pPr>
-          </w:p>
-          <w:p>
-            <w:pPr>
-              <w:rPr>
-                <w:rFonts w:ascii="Arial Nova Cond" w:hAnsi="Arial Nova Cond"/>
-              </w:rPr>
-            </w:pPr>
-          </w:p>
-          <w:p>
-            <w:pPr>
-              <w:rPr>
-                <w:rFonts w:ascii="Arial Nova Cond" w:hAnsi="Arial Nova Cond"/>
-              </w:rPr>
-            </w:pPr>
-          </w:p>
-          <w:p>
-            <w:pPr>
-              <w:rPr>
-                <w:rFonts w:ascii="Arial Nova Cond" w:hAnsi="Arial Nova Cond"/>
-              </w:rPr>
-            </w:pPr>
-          </w:p>
-          <w:p>
-            <w:pPr>
-              <w:rPr>
-                <w:rFonts w:ascii="Arial Nova Cond" w:hAnsi="Arial Nova Cond"/>
-              </w:rPr>
-            </w:pPr>
-          </w:p>
-          <w:p>
-            <w:pPr>
-              <w:rPr>
-                <w:rFonts w:ascii="Arial Nova Cond" w:hAnsi="Arial Nova Cond"/>
-              </w:rPr>
-            </w:pPr>
-          </w:p>
-          <w:p>
-            <w:pPr>
-              <w:overflowPunct/>
-              <w:autoSpaceDE/>
-              <w:autoSpaceDN/>
-              <w:adjustRightInd/>
-              <w:textAlignment w:val="auto"/>
-              <w:rPr>
-                <w:rFonts w:ascii="Arial Nova Cond" w:hAnsi="Arial Nova Cond"/>
-              </w:rPr>
-            </w:pPr>
+            <w:r>
+              <w:t>Photographs for each test ( 1 to 5)</w:t>
+              <w:br/>
+              <w:br/>
+              <w:br/>
+              <w:br/>
+              <w:br/>
+              <w:br/>
+              <w:br/>
+              <w:br/>
+              <w:br/>
+              <w:br/>
+              <w:br/>
+              <w:br/>
+              <w:br/>
+              <w:br/>
+              <w:br/>
+              <w:br/>
+              <w:br/>
+              <w:br/>
+              <w:br/>
+              <w:br/>
+              <w:br/>
+              <w:br/>
+              <w:br/>
+              <w:br/>
+              <w:br/>
+              <w:br/>
+              <w:br/>
+              <w:br/>
+              <w:br/>
+              <w:br/>
+              <w:br/>
+              <w:br/>
+              <w:br/>
+              <w:br/>
+              <w:br/>
+              <w:br/>
+              <w:br/>
+              <w:br/>
+              <w:br/>
+              <w:br/>
+              <w:br/>
+              <w:br/>
+              <w:br/>
+              <w:br/>
+              <w:br/>
+              <w:br/>
+              <w:br/>
+              <w:br/>
+              <w:br/>
+              <w:br/>
+              <w:br/>
+              <w:br/>
+              <w:br/>
+              <w:br/>
+              <w:br/>
+              <w:br/>
+              <w:t>{%image_3p_l1tn}</w:t>
+              <w:br/>
+              <w:t>{%image_3p_l2tn}</w:t>
+              <w:br/>
+              <w:t>{%image_3p_l1tl2}</w:t>
+              <w:br/>
+              <w:t>{%image_3p_l1te}</w:t>
+              <w:br/>
+              <w:t>{%image_3p_nte}</w:t>
+            </w:r>
           </w:p>
         </w:tc>
       </w:tr>
@@ -30197,11 +26043,10 @@
             <w:tcW w:w="1965" w:type="dxa"/>
           </w:tcPr>
           <w:p>
-            <w:pPr>
-              <w:rPr>
-                <w:rFonts w:ascii="Arial Nova Cond" w:hAnsi="Arial Nova Cond"/>
-              </w:rPr>
-            </w:pPr>
+            <w:r>
+              <w:br/>
+              <w:t>{hospitalName} {hospitalPhone}</w:t>
+            </w:r>
           </w:p>
         </w:tc>
         <w:tc>
@@ -30259,11 +26104,10 @@
             <w:tcW w:w="1965" w:type="dxa"/>
           </w:tcPr>
           <w:p>
-            <w:pPr>
-              <w:rPr>
-                <w:rFonts w:ascii="Arial Nova Cond" w:hAnsi="Arial Nova Cond"/>
-              </w:rPr>
-            </w:pPr>
+            <w:r>
+              <w:br/>
+              <w:t>{clinicName} {clinicPhone}</w:t>
+            </w:r>
           </w:p>
         </w:tc>
         <w:tc>
@@ -30321,11 +26165,10 @@
             <w:tcW w:w="1965" w:type="dxa"/>
           </w:tcPr>
           <w:p>
-            <w:pPr>
-              <w:rPr>
-                <w:rFonts w:ascii="Arial Nova Cond" w:hAnsi="Arial Nova Cond"/>
-              </w:rPr>
-            </w:pPr>
+            <w:r>
+              <w:br/>
+              <w:t>{bombaName} {bombaPhone}</w:t>
+            </w:r>
           </w:p>
         </w:tc>
         <w:tc>
@@ -30383,11 +26226,10 @@
             <w:tcW w:w="1965" w:type="dxa"/>
           </w:tcPr>
           <w:p>
-            <w:pPr>
-              <w:rPr>
-                <w:rFonts w:ascii="Arial Nova Cond" w:hAnsi="Arial Nova Cond"/>
-              </w:rPr>
-            </w:pPr>
+            <w:r>
+              <w:br/>
+              <w:t>{policeName} {policePhone}</w:t>
+            </w:r>
           </w:p>
         </w:tc>
         <w:tc>
